--- a/Отчёт.docx
+++ b/Отчёт.docx
@@ -150,7 +150,7 @@
     </w:p>
     <w:p>
       <w:pPr>
-        <w:pStyle w:val="11"/>
+        <w:pStyle w:val="12"/>
         <w:tabs>
           <w:tab w:val="right" w:leader="dot" w:pos="9345"/>
         </w:tabs>
@@ -223,7 +223,7 @@
     </w:p>
     <w:p>
       <w:pPr>
-        <w:pStyle w:val="11"/>
+        <w:pStyle w:val="12"/>
         <w:tabs>
           <w:tab w:val="right" w:leader="dot" w:pos="9345"/>
         </w:tabs>
@@ -799,7 +799,7 @@
     </w:p>
     <w:p>
       <w:pPr>
-        <w:pStyle w:val="11"/>
+        <w:pStyle w:val="12"/>
         <w:tabs>
           <w:tab w:val="right" w:leader="dot" w:pos="9345"/>
         </w:tabs>
@@ -1311,7 +1311,7 @@
     </w:p>
     <w:p>
       <w:pPr>
-        <w:pStyle w:val="11"/>
+        <w:pStyle w:val="12"/>
         <w:tabs>
           <w:tab w:val="right" w:leader="dot" w:pos="9345"/>
         </w:tabs>
@@ -1375,7 +1375,7 @@
     </w:p>
     <w:p>
       <w:pPr>
-        <w:pStyle w:val="11"/>
+        <w:pStyle w:val="12"/>
         <w:tabs>
           <w:tab w:val="right" w:leader="dot" w:pos="9345"/>
         </w:tabs>
@@ -1450,10 +1450,46 @@
     <w:p>
       <w:pPr>
         <w:pStyle w:val="1"/>
+        <w:rPr>
+          <w:rFonts w:eastAsiaTheme="minorEastAsia"/>
+        </w:rPr>
       </w:pPr>
       <w:bookmarkStart w:id="0" w:name="_Toc231071459"/>
       <w:r>
+        <w:rPr>
+          <w:rFonts w:eastAsiaTheme="minorEastAsia"/>
+        </w:rPr>
         <w:lastRenderedPageBreak/>
+        <w:t>Исходный код:</w:t>
+      </w:r>
+    </w:p>
+    <w:p>
+      <w:pPr>
+        <w:pStyle w:val="1"/>
+        <w:rPr>
+          <w:rFonts w:eastAsiaTheme="minorEastAsia"/>
+        </w:rPr>
+      </w:pPr>
+      <w:r>
+        <w:rPr>
+          <w:rFonts w:eastAsiaTheme="minorEastAsia"/>
+        </w:rPr>
+        <w:t>https://github.com/RomanRudin/code_autocomplete</w:t>
+      </w:r>
+    </w:p>
+    <w:p>
+      <w:pPr>
+        <w:pStyle w:val="1"/>
+        <w:rPr>
+          <w:rFonts w:eastAsiaTheme="minorEastAsia"/>
+        </w:rPr>
+      </w:pPr>
+    </w:p>
+    <w:p>
+      <w:pPr>
+        <w:pStyle w:val="1"/>
+      </w:pPr>
+      <w:r>
         <w:t>ВВЕДЕНИЕ</w:t>
       </w:r>
       <w:bookmarkEnd w:id="0"/>
@@ -1465,8 +1501,25 @@
         <w:jc w:val="both"/>
       </w:pPr>
       <w:r>
-        <w:t xml:space="preserve">Системы автодополнения кода (или же автокомплит, </w:t>
-      </w:r>
+        <w:t xml:space="preserve">Системы </w:t>
+      </w:r>
+      <w:proofErr w:type="spellStart"/>
+      <w:r>
+        <w:t>автодополнения</w:t>
+      </w:r>
+      <w:proofErr w:type="spellEnd"/>
+      <w:r>
+        <w:t xml:space="preserve"> кода (или же </w:t>
+      </w:r>
+      <w:proofErr w:type="spellStart"/>
+      <w:r>
+        <w:t>автокомплит</w:t>
+      </w:r>
+      <w:proofErr w:type="spellEnd"/>
+      <w:r>
+        <w:t xml:space="preserve">, </w:t>
+      </w:r>
+      <w:proofErr w:type="gramStart"/>
       <w:r>
         <w:rPr>
           <w:lang w:val="en-US"/>
@@ -1474,7 +1527,27 @@
         <w:t>autocomplete</w:t>
       </w:r>
       <w:r>
-        <w:t>)  являются одним из первы. Задача их  состоит в том, чтобы по уже напечатанному фрагменту исходного кода (префиксу) предсказать его наиболее вероятное продолжение. В моей работе рассматриваются несколько формулировки этой задачи для языка программирования Python, и, соответсвенно, для её решения будут использованы несколько типов моделей:</w:t>
+        <w:t>)  являются</w:t>
+      </w:r>
+      <w:proofErr w:type="gramEnd"/>
+      <w:r>
+        <w:t xml:space="preserve"> одним из первы. Задача </w:t>
+      </w:r>
+      <w:proofErr w:type="gramStart"/>
+      <w:r>
+        <w:t>их  состоит</w:t>
+      </w:r>
+      <w:proofErr w:type="gramEnd"/>
+      <w:r>
+        <w:t xml:space="preserve"> в том, чтобы по уже напечатанному фрагменту исходного кода (префиксу) предсказать его наиболее вероятное продолжение. В моей работе рассматриваются несколько формулировки этой задачи для языка программирования Python, и, </w:t>
+      </w:r>
+      <w:proofErr w:type="spellStart"/>
+      <w:r>
+        <w:t>соответсвенно</w:t>
+      </w:r>
+      <w:proofErr w:type="spellEnd"/>
+      <w:r>
+        <w:t>, для её решения будут использованы несколько типов моделей:</w:t>
       </w:r>
     </w:p>
     <w:p>
@@ -1488,7 +1561,23 @@
         <w:jc w:val="both"/>
       </w:pPr>
       <w:r>
-        <w:t xml:space="preserve">предсказание следующего токена (next-token prediction, модели семейства </w:t>
+        <w:t>предсказание следующего токена (</w:t>
+      </w:r>
+      <w:proofErr w:type="spellStart"/>
+      <w:r>
+        <w:t>next-token</w:t>
+      </w:r>
+      <w:proofErr w:type="spellEnd"/>
+      <w:r>
+        <w:t xml:space="preserve"> </w:t>
+      </w:r>
+      <w:proofErr w:type="spellStart"/>
+      <w:r>
+        <w:t>prediction</w:t>
+      </w:r>
+      <w:proofErr w:type="spellEnd"/>
+      <w:r>
+        <w:t xml:space="preserve">, модели семейства </w:t>
       </w:r>
       <w:r>
         <w:rPr>
@@ -1511,7 +1600,23 @@
         <w:jc w:val="both"/>
       </w:pPr>
       <w:r>
-        <w:t xml:space="preserve">завершение строки (line completion, модели семейства </w:t>
+        <w:t>завершение строки (</w:t>
+      </w:r>
+      <w:proofErr w:type="spellStart"/>
+      <w:r>
+        <w:t>line</w:t>
+      </w:r>
+      <w:proofErr w:type="spellEnd"/>
+      <w:r>
+        <w:t xml:space="preserve"> </w:t>
+      </w:r>
+      <w:proofErr w:type="spellStart"/>
+      <w:r>
+        <w:t>completion</w:t>
+      </w:r>
+      <w:proofErr w:type="spellEnd"/>
+      <w:r>
+        <w:t xml:space="preserve">, модели семейства </w:t>
       </w:r>
       <w:r>
         <w:rPr>
@@ -1551,8 +1656,13 @@
         </w:rPr>
         <w:t>completion</w:t>
       </w:r>
-      <w:r>
-        <w:t xml:space="preserve">, , модели семейства </w:t>
+      <w:proofErr w:type="gramStart"/>
+      <w:r>
+        <w:t>, ,</w:t>
+      </w:r>
+      <w:proofErr w:type="gramEnd"/>
+      <w:r>
+        <w:t xml:space="preserve"> модели семейства </w:t>
       </w:r>
       <w:r>
         <w:rPr>
@@ -1589,7 +1699,39 @@
         <w:t xml:space="preserve"> </w:t>
       </w:r>
       <w:r>
-        <w:t>работы является построение и сравнение нескольких моделей автодополнения базовых конструкций (и не только) Python - от обучаемой «с нуля» базовой модели-трансформера до дообученных предобученных моделей семейств CodeGen и CodeT5.</w:t>
+        <w:t xml:space="preserve">работы является построение и сравнение нескольких моделей </w:t>
+      </w:r>
+      <w:proofErr w:type="spellStart"/>
+      <w:r>
+        <w:t>автодополнения</w:t>
+      </w:r>
+      <w:proofErr w:type="spellEnd"/>
+      <w:r>
+        <w:t xml:space="preserve"> базовых конструкций (и не только) Python - от обучаемой «с нуля» базовой модели-трансформера до </w:t>
+      </w:r>
+      <w:proofErr w:type="spellStart"/>
+      <w:r>
+        <w:t>дообученных</w:t>
+      </w:r>
+      <w:proofErr w:type="spellEnd"/>
+      <w:r>
+        <w:t xml:space="preserve"> </w:t>
+      </w:r>
+      <w:proofErr w:type="spellStart"/>
+      <w:r>
+        <w:t>предобученных</w:t>
+      </w:r>
+      <w:proofErr w:type="spellEnd"/>
+      <w:r>
+        <w:t xml:space="preserve"> моделей семейств </w:t>
+      </w:r>
+      <w:proofErr w:type="spellStart"/>
+      <w:r>
+        <w:t>CodeGen</w:t>
+      </w:r>
+      <w:proofErr w:type="spellEnd"/>
+      <w:r>
+        <w:t xml:space="preserve"> и CodeT5.</w:t>
       </w:r>
     </w:p>
     <w:p>
@@ -1627,7 +1769,24 @@
         <w:jc w:val="both"/>
       </w:pPr>
       <w:r>
-        <w:t>Качество модели критически зависит от корректности токенизатора: дефект токенизатора (в моём случае это была избыточная генерация токена &lt;UNK&gt;) приводит к искусственно завышенным или заниженным метрикам одновременно со снижением «реальной точности» модели.</w:t>
+        <w:lastRenderedPageBreak/>
+        <w:t xml:space="preserve">Качество модели критически зависит от корректности </w:t>
+      </w:r>
+      <w:proofErr w:type="spellStart"/>
+      <w:r>
+        <w:t>токенизатора</w:t>
+      </w:r>
+      <w:proofErr w:type="spellEnd"/>
+      <w:r>
+        <w:t xml:space="preserve">: дефект </w:t>
+      </w:r>
+      <w:proofErr w:type="spellStart"/>
+      <w:r>
+        <w:t>токенизатора</w:t>
+      </w:r>
+      <w:proofErr w:type="spellEnd"/>
+      <w:r>
+        <w:t xml:space="preserve"> (в моём случае это была избыточная генерация токена &lt;UNK&gt;) приводит к искусственно завышенным или заниженным метрикам одновременно со снижением «реальной точности» модели.</w:t>
       </w:r>
     </w:p>
     <w:p>
@@ -1641,8 +1800,39 @@
         <w:jc w:val="both"/>
       </w:pPr>
       <w:r>
-        <w:lastRenderedPageBreak/>
-        <w:t>Для задачи завершения строки предобученные модели (CodeT5) превосходят обучаемые «с нуля» по способности писать синтаксически корректный и логичный код, однако метрики точного совпадения (exact match, BLEU) не дают почти никакой информации, так как у задачи автодополнения, как и у всех задач генерации, существует огромное множество допустимых ответов.</w:t>
+        <w:t xml:space="preserve">Для задачи завершения строки </w:t>
+      </w:r>
+      <w:proofErr w:type="spellStart"/>
+      <w:r>
+        <w:t>предобученные</w:t>
+      </w:r>
+      <w:proofErr w:type="spellEnd"/>
+      <w:r>
+        <w:t xml:space="preserve"> модели (CodeT5) превосходят обучаемые «с нуля» по способности писать синтаксически корректный и логичный код, однако метрики точного совпадения (</w:t>
+      </w:r>
+      <w:proofErr w:type="spellStart"/>
+      <w:r>
+        <w:t>exact</w:t>
+      </w:r>
+      <w:proofErr w:type="spellEnd"/>
+      <w:r>
+        <w:t xml:space="preserve"> </w:t>
+      </w:r>
+      <w:proofErr w:type="spellStart"/>
+      <w:r>
+        <w:t>match</w:t>
+      </w:r>
+      <w:proofErr w:type="spellEnd"/>
+      <w:r>
+        <w:t xml:space="preserve">, BLEU) не дают почти никакой информации, так как у задачи </w:t>
+      </w:r>
+      <w:proofErr w:type="spellStart"/>
+      <w:r>
+        <w:t>автодополнения</w:t>
+      </w:r>
+      <w:proofErr w:type="spellEnd"/>
+      <w:r>
+        <w:t>, как и у всех задач генерации, существует огромное множество допустимых ответов.</w:t>
       </w:r>
     </w:p>
     <w:p>
@@ -1652,7 +1842,39 @@
         <w:jc w:val="both"/>
       </w:pPr>
       <w:r>
-        <w:t>Ход решения включает в себя: сбор данных через GitHub API, очистку и нормализацию, токенизацию, построение базовой модели, дообучение предобученной модели, оценка и сравнение моделей по метрикам и ручная проверка.</w:t>
+        <w:t xml:space="preserve">Ход решения включает в себя: сбор данных через </w:t>
+      </w:r>
+      <w:proofErr w:type="spellStart"/>
+      <w:r>
+        <w:t>GitHub</w:t>
+      </w:r>
+      <w:proofErr w:type="spellEnd"/>
+      <w:r>
+        <w:t xml:space="preserve"> API, очистку и нормализацию, </w:t>
+      </w:r>
+      <w:proofErr w:type="spellStart"/>
+      <w:r>
+        <w:t>токенизацию</w:t>
+      </w:r>
+      <w:proofErr w:type="spellEnd"/>
+      <w:r>
+        <w:t xml:space="preserve">, построение базовой модели, </w:t>
+      </w:r>
+      <w:proofErr w:type="spellStart"/>
+      <w:r>
+        <w:t>дообучение</w:t>
+      </w:r>
+      <w:proofErr w:type="spellEnd"/>
+      <w:r>
+        <w:t xml:space="preserve"> </w:t>
+      </w:r>
+      <w:proofErr w:type="spellStart"/>
+      <w:r>
+        <w:t>предобученной</w:t>
+      </w:r>
+      <w:proofErr w:type="spellEnd"/>
+      <w:r>
+        <w:t xml:space="preserve"> модели, оценка и сравнение моделей по метрикам и ручная проверка.</w:t>
       </w:r>
     </w:p>
     <w:p>
@@ -1677,8 +1899,13 @@
       </w:pPr>
       <w:bookmarkStart w:id="2" w:name="_Toc231056628"/>
       <w:bookmarkStart w:id="3" w:name="_Toc231071461"/>
-      <w:r>
-        <w:t>Авторегрессионное языковое моделирование</w:t>
+      <w:proofErr w:type="spellStart"/>
+      <w:r>
+        <w:t>Авторегрессионное</w:t>
+      </w:r>
+      <w:proofErr w:type="spellEnd"/>
+      <w:r>
+        <w:t xml:space="preserve"> языковое моделирование</w:t>
       </w:r>
       <w:bookmarkEnd w:id="2"/>
       <w:bookmarkEnd w:id="3"/>
@@ -1702,7 +1929,23 @@
         <w:t>-</w:t>
       </w:r>
       <w:r>
-        <w:t xml:space="preserve"> в основе обеих лежит одна и та же идея авторегрессионного языкового моделирования. Модель рассматривает код как последовательность токенов x = (x₁, …, x_T) и оценивает вероятность всей последовательности, перемножая вероятности каждого токена при условии всех предыдущих:</w:t>
+        <w:t xml:space="preserve"> в основе обеих лежит одна и та же идея </w:t>
+      </w:r>
+      <w:proofErr w:type="spellStart"/>
+      <w:r>
+        <w:t>авторегрессионного</w:t>
+      </w:r>
+      <w:proofErr w:type="spellEnd"/>
+      <w:r>
+        <w:t xml:space="preserve"> языкового моделирования. Модель рассматривает код как последовательность токенов x = (x₁, …, </w:t>
+      </w:r>
+      <w:proofErr w:type="spellStart"/>
+      <w:r>
+        <w:t>x_T</w:t>
+      </w:r>
+      <w:proofErr w:type="spellEnd"/>
+      <w:r>
+        <w:t>) и оценивает вероятность всей последовательности, перемножая вероятности каждого токена при условии всех предыдущих:</w:t>
       </w:r>
     </w:p>
     <w:p>
@@ -1715,7 +1958,39 @@
           <w:i/>
           <w:iCs/>
         </w:rPr>
-        <w:t>P(x) = ∏_{t=1}^{T} P(x_t | x₁, …, x_{t−1}; θ),</w:t>
+        <w:t>P(x) = ∏_{t=</w:t>
+      </w:r>
+      <w:proofErr w:type="gramStart"/>
+      <w:r>
+        <w:rPr>
+          <w:i/>
+          <w:iCs/>
+        </w:rPr>
+        <w:t>1}^</w:t>
+      </w:r>
+      <w:proofErr w:type="gramEnd"/>
+      <w:r>
+        <w:rPr>
+          <w:i/>
+          <w:iCs/>
+        </w:rPr>
+        <w:t>{T} P(</w:t>
+      </w:r>
+      <w:proofErr w:type="spellStart"/>
+      <w:r>
+        <w:rPr>
+          <w:i/>
+          <w:iCs/>
+        </w:rPr>
+        <w:t>x_t</w:t>
+      </w:r>
+      <w:proofErr w:type="spellEnd"/>
+      <w:r>
+        <w:rPr>
+          <w:i/>
+          <w:iCs/>
+        </w:rPr>
+        <w:t xml:space="preserve"> | x₁, …, x_{t−1}; θ),</w:t>
       </w:r>
     </w:p>
     <w:p>
@@ -1731,7 +2006,15 @@
         <w:t>-</w:t>
       </w:r>
       <w:r>
-        <w:t xml:space="preserve"> параметры модели. По заданному контексту (префиксу) x₁, …, x_{t−1} модель предсказывает распределение для следующего токена x_t.</w:t>
+        <w:t xml:space="preserve"> параметры модели. По заданному контексту (префиксу) x₁, …, x_{t−1} модель предсказывает распределение для следующего токена </w:t>
+      </w:r>
+      <w:proofErr w:type="spellStart"/>
+      <w:r>
+        <w:t>x_t</w:t>
+      </w:r>
+      <w:proofErr w:type="spellEnd"/>
+      <w:r>
+        <w:t>.</w:t>
       </w:r>
     </w:p>
     <w:p>
@@ -1741,10 +2024,15 @@
       <w:bookmarkStart w:id="4" w:name="_Toc231056629"/>
       <w:bookmarkStart w:id="5" w:name="_Toc231071462"/>
       <w:r>
-        <w:t>Механизм внимания и самовнимание</w:t>
+        <w:t xml:space="preserve">Механизм внимания и </w:t>
+      </w:r>
+      <w:proofErr w:type="spellStart"/>
+      <w:r>
+        <w:t>самовнимание</w:t>
       </w:r>
       <w:bookmarkEnd w:id="4"/>
       <w:bookmarkEnd w:id="5"/>
+      <w:proofErr w:type="spellEnd"/>
     </w:p>
     <w:p>
       <w:pPr>
@@ -1759,7 +2047,15 @@
         <w:t>-</w:t>
       </w:r>
       <w:r>
-        <w:t xml:space="preserve"> внимание (attention). Его удобно описать через три матрицы: запросов Q, ключей K и значений V, </w:t>
+        <w:t xml:space="preserve"> внимание (</w:t>
+      </w:r>
+      <w:proofErr w:type="spellStart"/>
+      <w:r>
+        <w:t>attention</w:t>
+      </w:r>
+      <w:proofErr w:type="spellEnd"/>
+      <w:r>
+        <w:t xml:space="preserve">). Его удобно описать через три матрицы: запросов Q, ключей K и значений V, </w:t>
       </w:r>
       <w:r>
         <w:t>-</w:t>
@@ -1776,13 +2072,41 @@
           <w:lang w:val="en-US"/>
         </w:rPr>
       </w:pPr>
-      <w:r>
-        <w:rPr>
-          <w:i/>
-          <w:iCs/>
-          <w:lang w:val="en-US"/>
-        </w:rPr>
-        <w:t>Attention(Q, K, V) = Softmax( Q K</w:t>
+      <w:proofErr w:type="gramStart"/>
+      <w:r>
+        <w:rPr>
+          <w:i/>
+          <w:iCs/>
+          <w:lang w:val="en-US"/>
+        </w:rPr>
+        <w:t>Attention(</w:t>
+      </w:r>
+      <w:proofErr w:type="gramEnd"/>
+      <w:r>
+        <w:rPr>
+          <w:i/>
+          <w:iCs/>
+          <w:lang w:val="en-US"/>
+        </w:rPr>
+        <w:t xml:space="preserve">Q, K, V) = </w:t>
+      </w:r>
+      <w:proofErr w:type="spellStart"/>
+      <w:r>
+        <w:rPr>
+          <w:i/>
+          <w:iCs/>
+          <w:lang w:val="en-US"/>
+        </w:rPr>
+        <w:t>Softmax</w:t>
+      </w:r>
+      <w:proofErr w:type="spellEnd"/>
+      <w:r>
+        <w:rPr>
+          <w:i/>
+          <w:iCs/>
+          <w:lang w:val="en-US"/>
+        </w:rPr>
+        <w:t>( Q K</w:t>
       </w:r>
       <w:r>
         <w:rPr>
@@ -1813,13 +2137,34 @@
         <w:t>-</w:t>
       </w:r>
       <w:r>
-        <w:t xml:space="preserve"> размерность ключа, а деление на √d не позволяет скалярным произведениям расти слишком большими перед применением softmax. Смысл формулы прост: произведение QKᵀ показывает, насколько каждый запрос похож на каждый ключ, softmax превращает эти оценки сходства в набор весов, а итог </w:t>
-      </w:r>
+        <w:t xml:space="preserve"> размерность ключа, а деление на √d не позволяет скалярным произведениям расти слишком большими перед применением </w:t>
+      </w:r>
+      <w:proofErr w:type="spellStart"/>
+      <w:r>
+        <w:t>softmax</w:t>
+      </w:r>
+      <w:proofErr w:type="spellEnd"/>
+      <w:r>
+        <w:t xml:space="preserve">. Смысл формулы прост: произведение QKᵀ показывает, насколько каждый запрос похож на каждый ключ, </w:t>
+      </w:r>
+      <w:proofErr w:type="spellStart"/>
+      <w:r>
+        <w:t>softmax</w:t>
+      </w:r>
+      <w:proofErr w:type="spellEnd"/>
+      <w:r>
+        <w:t xml:space="preserve"> превращает эти оценки сходства в набор весов, а итог </w:t>
+      </w:r>
+      <w:proofErr w:type="gramStart"/>
       <w:r>
         <w:t>-</w:t>
       </w:r>
       <w:r>
-        <w:t xml:space="preserve"> это взвешенная сумма значений V, где больший вес получают наиболее релевантные элементы.</w:t>
+        <w:t xml:space="preserve"> это</w:t>
+      </w:r>
+      <w:proofErr w:type="gramEnd"/>
+      <w:r>
+        <w:t xml:space="preserve"> взвешенная сумма значений V, где больший вес получают наиболее релевантные элементы.</w:t>
       </w:r>
     </w:p>
     <w:p>
@@ -1829,13 +2174,37 @@
         <w:jc w:val="both"/>
       </w:pPr>
       <w:r>
-        <w:t xml:space="preserve">В зависимости от того, откуда берутся Q, K и V, различают два режима. В самовнимании (self-attention) все три матрицы получаются из одной и той же последовательности X </w:t>
+        <w:t xml:space="preserve">В зависимости от того, откуда берутся Q, K и V, различают два режима. В </w:t>
+      </w:r>
+      <w:proofErr w:type="spellStart"/>
+      <w:r>
+        <w:t>самовнимании</w:t>
+      </w:r>
+      <w:proofErr w:type="spellEnd"/>
+      <w:r>
+        <w:t xml:space="preserve"> (</w:t>
+      </w:r>
+      <w:proofErr w:type="spellStart"/>
+      <w:r>
+        <w:t>self-attention</w:t>
+      </w:r>
+      <w:proofErr w:type="spellEnd"/>
+      <w:r>
+        <w:t xml:space="preserve">) все три матрицы получаются из одной и той же последовательности X </w:t>
       </w:r>
       <w:r>
         <w:t>-</w:t>
       </w:r>
       <w:r>
-        <w:t xml:space="preserve"> её линейно проецируют в три разных пространства. В кросс-внимании (cross-attention) запросы приходят из одной последовательности, а ключи и значения </w:t>
+        <w:t xml:space="preserve"> её линейно проецируют в три разных пространства. В кросс-внимании (</w:t>
+      </w:r>
+      <w:proofErr w:type="spellStart"/>
+      <w:r>
+        <w:t>cross-attention</w:t>
+      </w:r>
+      <w:proofErr w:type="spellEnd"/>
+      <w:r>
+        <w:t xml:space="preserve">) запросы приходят из одной последовательности, а ключи и значения </w:t>
       </w:r>
       <w:r>
         <w:t>-</w:t>
@@ -1852,6 +2221,7 @@
           <w:lang w:val="en-US"/>
         </w:rPr>
       </w:pPr>
+      <w:proofErr w:type="spellStart"/>
       <w:r>
         <w:rPr>
           <w:i/>
@@ -1859,7 +2229,88 @@
           <w:lang w:val="en-US"/>
         </w:rPr>
         <w:lastRenderedPageBreak/>
-        <w:t>SelfAttention(X) = Attention(X W_q, X W_k, X W_v),</w:t>
+        <w:t>SelfAttention</w:t>
+      </w:r>
+      <w:proofErr w:type="spellEnd"/>
+      <w:r>
+        <w:rPr>
+          <w:i/>
+          <w:iCs/>
+          <w:lang w:val="en-US"/>
+        </w:rPr>
+        <w:t xml:space="preserve">(X) = </w:t>
+      </w:r>
+      <w:proofErr w:type="gramStart"/>
+      <w:r>
+        <w:rPr>
+          <w:i/>
+          <w:iCs/>
+          <w:lang w:val="en-US"/>
+        </w:rPr>
+        <w:t>Attention(</w:t>
+      </w:r>
+      <w:proofErr w:type="gramEnd"/>
+      <w:r>
+        <w:rPr>
+          <w:i/>
+          <w:iCs/>
+          <w:lang w:val="en-US"/>
+        </w:rPr>
+        <w:t xml:space="preserve">X </w:t>
+      </w:r>
+      <w:proofErr w:type="spellStart"/>
+      <w:r>
+        <w:rPr>
+          <w:i/>
+          <w:iCs/>
+          <w:lang w:val="en-US"/>
+        </w:rPr>
+        <w:t>W_q</w:t>
+      </w:r>
+      <w:proofErr w:type="spellEnd"/>
+      <w:r>
+        <w:rPr>
+          <w:i/>
+          <w:iCs/>
+          <w:lang w:val="en-US"/>
+        </w:rPr>
+        <w:t xml:space="preserve">, X </w:t>
+      </w:r>
+      <w:proofErr w:type="spellStart"/>
+      <w:r>
+        <w:rPr>
+          <w:i/>
+          <w:iCs/>
+          <w:lang w:val="en-US"/>
+        </w:rPr>
+        <w:t>W_k</w:t>
+      </w:r>
+      <w:proofErr w:type="spellEnd"/>
+      <w:r>
+        <w:rPr>
+          <w:i/>
+          <w:iCs/>
+          <w:lang w:val="en-US"/>
+        </w:rPr>
+        <w:t xml:space="preserve">, X </w:t>
+      </w:r>
+      <w:proofErr w:type="spellStart"/>
+      <w:r>
+        <w:rPr>
+          <w:i/>
+          <w:iCs/>
+          <w:lang w:val="en-US"/>
+        </w:rPr>
+        <w:t>W_v</w:t>
+      </w:r>
+      <w:proofErr w:type="spellEnd"/>
+      <w:r>
+        <w:rPr>
+          <w:i/>
+          <w:iCs/>
+          <w:lang w:val="en-US"/>
+        </w:rPr>
+        <w:t>),</w:t>
       </w:r>
     </w:p>
     <w:p>
@@ -1870,13 +2321,87 @@
           <w:lang w:val="en-US"/>
         </w:rPr>
       </w:pPr>
-      <w:r>
-        <w:rPr>
-          <w:i/>
-          <w:iCs/>
-          <w:lang w:val="en-US"/>
-        </w:rPr>
-        <w:t>CrossAttention(X, Y) = Attention(X W_q, Y W_k, Y W_v),</w:t>
+      <w:proofErr w:type="spellStart"/>
+      <w:proofErr w:type="gramStart"/>
+      <w:r>
+        <w:rPr>
+          <w:i/>
+          <w:iCs/>
+          <w:lang w:val="en-US"/>
+        </w:rPr>
+        <w:t>CrossAttention</w:t>
+      </w:r>
+      <w:proofErr w:type="spellEnd"/>
+      <w:r>
+        <w:rPr>
+          <w:i/>
+          <w:iCs/>
+          <w:lang w:val="en-US"/>
+        </w:rPr>
+        <w:t>(</w:t>
+      </w:r>
+      <w:proofErr w:type="gramEnd"/>
+      <w:r>
+        <w:rPr>
+          <w:i/>
+          <w:iCs/>
+          <w:lang w:val="en-US"/>
+        </w:rPr>
+        <w:t xml:space="preserve">X, Y) = Attention(X </w:t>
+      </w:r>
+      <w:proofErr w:type="spellStart"/>
+      <w:r>
+        <w:rPr>
+          <w:i/>
+          <w:iCs/>
+          <w:lang w:val="en-US"/>
+        </w:rPr>
+        <w:t>W_q</w:t>
+      </w:r>
+      <w:proofErr w:type="spellEnd"/>
+      <w:r>
+        <w:rPr>
+          <w:i/>
+          <w:iCs/>
+          <w:lang w:val="en-US"/>
+        </w:rPr>
+        <w:t xml:space="preserve">, Y </w:t>
+      </w:r>
+      <w:proofErr w:type="spellStart"/>
+      <w:r>
+        <w:rPr>
+          <w:i/>
+          <w:iCs/>
+          <w:lang w:val="en-US"/>
+        </w:rPr>
+        <w:t>W_k</w:t>
+      </w:r>
+      <w:proofErr w:type="spellEnd"/>
+      <w:r>
+        <w:rPr>
+          <w:i/>
+          <w:iCs/>
+          <w:lang w:val="en-US"/>
+        </w:rPr>
+        <w:t xml:space="preserve">, Y </w:t>
+      </w:r>
+      <w:proofErr w:type="spellStart"/>
+      <w:r>
+        <w:rPr>
+          <w:i/>
+          <w:iCs/>
+          <w:lang w:val="en-US"/>
+        </w:rPr>
+        <w:t>W_v</w:t>
+      </w:r>
+      <w:proofErr w:type="spellEnd"/>
+      <w:r>
+        <w:rPr>
+          <w:i/>
+          <w:iCs/>
+          <w:lang w:val="en-US"/>
+        </w:rPr>
+        <w:t>),</w:t>
       </w:r>
     </w:p>
     <w:p>
@@ -1892,7 +2417,63 @@
         <w:rPr>
           <w:lang w:val="en-US"/>
         </w:rPr>
-        <w:t xml:space="preserve"> W_q, W_k, W_v ∈ ℝ^{d×d} - </w:t>
+        <w:t xml:space="preserve"> </w:t>
+      </w:r>
+      <w:proofErr w:type="spellStart"/>
+      <w:r>
+        <w:rPr>
+          <w:lang w:val="en-US"/>
+        </w:rPr>
+        <w:t>W_q</w:t>
+      </w:r>
+      <w:proofErr w:type="spellEnd"/>
+      <w:r>
+        <w:rPr>
+          <w:lang w:val="en-US"/>
+        </w:rPr>
+        <w:t xml:space="preserve">, </w:t>
+      </w:r>
+      <w:proofErr w:type="spellStart"/>
+      <w:r>
+        <w:rPr>
+          <w:lang w:val="en-US"/>
+        </w:rPr>
+        <w:t>W_k</w:t>
+      </w:r>
+      <w:proofErr w:type="spellEnd"/>
+      <w:r>
+        <w:rPr>
+          <w:lang w:val="en-US"/>
+        </w:rPr>
+        <w:t xml:space="preserve">, </w:t>
+      </w:r>
+      <w:proofErr w:type="spellStart"/>
+      <w:r>
+        <w:rPr>
+          <w:lang w:val="en-US"/>
+        </w:rPr>
+        <w:t>W_v</w:t>
+      </w:r>
+      <w:proofErr w:type="spellEnd"/>
+      <w:r>
+        <w:rPr>
+          <w:lang w:val="en-US"/>
+        </w:rPr>
+        <w:t xml:space="preserve"> ∈ ℝ^{</w:t>
+      </w:r>
+      <w:proofErr w:type="spellStart"/>
+      <w:r>
+        <w:rPr>
+          <w:lang w:val="en-US"/>
+        </w:rPr>
+        <w:t>d×d</w:t>
+      </w:r>
+      <w:proofErr w:type="spellEnd"/>
+      <w:r>
+        <w:rPr>
+          <w:lang w:val="en-US"/>
+        </w:rPr>
+        <w:t xml:space="preserve">} - </w:t>
       </w:r>
       <w:r>
         <w:t>обучаемые</w:t>
@@ -1935,13 +2516,29 @@
         <w:jc w:val="both"/>
       </w:pPr>
       <w:r>
-        <w:t xml:space="preserve">Здесь возникает тонкость. Декодер обучается предсказывать токен на шаге t, имея в распоряжении только первые t токенов. Если оставить обычное самовнимание, модель сможет «подсмотреть» правильный ответ, ведь в вычислениях окажется информация и о самом предсказываемом токене </w:t>
+        <w:t xml:space="preserve">Здесь возникает тонкость. Декодер обучается предсказывать токен на шаге t, имея в распоряжении только первые t токенов. Если оставить обычное </w:t>
+      </w:r>
+      <w:proofErr w:type="spellStart"/>
+      <w:r>
+        <w:t>самовнимание</w:t>
+      </w:r>
+      <w:proofErr w:type="spellEnd"/>
+      <w:r>
+        <w:t xml:space="preserve">, модель сможет «подсмотреть» правильный ответ, ведь в вычислениях окажется информация и о самом предсказываемом токене </w:t>
       </w:r>
       <w:r>
         <w:t>-</w:t>
       </w:r>
       <w:r>
-        <w:t xml:space="preserve"> происходит так называемая утечка меток. Чтобы это исключить, применяют маскированное внимание: перед softmax к матрице QKᵀ/√d добавляют верхнюю треугольную маску из значений −∞, фактически закрывая модели обзор в будущее:</w:t>
+        <w:t xml:space="preserve"> происходит так называемая утечка меток. Чтобы это исключить, применяют маскированное внимание: перед </w:t>
+      </w:r>
+      <w:proofErr w:type="spellStart"/>
+      <w:r>
+        <w:t>softmax</w:t>
+      </w:r>
+      <w:proofErr w:type="spellEnd"/>
+      <w:r>
+        <w:t xml:space="preserve"> к матрице QKᵀ/√d добавляют верхнюю треугольную маску из значений −∞, фактически закрывая модели обзор в будущее:</w:t>
       </w:r>
     </w:p>
     <w:p>
@@ -1952,13 +2549,69 @@
           <w:lang w:val="en-US"/>
         </w:rPr>
       </w:pPr>
-      <w:r>
-        <w:rPr>
-          <w:i/>
-          <w:iCs/>
-          <w:lang w:val="en-US"/>
-        </w:rPr>
-        <w:t>MaskedAttention(Q, K, V) = Softmax( triu(Q K</w:t>
+      <w:proofErr w:type="spellStart"/>
+      <w:proofErr w:type="gramStart"/>
+      <w:r>
+        <w:rPr>
+          <w:i/>
+          <w:iCs/>
+          <w:lang w:val="en-US"/>
+        </w:rPr>
+        <w:t>MaskedAttention</w:t>
+      </w:r>
+      <w:proofErr w:type="spellEnd"/>
+      <w:r>
+        <w:rPr>
+          <w:i/>
+          <w:iCs/>
+          <w:lang w:val="en-US"/>
+        </w:rPr>
+        <w:t>(</w:t>
+      </w:r>
+      <w:proofErr w:type="gramEnd"/>
+      <w:r>
+        <w:rPr>
+          <w:i/>
+          <w:iCs/>
+          <w:lang w:val="en-US"/>
+        </w:rPr>
+        <w:t xml:space="preserve">Q, K, V) = </w:t>
+      </w:r>
+      <w:proofErr w:type="spellStart"/>
+      <w:r>
+        <w:rPr>
+          <w:i/>
+          <w:iCs/>
+          <w:lang w:val="en-US"/>
+        </w:rPr>
+        <w:t>Softmax</w:t>
+      </w:r>
+      <w:proofErr w:type="spellEnd"/>
+      <w:r>
+        <w:rPr>
+          <w:i/>
+          <w:iCs/>
+          <w:lang w:val="en-US"/>
+        </w:rPr>
+        <w:t xml:space="preserve">( </w:t>
+      </w:r>
+      <w:proofErr w:type="spellStart"/>
+      <w:r>
+        <w:rPr>
+          <w:i/>
+          <w:iCs/>
+          <w:lang w:val="en-US"/>
+        </w:rPr>
+        <w:t>triu</w:t>
+      </w:r>
+      <w:proofErr w:type="spellEnd"/>
+      <w:r>
+        <w:rPr>
+          <w:i/>
+          <w:iCs/>
+          <w:lang w:val="en-US"/>
+        </w:rPr>
+        <w:t>(Q K</w:t>
       </w:r>
       <w:r>
         <w:rPr>
@@ -1983,7 +2636,31 @@
         <w:jc w:val="both"/>
       </w:pPr>
       <w:r>
-        <w:t>На практике одного внимания оказывается мало, поэтому используют многоголовое внимание (multi-head attention): h независимых «голов» работают параллельно, каждая в своём подпространстве размерности d/h. Их результаты затем склеиваются и пропускаются через общую матрицу W_o:</w:t>
+        <w:t>На практике одного внимания оказывается мало, поэтому используют многоголовое внимание (</w:t>
+      </w:r>
+      <w:proofErr w:type="spellStart"/>
+      <w:r>
+        <w:t>multi-head</w:t>
+      </w:r>
+      <w:proofErr w:type="spellEnd"/>
+      <w:r>
+        <w:t xml:space="preserve"> </w:t>
+      </w:r>
+      <w:proofErr w:type="spellStart"/>
+      <w:r>
+        <w:t>attention</w:t>
+      </w:r>
+      <w:proofErr w:type="spellEnd"/>
+      <w:r>
+        <w:t xml:space="preserve">): h независимых «голов» работают параллельно, каждая в своём подпространстве размерности d/h. Их результаты затем склеиваются и пропускаются через общую матрицу </w:t>
+      </w:r>
+      <w:proofErr w:type="spellStart"/>
+      <w:r>
+        <w:t>W_o</w:t>
+      </w:r>
+      <w:proofErr w:type="spellEnd"/>
+      <w:r>
+        <w:t>:</w:t>
       </w:r>
     </w:p>
     <w:p>
@@ -2011,13 +2688,87 @@
           <w:lang w:val="en-US"/>
         </w:rPr>
       </w:pPr>
-      <w:r>
-        <w:rPr>
-          <w:i/>
-          <w:iCs/>
-          <w:lang w:val="en-US"/>
-        </w:rPr>
-        <w:t>MultiHead(Q, K, V) = Concat(head₁, …, head_h) W_o.</w:t>
+      <w:proofErr w:type="spellStart"/>
+      <w:proofErr w:type="gramStart"/>
+      <w:r>
+        <w:rPr>
+          <w:i/>
+          <w:iCs/>
+          <w:lang w:val="en-US"/>
+        </w:rPr>
+        <w:t>MultiHead</w:t>
+      </w:r>
+      <w:proofErr w:type="spellEnd"/>
+      <w:r>
+        <w:rPr>
+          <w:i/>
+          <w:iCs/>
+          <w:lang w:val="en-US"/>
+        </w:rPr>
+        <w:t>(</w:t>
+      </w:r>
+      <w:proofErr w:type="gramEnd"/>
+      <w:r>
+        <w:rPr>
+          <w:i/>
+          <w:iCs/>
+          <w:lang w:val="en-US"/>
+        </w:rPr>
+        <w:t xml:space="preserve">Q, K, V) = </w:t>
+      </w:r>
+      <w:proofErr w:type="spellStart"/>
+      <w:r>
+        <w:rPr>
+          <w:i/>
+          <w:iCs/>
+          <w:lang w:val="en-US"/>
+        </w:rPr>
+        <w:t>Concat</w:t>
+      </w:r>
+      <w:proofErr w:type="spellEnd"/>
+      <w:r>
+        <w:rPr>
+          <w:i/>
+          <w:iCs/>
+          <w:lang w:val="en-US"/>
+        </w:rPr>
+        <w:t xml:space="preserve">(head₁, …, </w:t>
+      </w:r>
+      <w:proofErr w:type="spellStart"/>
+      <w:r>
+        <w:rPr>
+          <w:i/>
+          <w:iCs/>
+          <w:lang w:val="en-US"/>
+        </w:rPr>
+        <w:t>head_h</w:t>
+      </w:r>
+      <w:proofErr w:type="spellEnd"/>
+      <w:r>
+        <w:rPr>
+          <w:i/>
+          <w:iCs/>
+          <w:lang w:val="en-US"/>
+        </w:rPr>
+        <w:t xml:space="preserve">) </w:t>
+      </w:r>
+      <w:proofErr w:type="spellStart"/>
+      <w:r>
+        <w:rPr>
+          <w:i/>
+          <w:iCs/>
+          <w:lang w:val="en-US"/>
+        </w:rPr>
+        <w:t>W_o</w:t>
+      </w:r>
+      <w:proofErr w:type="spellEnd"/>
+      <w:r>
+        <w:rPr>
+          <w:i/>
+          <w:iCs/>
+          <w:lang w:val="en-US"/>
+        </w:rPr>
+        <w:t>.</w:t>
       </w:r>
     </w:p>
     <w:p>
@@ -2056,7 +2807,39 @@
         <w:t>-</w:t>
       </w:r>
       <w:r>
-        <w:t xml:space="preserve"> не единственная составляющая блока трансформера. После него к каждой позиции по отдельности применяется полносвязный блок (position-wise feed-forward network) </w:t>
+        <w:t xml:space="preserve"> не единственная составляющая блока трансформера. После него к каждой позиции по отдельности применяется </w:t>
+      </w:r>
+      <w:proofErr w:type="spellStart"/>
+      <w:r>
+        <w:t>полносвязный</w:t>
+      </w:r>
+      <w:proofErr w:type="spellEnd"/>
+      <w:r>
+        <w:t xml:space="preserve"> блок (</w:t>
+      </w:r>
+      <w:proofErr w:type="spellStart"/>
+      <w:r>
+        <w:t>position-wise</w:t>
+      </w:r>
+      <w:proofErr w:type="spellEnd"/>
+      <w:r>
+        <w:t xml:space="preserve"> </w:t>
+      </w:r>
+      <w:proofErr w:type="spellStart"/>
+      <w:r>
+        <w:t>feed-forward</w:t>
+      </w:r>
+      <w:proofErr w:type="spellEnd"/>
+      <w:r>
+        <w:t xml:space="preserve"> </w:t>
+      </w:r>
+      <w:proofErr w:type="spellStart"/>
+      <w:r>
+        <w:t>network</w:t>
+      </w:r>
+      <w:proofErr w:type="spellEnd"/>
+      <w:r>
+        <w:t xml:space="preserve">) </w:t>
       </w:r>
       <w:r>
         <w:t>-</w:t>
@@ -2075,7 +2858,23 @@
           <w:i/>
           <w:iCs/>
         </w:rPr>
-        <w:t>FFN(X) = g( X W₁ + b₁ ) W₂ + b₂,</w:t>
+        <w:t xml:space="preserve">FFN(X) = </w:t>
+      </w:r>
+      <w:proofErr w:type="gramStart"/>
+      <w:r>
+        <w:rPr>
+          <w:i/>
+          <w:iCs/>
+        </w:rPr>
+        <w:t>g( X</w:t>
+      </w:r>
+      <w:proofErr w:type="gramEnd"/>
+      <w:r>
+        <w:rPr>
+          <w:i/>
+          <w:iCs/>
+        </w:rPr>
+        <w:t xml:space="preserve"> W₁ + b₁ ) W₂ + b₂,</w:t>
       </w:r>
     </w:p>
     <w:p>
@@ -2094,7 +2893,31 @@
         <w:t>-</w:t>
       </w:r>
       <w:r>
-        <w:t xml:space="preserve"> нелинейность (ReLU или GELU), W₁ ∈ ℝ^{d×4d}, W₂ ∈ ℝ^{4d×d}. Чтобы такие блоки можно было устойчиво складывать в глубокую сеть, их снабжают остаточными связями (skip-connections) и нормализацией слоёв (LayerNorm). Блок</w:t>
+        <w:t xml:space="preserve"> нелинейность (</w:t>
+      </w:r>
+      <w:proofErr w:type="spellStart"/>
+      <w:r>
+        <w:t>ReLU</w:t>
+      </w:r>
+      <w:proofErr w:type="spellEnd"/>
+      <w:r>
+        <w:t xml:space="preserve"> или GELU), W₁ ∈ ℝ^{d×4d}, W₂ ∈ ℝ^{4d×d}. Чтобы такие блоки можно было устойчиво складывать в глубокую сеть, их снабжают остаточными связями (</w:t>
+      </w:r>
+      <w:proofErr w:type="spellStart"/>
+      <w:r>
+        <w:t>skip-connections</w:t>
+      </w:r>
+      <w:proofErr w:type="spellEnd"/>
+      <w:r>
+        <w:t>) и нормализацией слоёв (</w:t>
+      </w:r>
+      <w:proofErr w:type="spellStart"/>
+      <w:r>
+        <w:t>LayerNorm</w:t>
+      </w:r>
+      <w:proofErr w:type="spellEnd"/>
+      <w:r>
+        <w:t>). Блок</w:t>
       </w:r>
       <w:r>
         <w:rPr>
@@ -2126,7 +2949,71 @@
           <w:iCs/>
           <w:lang w:val="en-US"/>
         </w:rPr>
-        <w:t>C = LayerNorm( X + SelfAttention(X) ),   Y = LayerNorm( C + FFN(C) ).</w:t>
+        <w:t xml:space="preserve">C = </w:t>
+      </w:r>
+      <w:proofErr w:type="spellStart"/>
+      <w:proofErr w:type="gramStart"/>
+      <w:r>
+        <w:rPr>
+          <w:i/>
+          <w:iCs/>
+          <w:lang w:val="en-US"/>
+        </w:rPr>
+        <w:t>LayerNorm</w:t>
+      </w:r>
+      <w:proofErr w:type="spellEnd"/>
+      <w:r>
+        <w:rPr>
+          <w:i/>
+          <w:iCs/>
+          <w:lang w:val="en-US"/>
+        </w:rPr>
+        <w:t>( X</w:t>
+      </w:r>
+      <w:proofErr w:type="gramEnd"/>
+      <w:r>
+        <w:rPr>
+          <w:i/>
+          <w:iCs/>
+          <w:lang w:val="en-US"/>
+        </w:rPr>
+        <w:t xml:space="preserve"> + </w:t>
+      </w:r>
+      <w:proofErr w:type="spellStart"/>
+      <w:r>
+        <w:rPr>
+          <w:i/>
+          <w:iCs/>
+          <w:lang w:val="en-US"/>
+        </w:rPr>
+        <w:t>SelfAttention</w:t>
+      </w:r>
+      <w:proofErr w:type="spellEnd"/>
+      <w:r>
+        <w:rPr>
+          <w:i/>
+          <w:iCs/>
+          <w:lang w:val="en-US"/>
+        </w:rPr>
+        <w:t xml:space="preserve">(X) ),   Y = </w:t>
+      </w:r>
+      <w:proofErr w:type="spellStart"/>
+      <w:r>
+        <w:rPr>
+          <w:i/>
+          <w:iCs/>
+          <w:lang w:val="en-US"/>
+        </w:rPr>
+        <w:t>LayerNorm</w:t>
+      </w:r>
+      <w:proofErr w:type="spellEnd"/>
+      <w:r>
+        <w:rPr>
+          <w:i/>
+          <w:iCs/>
+          <w:lang w:val="en-US"/>
+        </w:rPr>
+        <w:t>( C + FFN(C) ).</w:t>
       </w:r>
     </w:p>
     <w:p>
@@ -2136,7 +3023,23 @@
         <w:jc w:val="both"/>
       </w:pPr>
       <w:r>
-        <w:t>Блок декодировщика устроен похоже, но с двумя отличиями: его самовнимание маскированное, и вдобавок появляется кросс-внимание, через которое декодер обращается к выходам кодировщика Y:</w:t>
+        <w:t xml:space="preserve">Блок </w:t>
+      </w:r>
+      <w:proofErr w:type="spellStart"/>
+      <w:r>
+        <w:t>декодировщика</w:t>
+      </w:r>
+      <w:proofErr w:type="spellEnd"/>
+      <w:r>
+        <w:t xml:space="preserve"> устроен похоже, но с двумя отличиями: его </w:t>
+      </w:r>
+      <w:proofErr w:type="spellStart"/>
+      <w:r>
+        <w:t>самовнимание</w:t>
+      </w:r>
+      <w:proofErr w:type="spellEnd"/>
+      <w:r>
+        <w:t xml:space="preserve"> маскированное, и вдобавок появляется кросс-внимание, через которое декодер обращается к выходам кодировщика Y:</w:t>
       </w:r>
     </w:p>
     <w:p>
@@ -2153,7 +3056,53 @@
           <w:iCs/>
           <w:lang w:val="en-US"/>
         </w:rPr>
-        <w:t>S = LayerNorm( X̃ + MaskedSelfAttention(X̃) ),</w:t>
+        <w:t xml:space="preserve">S = </w:t>
+      </w:r>
+      <w:proofErr w:type="spellStart"/>
+      <w:proofErr w:type="gramStart"/>
+      <w:r>
+        <w:rPr>
+          <w:i/>
+          <w:iCs/>
+          <w:lang w:val="en-US"/>
+        </w:rPr>
+        <w:t>LayerNorm</w:t>
+      </w:r>
+      <w:proofErr w:type="spellEnd"/>
+      <w:r>
+        <w:rPr>
+          <w:i/>
+          <w:iCs/>
+          <w:lang w:val="en-US"/>
+        </w:rPr>
+        <w:t>( X̃</w:t>
+      </w:r>
+      <w:proofErr w:type="gramEnd"/>
+      <w:r>
+        <w:rPr>
+          <w:i/>
+          <w:iCs/>
+          <w:lang w:val="en-US"/>
+        </w:rPr>
+        <w:t xml:space="preserve"> + </w:t>
+      </w:r>
+      <w:proofErr w:type="spellStart"/>
+      <w:r>
+        <w:rPr>
+          <w:i/>
+          <w:iCs/>
+          <w:lang w:val="en-US"/>
+        </w:rPr>
+        <w:t>MaskedSelfAttention</w:t>
+      </w:r>
+      <w:proofErr w:type="spellEnd"/>
+      <w:r>
+        <w:rPr>
+          <w:i/>
+          <w:iCs/>
+          <w:lang w:val="en-US"/>
+        </w:rPr>
+        <w:t>(X̃) ),</w:t>
       </w:r>
     </w:p>
     <w:p>
@@ -2170,7 +3119,53 @@
           <w:iCs/>
           <w:lang w:val="en-US"/>
         </w:rPr>
-        <w:t>S = LayerNorm( S + CrossAttention(S, Y) ),</w:t>
+        <w:t xml:space="preserve">S = </w:t>
+      </w:r>
+      <w:proofErr w:type="spellStart"/>
+      <w:proofErr w:type="gramStart"/>
+      <w:r>
+        <w:rPr>
+          <w:i/>
+          <w:iCs/>
+          <w:lang w:val="en-US"/>
+        </w:rPr>
+        <w:t>LayerNorm</w:t>
+      </w:r>
+      <w:proofErr w:type="spellEnd"/>
+      <w:r>
+        <w:rPr>
+          <w:i/>
+          <w:iCs/>
+          <w:lang w:val="en-US"/>
+        </w:rPr>
+        <w:t>( S</w:t>
+      </w:r>
+      <w:proofErr w:type="gramEnd"/>
+      <w:r>
+        <w:rPr>
+          <w:i/>
+          <w:iCs/>
+          <w:lang w:val="en-US"/>
+        </w:rPr>
+        <w:t xml:space="preserve"> + </w:t>
+      </w:r>
+      <w:proofErr w:type="spellStart"/>
+      <w:r>
+        <w:rPr>
+          <w:i/>
+          <w:iCs/>
+          <w:lang w:val="en-US"/>
+        </w:rPr>
+        <w:t>CrossAttention</w:t>
+      </w:r>
+      <w:proofErr w:type="spellEnd"/>
+      <w:r>
+        <w:rPr>
+          <w:i/>
+          <w:iCs/>
+          <w:lang w:val="en-US"/>
+        </w:rPr>
+        <w:t>(S, Y) ),</w:t>
       </w:r>
     </w:p>
     <w:p>
@@ -2187,7 +3182,35 @@
           <w:iCs/>
           <w:lang w:val="en-US"/>
         </w:rPr>
-        <w:t>Ỹ = LayerNorm( S + FFN(S) ).</w:t>
+        <w:t xml:space="preserve">Ỹ = </w:t>
+      </w:r>
+      <w:proofErr w:type="spellStart"/>
+      <w:proofErr w:type="gramStart"/>
+      <w:r>
+        <w:rPr>
+          <w:i/>
+          <w:iCs/>
+          <w:lang w:val="en-US"/>
+        </w:rPr>
+        <w:t>LayerNorm</w:t>
+      </w:r>
+      <w:proofErr w:type="spellEnd"/>
+      <w:r>
+        <w:rPr>
+          <w:i/>
+          <w:iCs/>
+          <w:lang w:val="en-US"/>
+        </w:rPr>
+        <w:t>( S</w:t>
+      </w:r>
+      <w:proofErr w:type="gramEnd"/>
+      <w:r>
+        <w:rPr>
+          <w:i/>
+          <w:iCs/>
+          <w:lang w:val="en-US"/>
+        </w:rPr>
+        <w:t xml:space="preserve"> + FFN(S) ).</w:t>
       </w:r>
     </w:p>
     <w:p>
@@ -2197,13 +3220,37 @@
         <w:jc w:val="both"/>
       </w:pPr>
       <w:r>
-        <w:t xml:space="preserve">Из этих кирпичиков собираются обе модели работы. Токенная модель, предсказывающая следующий токен, состоит только из блоков декодера с маскированным самовниманием. Модель завершения строки использует полную архитектуру «кодер </w:t>
+        <w:t xml:space="preserve">Из этих кирпичиков собираются обе модели работы. </w:t>
+      </w:r>
+      <w:proofErr w:type="spellStart"/>
+      <w:r>
+        <w:t>Токенная</w:t>
+      </w:r>
+      <w:proofErr w:type="spellEnd"/>
+      <w:r>
+        <w:t xml:space="preserve"> модель, предсказывающая следующий токен, состоит только из блоков декодера с маскированным </w:t>
+      </w:r>
+      <w:proofErr w:type="spellStart"/>
+      <w:r>
+        <w:t>самовниманием</w:t>
+      </w:r>
+      <w:proofErr w:type="spellEnd"/>
+      <w:r>
+        <w:t xml:space="preserve">. Модель завершения строки использует полную архитектуру «кодер </w:t>
       </w:r>
       <w:r>
         <w:t>-</w:t>
       </w:r>
       <w:r>
-        <w:t xml:space="preserve"> декодер» (sequence-to-sequence): кодер прочитывает префикс целиком, а декодер на его основе порождает продолжение.</w:t>
+        <w:t xml:space="preserve"> декодер» (</w:t>
+      </w:r>
+      <w:proofErr w:type="spellStart"/>
+      <w:r>
+        <w:t>sequence-to-sequence</w:t>
+      </w:r>
+      <w:proofErr w:type="spellEnd"/>
+      <w:r>
+        <w:t>): кодер прочитывает префикс целиком, а декодер на его основе порождает продолжение.</w:t>
       </w:r>
     </w:p>
     <w:p>
@@ -2213,10 +3260,15 @@
       <w:bookmarkStart w:id="10" w:name="_Toc231056632"/>
       <w:bookmarkStart w:id="11" w:name="_Toc231071465"/>
       <w:r>
-        <w:t>Позиционное кодирование: синусоидальное и RoPE</w:t>
+        <w:t xml:space="preserve">Позиционное кодирование: синусоидальное и </w:t>
+      </w:r>
+      <w:proofErr w:type="spellStart"/>
+      <w:r>
+        <w:t>RoPE</w:t>
       </w:r>
       <w:bookmarkEnd w:id="10"/>
       <w:bookmarkEnd w:id="11"/>
+      <w:proofErr w:type="spellEnd"/>
     </w:p>
     <w:p>
       <w:pPr>
@@ -2229,7 +3281,23 @@
       </w:r>
       <w:r>
         <w:lastRenderedPageBreak/>
-        <w:t>информацию о позиции приходится добавлять отдельно. В базовой модели для этого служит синусоидальное позиционное кодирование — к входным эмбеддингам прибавляется матрица P ∈ ℝ^{T×d}:</w:t>
+        <w:t xml:space="preserve">информацию о позиции приходится добавлять отдельно. В базовой модели для этого служит синусоидальное позиционное кодирование — к входным </w:t>
+      </w:r>
+      <w:proofErr w:type="spellStart"/>
+      <w:r>
+        <w:t>эмбеддингам</w:t>
+      </w:r>
+      <w:proofErr w:type="spellEnd"/>
+      <w:r>
+        <w:t xml:space="preserve"> прибавляется матрица P ∈ ℝ^{</w:t>
+      </w:r>
+      <w:proofErr w:type="spellStart"/>
+      <w:r>
+        <w:t>T×d</w:t>
+      </w:r>
+      <w:proofErr w:type="spellEnd"/>
+      <w:r>
+        <w:t>}:</w:t>
       </w:r>
     </w:p>
     <w:p>
@@ -2242,7 +3310,55 @@
           <w:i/>
           <w:iCs/>
         </w:rPr>
-        <w:t>P_{m, 2i} = sin( m / 10000^{2i/d} ),   P_{m, 2i+1} = cos( m / 10000^{2i/d} ).</w:t>
+        <w:t>P</w:t>
+      </w:r>
+      <w:proofErr w:type="gramStart"/>
+      <w:r>
+        <w:rPr>
+          <w:i/>
+          <w:iCs/>
+        </w:rPr>
+        <w:t>_{</w:t>
+      </w:r>
+      <w:proofErr w:type="gramEnd"/>
+      <w:r>
+        <w:rPr>
+          <w:i/>
+          <w:iCs/>
+        </w:rPr>
+        <w:t xml:space="preserve">m, 2i} = </w:t>
+      </w:r>
+      <w:proofErr w:type="spellStart"/>
+      <w:r>
+        <w:rPr>
+          <w:i/>
+          <w:iCs/>
+        </w:rPr>
+        <w:t>sin</w:t>
+      </w:r>
+      <w:proofErr w:type="spellEnd"/>
+      <w:r>
+        <w:rPr>
+          <w:i/>
+          <w:iCs/>
+        </w:rPr>
+        <w:t xml:space="preserve">( m / 10000^{2i/d} ),   P_{m, 2i+1} = </w:t>
+      </w:r>
+      <w:proofErr w:type="spellStart"/>
+      <w:r>
+        <w:rPr>
+          <w:i/>
+          <w:iCs/>
+        </w:rPr>
+        <w:t>cos</w:t>
+      </w:r>
+      <w:proofErr w:type="spellEnd"/>
+      <w:r>
+        <w:rPr>
+          <w:i/>
+          <w:iCs/>
+        </w:rPr>
+        <w:t>( m / 10000^{2i/d} ).</w:t>
       </w:r>
     </w:p>
     <w:p>
@@ -2252,7 +3368,55 @@
         <w:jc w:val="both"/>
       </w:pPr>
       <w:r>
-        <w:t xml:space="preserve">В улучшенной версии модели применён другой подход — поворотное позиционное кодирование (Rotary Position Embedding, RoPE). В отличие от синусоидального, оно ничего не прибавляет к эмбеддингам, а поворачивает векторы запросов и ключей на угол, пропорциональный позиции: для пары координат (2i, 2i+1) угол поворота на позиции m задаётся как θ_i = 10000^{−2i/d}. Благодаря этому скалярное произведение повёрнутых запроса и ключа зависит уже не от абсолютных позиций, а только от их разности (m </w:t>
+        <w:t>В улучшенной версии модели применён другой подход — поворотное позиционное кодирование (</w:t>
+      </w:r>
+      <w:proofErr w:type="spellStart"/>
+      <w:r>
+        <w:t>Rotary</w:t>
+      </w:r>
+      <w:proofErr w:type="spellEnd"/>
+      <w:r>
+        <w:t xml:space="preserve"> </w:t>
+      </w:r>
+      <w:proofErr w:type="spellStart"/>
+      <w:r>
+        <w:t>Position</w:t>
+      </w:r>
+      <w:proofErr w:type="spellEnd"/>
+      <w:r>
+        <w:t xml:space="preserve"> </w:t>
+      </w:r>
+      <w:proofErr w:type="spellStart"/>
+      <w:r>
+        <w:t>Embedding</w:t>
+      </w:r>
+      <w:proofErr w:type="spellEnd"/>
+      <w:r>
+        <w:t xml:space="preserve">, </w:t>
+      </w:r>
+      <w:proofErr w:type="spellStart"/>
+      <w:r>
+        <w:t>RoPE</w:t>
+      </w:r>
+      <w:proofErr w:type="spellEnd"/>
+      <w:r>
+        <w:t xml:space="preserve">). В отличие от синусоидального, оно ничего не прибавляет к </w:t>
+      </w:r>
+      <w:proofErr w:type="spellStart"/>
+      <w:r>
+        <w:t>эмбеддингам</w:t>
+      </w:r>
+      <w:proofErr w:type="spellEnd"/>
+      <w:r>
+        <w:t xml:space="preserve">, а поворачивает векторы запросов и ключей на угол, пропорциональный позиции: для пары координат (2i, 2i+1) угол поворота на позиции m задаётся как </w:t>
+      </w:r>
+      <w:proofErr w:type="spellStart"/>
+      <w:r>
+        <w:t>θ_i</w:t>
+      </w:r>
+      <w:proofErr w:type="spellEnd"/>
+      <w:r>
+        <w:t xml:space="preserve"> = 10000^{−2i/d}. Благодаря этому скалярное произведение повёрнутых запроса и ключа зависит уже не от абсолютных позиций, а только от их разности (m </w:t>
       </w:r>
       <w:r>
         <w:t>-</w:t>
@@ -2267,8 +3431,21 @@
       </w:pPr>
       <w:bookmarkStart w:id="12" w:name="_Toc231056633"/>
       <w:bookmarkStart w:id="13" w:name="_Toc231071466"/>
-      <w:r>
-        <w:t>Токенизация: посимвольная и byte-level BPE</w:t>
+      <w:proofErr w:type="spellStart"/>
+      <w:r>
+        <w:t>Токенизация</w:t>
+      </w:r>
+      <w:proofErr w:type="spellEnd"/>
+      <w:r>
+        <w:t xml:space="preserve">: посимвольная и </w:t>
+      </w:r>
+      <w:proofErr w:type="spellStart"/>
+      <w:r>
+        <w:t>byte-level</w:t>
+      </w:r>
+      <w:proofErr w:type="spellEnd"/>
+      <w:r>
+        <w:t xml:space="preserve"> BPE</w:t>
       </w:r>
       <w:bookmarkEnd w:id="12"/>
       <w:bookmarkEnd w:id="13"/>
@@ -2286,7 +3463,15 @@
         <w:t>-</w:t>
       </w:r>
       <w:r>
-        <w:t xml:space="preserve"> этим занимается токенизатор. В работе сравниваются два разных способа сделать это.</w:t>
+        <w:t xml:space="preserve"> этим занимается </w:t>
+      </w:r>
+      <w:proofErr w:type="spellStart"/>
+      <w:r>
+        <w:t>токенизатор</w:t>
+      </w:r>
+      <w:proofErr w:type="spellEnd"/>
+      <w:r>
+        <w:t>. В работе сравниваются два разных способа сделать это.</w:t>
       </w:r>
     </w:p>
     <w:p>
@@ -2302,7 +3487,15 @@
         <w:t>-</w:t>
       </w:r>
       <w:r>
-        <w:t xml:space="preserve"> посимвольный (словарный) токенизатор. Он разбивает код на «слова» (идентификаторы и числа), отдельные знаки пунктуации и символы отступа, а если встречает что-то редкое, откатывается к разбиению по символам. Дополнительно резервируются четыре служебных токена: &lt;PAD&gt; для выравнивания длины, &lt;UNK&gt; для неизвестных единиц, &lt;BOS&gt; и &lt;EOS&gt; для обозначения начала и конца последовательности.</w:t>
+        <w:t xml:space="preserve"> посимвольный (словарный) </w:t>
+      </w:r>
+      <w:proofErr w:type="spellStart"/>
+      <w:r>
+        <w:t>токенизатор</w:t>
+      </w:r>
+      <w:proofErr w:type="spellEnd"/>
+      <w:r>
+        <w:t>. Он разбивает код на «слова» (идентификаторы и числа), отдельные знаки пунктуации и символы отступа, а если встречает что-то редкое, откатывается к разбиению по символам. Дополнительно резервируются четыре служебных токена: &lt;PAD&gt; для выравнивания длины, &lt;UNK&gt; для неизвестных единиц, &lt;BOS&gt; и &lt;EOS&gt; для обозначения начала и конца последовательности.</w:t>
       </w:r>
     </w:p>
     <w:p>
@@ -2342,7 +3535,44 @@
         <w:t xml:space="preserve"> byte-level BPE (Byte-Pair Encoding). </w:t>
       </w:r>
       <w:r>
-        <w:t xml:space="preserve">Он работает на уровне байтов и постепенно склеивает самые частые пары соседних единиц в новые подслова. У такого подхода два приятных следствия: токен &lt;UNK&gt; здесь в принципе не нужен, ведь любой байт представим, а часто встречающиеся куски вроде «self.» или «def » переиспользуются в разных </w:t>
+        <w:t xml:space="preserve">Он работает на уровне байтов и постепенно склеивает самые частые пары соседних единиц в новые </w:t>
+      </w:r>
+      <w:proofErr w:type="spellStart"/>
+      <w:r>
+        <w:t>подслова</w:t>
+      </w:r>
+      <w:proofErr w:type="spellEnd"/>
+      <w:r>
+        <w:t>. У такого подхода два приятных следствия: токен &lt;UNK&gt; здесь в принципе не нужен, ведь любой байт представим, а часто встречающиеся куски вроде «</w:t>
+      </w:r>
+      <w:proofErr w:type="spellStart"/>
+      <w:r>
+        <w:t>self</w:t>
+      </w:r>
+      <w:proofErr w:type="spellEnd"/>
+      <w:r>
+        <w:t>.» или «</w:t>
+      </w:r>
+      <w:proofErr w:type="spellStart"/>
+      <w:proofErr w:type="gramStart"/>
+      <w:r>
+        <w:t>def</w:t>
+      </w:r>
+      <w:proofErr w:type="spellEnd"/>
+      <w:r>
+        <w:t xml:space="preserve"> »</w:t>
+      </w:r>
+      <w:proofErr w:type="gramEnd"/>
+      <w:r>
+        <w:t xml:space="preserve"> </w:t>
+      </w:r>
+      <w:proofErr w:type="spellStart"/>
+      <w:r>
+        <w:t>переиспользуются</w:t>
+      </w:r>
+      <w:proofErr w:type="spellEnd"/>
+      <w:r>
+        <w:t xml:space="preserve"> в разных </w:t>
       </w:r>
       <w:r>
         <w:lastRenderedPageBreak/>
@@ -2401,7 +3631,71 @@
           <w:i/>
           <w:iCs/>
         </w:rPr>
-        <w:t xml:space="preserve"> ∑_{n=1}^{N} ∑_{k=1}^{K} y_k^{(n)} log p( y_k | x^{(n)}; θ ),</w:t>
+        <w:t xml:space="preserve"> ∑_{n=</w:t>
+      </w:r>
+      <w:proofErr w:type="gramStart"/>
+      <w:r>
+        <w:rPr>
+          <w:i/>
+          <w:iCs/>
+        </w:rPr>
+        <w:t>1}^</w:t>
+      </w:r>
+      <w:proofErr w:type="gramEnd"/>
+      <w:r>
+        <w:rPr>
+          <w:i/>
+          <w:iCs/>
+        </w:rPr>
+        <w:t xml:space="preserve">{N} ∑_{k=1}^{K} </w:t>
+      </w:r>
+      <w:proofErr w:type="spellStart"/>
+      <w:r>
+        <w:rPr>
+          <w:i/>
+          <w:iCs/>
+        </w:rPr>
+        <w:t>y_k</w:t>
+      </w:r>
+      <w:proofErr w:type="spellEnd"/>
+      <w:r>
+        <w:rPr>
+          <w:i/>
+          <w:iCs/>
+        </w:rPr>
+        <w:t xml:space="preserve">^{(n)} </w:t>
+      </w:r>
+      <w:proofErr w:type="spellStart"/>
+      <w:r>
+        <w:rPr>
+          <w:i/>
+          <w:iCs/>
+        </w:rPr>
+        <w:t>log</w:t>
+      </w:r>
+      <w:proofErr w:type="spellEnd"/>
+      <w:r>
+        <w:rPr>
+          <w:i/>
+          <w:iCs/>
+        </w:rPr>
+        <w:t xml:space="preserve"> p( </w:t>
+      </w:r>
+      <w:proofErr w:type="spellStart"/>
+      <w:r>
+        <w:rPr>
+          <w:i/>
+          <w:iCs/>
+        </w:rPr>
+        <w:t>y_k</w:t>
+      </w:r>
+      <w:proofErr w:type="spellEnd"/>
+      <w:r>
+        <w:rPr>
+          <w:i/>
+          <w:iCs/>
+        </w:rPr>
+        <w:t xml:space="preserve"> | x^{(n)}; θ ),</w:t>
       </w:r>
     </w:p>
     <w:p>
@@ -2411,19 +3705,43 @@
         <w:jc w:val="both"/>
       </w:pPr>
       <w:r>
-        <w:t xml:space="preserve">где y_k^{(n)} </w:t>
+        <w:t xml:space="preserve">где </w:t>
+      </w:r>
+      <w:proofErr w:type="spellStart"/>
+      <w:r>
+        <w:t>y_k</w:t>
+      </w:r>
+      <w:proofErr w:type="spellEnd"/>
+      <w:r>
+        <w:t xml:space="preserve">^{(n)} </w:t>
       </w:r>
       <w:r>
         <w:t>-</w:t>
       </w:r>
       <w:r>
-        <w:t xml:space="preserve"> истинный токен для примера n, а p(y_k) </w:t>
+        <w:t xml:space="preserve"> истинный токен для примера n, а p(</w:t>
+      </w:r>
+      <w:proofErr w:type="spellStart"/>
+      <w:r>
+        <w:t>y_k</w:t>
+      </w:r>
+      <w:proofErr w:type="spellEnd"/>
+      <w:r>
+        <w:t xml:space="preserve">) </w:t>
       </w:r>
       <w:r>
         <w:t>-</w:t>
       </w:r>
       <w:r>
-        <w:t xml:space="preserve"> вероятность, которую назначила ему модель. Веса обновляются методом обратного распространения ошибки с оптимизатором Adam. Чтобы оценить, насколько хороша модель как языковая, удобно смотреть на перплексию </w:t>
+        <w:t xml:space="preserve"> вероятность, которую назначила ему модель. Веса обновляются методом обратного распространения ошибки с оптимизатором Adam. Чтобы оценить, насколько хороша модель как языковая, удобно смотреть на </w:t>
+      </w:r>
+      <w:proofErr w:type="spellStart"/>
+      <w:r>
+        <w:t>перплексию</w:t>
+      </w:r>
+      <w:proofErr w:type="spellEnd"/>
+      <w:r>
+        <w:t xml:space="preserve"> </w:t>
       </w:r>
       <w:r>
         <w:t>-</w:t>
@@ -2442,7 +3760,32 @@
           <w:i/>
           <w:iCs/>
         </w:rPr>
-        <w:t>PPL = exp( L(θ) ).</w:t>
+        <w:t xml:space="preserve">PPL = </w:t>
+      </w:r>
+      <w:proofErr w:type="spellStart"/>
+      <w:proofErr w:type="gramStart"/>
+      <w:r>
+        <w:rPr>
+          <w:i/>
+          <w:iCs/>
+        </w:rPr>
+        <w:t>exp</w:t>
+      </w:r>
+      <w:proofErr w:type="spellEnd"/>
+      <w:r>
+        <w:rPr>
+          <w:i/>
+          <w:iCs/>
+        </w:rPr>
+        <w:t>( L</w:t>
+      </w:r>
+      <w:proofErr w:type="gramEnd"/>
+      <w:r>
+        <w:rPr>
+          <w:i/>
+          <w:iCs/>
+        </w:rPr>
+        <w:t>(θ) ).</w:t>
       </w:r>
     </w:p>
     <w:p>
@@ -2452,19 +3795,80 @@
         <w:jc w:val="both"/>
       </w:pPr>
       <w:r>
-        <w:t xml:space="preserve">Чтобы обучение шло устойчивее и модель не переобучалась, дополнительно используется несколько приёмов. Сглаживание меток (label smoothing) с коэффициентом ε смягчает «жёсткие» целевые метки, заменяя их смесью y_smooth = (1 </w:t>
+        <w:t>Чтобы обучение шло устойчивее и модель не переобучалась, дополнительно используется несколько приёмов. Сглаживание меток (</w:t>
+      </w:r>
+      <w:proofErr w:type="spellStart"/>
+      <w:r>
+        <w:t>label</w:t>
+      </w:r>
+      <w:proofErr w:type="spellEnd"/>
+      <w:r>
+        <w:t xml:space="preserve"> </w:t>
+      </w:r>
+      <w:proofErr w:type="spellStart"/>
+      <w:r>
+        <w:t>smoothing</w:t>
+      </w:r>
+      <w:proofErr w:type="spellEnd"/>
+      <w:r>
+        <w:t xml:space="preserve">) с коэффициентом ε смягчает «жёсткие» целевые метки, заменяя их смесью </w:t>
+      </w:r>
+      <w:proofErr w:type="spellStart"/>
+      <w:r>
+        <w:t>y_smooth</w:t>
+      </w:r>
+      <w:proofErr w:type="spellEnd"/>
+      <w:r>
+        <w:t xml:space="preserve"> = (1 </w:t>
       </w:r>
       <w:r>
         <w:t>-</w:t>
       </w:r>
       <w:r>
-        <w:t xml:space="preserve"> ε)·y_onehot + ε/V, где V </w:t>
+        <w:t xml:space="preserve"> </w:t>
+      </w:r>
+      <w:proofErr w:type="gramStart"/>
+      <w:r>
+        <w:t>ε)·</w:t>
+      </w:r>
+      <w:proofErr w:type="spellStart"/>
+      <w:proofErr w:type="gramEnd"/>
+      <w:r>
+        <w:t>y_onehot</w:t>
+      </w:r>
+      <w:proofErr w:type="spellEnd"/>
+      <w:r>
+        <w:t xml:space="preserve"> + ε/V, где V </w:t>
       </w:r>
       <w:r>
         <w:t>-</w:t>
       </w:r>
       <w:r>
-        <w:t xml:space="preserve"> размер словаря. Шаг обучения сначала плавно разгоняется, а затем затухает по косинусу (warmup с косинусным затуханием). Обучение в смешанной точности (FP16) экономит видеопамять, а ранняя остановка (early stopping) прекращает процесс, как только ошибка на валидации перестаёт улучшаться.</w:t>
+        <w:t xml:space="preserve"> размер словаря. Шаг обучения сначала плавно разгоняется, а затем затухает по косинусу (</w:t>
+      </w:r>
+      <w:proofErr w:type="spellStart"/>
+      <w:r>
+        <w:t>warmup</w:t>
+      </w:r>
+      <w:proofErr w:type="spellEnd"/>
+      <w:r>
+        <w:t xml:space="preserve"> с косинусным затуханием). Обучение в смешанной точности (FP16) экономит видеопамять, а ранняя остановка (</w:t>
+      </w:r>
+      <w:proofErr w:type="spellStart"/>
+      <w:r>
+        <w:t>early</w:t>
+      </w:r>
+      <w:proofErr w:type="spellEnd"/>
+      <w:r>
+        <w:t xml:space="preserve"> </w:t>
+      </w:r>
+      <w:proofErr w:type="spellStart"/>
+      <w:r>
+        <w:t>stopping</w:t>
+      </w:r>
+      <w:proofErr w:type="spellEnd"/>
+      <w:r>
+        <w:t>) прекращает процесс, как только ошибка на валидации перестаёт улучшаться.</w:t>
       </w:r>
     </w:p>
     <w:p>
@@ -2474,7 +3878,57 @@
         <w:jc w:val="both"/>
       </w:pPr>
       <w:r>
-        <w:t xml:space="preserve">Когда модель уже обучена, остаётся вопрос, как именно выбирать токен из предсказанного распределения. Степенью случайности управляет температура τ: логиты делятся на неё перед softmax, p_next = Softmax(logits / τ). При низкой температуре выбор почти детерминирован и сводится к жадному (argmax), при высокой </w:t>
+        <w:t xml:space="preserve">Когда модель уже обучена, остаётся вопрос, как именно выбирать токен из предсказанного распределения. Степенью случайности управляет температура τ: </w:t>
+      </w:r>
+      <w:proofErr w:type="spellStart"/>
+      <w:r>
+        <w:t>логиты</w:t>
+      </w:r>
+      <w:proofErr w:type="spellEnd"/>
+      <w:r>
+        <w:t xml:space="preserve"> делятся на неё перед </w:t>
+      </w:r>
+      <w:proofErr w:type="spellStart"/>
+      <w:r>
+        <w:t>softmax</w:t>
+      </w:r>
+      <w:proofErr w:type="spellEnd"/>
+      <w:r>
+        <w:t xml:space="preserve">, </w:t>
+      </w:r>
+      <w:proofErr w:type="spellStart"/>
+      <w:r>
+        <w:t>p_next</w:t>
+      </w:r>
+      <w:proofErr w:type="spellEnd"/>
+      <w:r>
+        <w:t xml:space="preserve"> = </w:t>
+      </w:r>
+      <w:proofErr w:type="spellStart"/>
+      <w:proofErr w:type="gramStart"/>
+      <w:r>
+        <w:t>Softmax</w:t>
+      </w:r>
+      <w:proofErr w:type="spellEnd"/>
+      <w:r>
+        <w:t>(</w:t>
+      </w:r>
+      <w:proofErr w:type="spellStart"/>
+      <w:proofErr w:type="gramEnd"/>
+      <w:r>
+        <w:t>logits</w:t>
+      </w:r>
+      <w:proofErr w:type="spellEnd"/>
+      <w:r>
+        <w:t xml:space="preserve"> / τ). При низкой температуре выбор почти детерминирован и сводится к жадному (</w:t>
+      </w:r>
+      <w:proofErr w:type="spellStart"/>
+      <w:r>
+        <w:t>argmax</w:t>
+      </w:r>
+      <w:proofErr w:type="spellEnd"/>
+      <w:r>
+        <w:t xml:space="preserve">), при высокой </w:t>
       </w:r>
       <w:r>
         <w:t>-</w:t>
@@ -2484,7 +3938,15 @@
       </w:r>
       <w:r>
         <w:lastRenderedPageBreak/>
-        <w:t>становится разнообразнее, но менее предсказуемым. Дополнительно применяется отбор top-k, при котором кандидатами остаются только k наиболее вероятных токенов.</w:t>
+        <w:t xml:space="preserve">становится разнообразнее, но менее предсказуемым. Дополнительно применяется отбор </w:t>
+      </w:r>
+      <w:proofErr w:type="spellStart"/>
+      <w:r>
+        <w:t>top</w:t>
+      </w:r>
+      <w:proofErr w:type="spellEnd"/>
+      <w:r>
+        <w:t>-k, при котором кандидатами остаются только k наиболее вероятных токенов.</w:t>
       </w:r>
     </w:p>
     <w:p>
@@ -2493,8 +3955,13 @@
       </w:pPr>
       <w:bookmarkStart w:id="16" w:name="_Toc231056635"/>
       <w:bookmarkStart w:id="17" w:name="_Toc231071468"/>
-      <w:r>
-        <w:t>Предобученные модели и метрики оценки</w:t>
+      <w:proofErr w:type="spellStart"/>
+      <w:r>
+        <w:t>Предобученные</w:t>
+      </w:r>
+      <w:proofErr w:type="spellEnd"/>
+      <w:r>
+        <w:t xml:space="preserve"> модели и метрики оценки</w:t>
       </w:r>
       <w:bookmarkEnd w:id="16"/>
       <w:bookmarkEnd w:id="17"/>
@@ -2506,7 +3973,23 @@
         <w:jc w:val="both"/>
       </w:pPr>
       <w:r>
-        <w:t xml:space="preserve">Наряду с моделями, обучаемыми с нуля, в работе используются и предобученные. Для предсказания токена это CodeGen </w:t>
+        <w:t xml:space="preserve">Наряду с моделями, обучаемыми с нуля, в работе используются и </w:t>
+      </w:r>
+      <w:proofErr w:type="spellStart"/>
+      <w:r>
+        <w:t>предобученные</w:t>
+      </w:r>
+      <w:proofErr w:type="spellEnd"/>
+      <w:r>
+        <w:t xml:space="preserve">. Для предсказания токена это </w:t>
+      </w:r>
+      <w:proofErr w:type="spellStart"/>
+      <w:r>
+        <w:t>CodeGen</w:t>
+      </w:r>
+      <w:proofErr w:type="spellEnd"/>
+      <w:r>
+        <w:t xml:space="preserve"> </w:t>
       </w:r>
       <w:r>
         <w:t>-</w:t>
@@ -2518,7 +4001,23 @@
         <w:t>-</w:t>
       </w:r>
       <w:r>
-        <w:t xml:space="preserve"> CodeT5 и CodeT5+ (кодер-декодер на 60 и 220 млн параметров). Все они уже видели большие объёмы кода, поэтому их достаточно дообучить (fine-tuning) </w:t>
+        <w:t xml:space="preserve"> CodeT5 и CodeT5+ (кодер-декодер на 60 и 220 млн параметров). Все они уже видели большие объёмы кода, поэтому их достаточно </w:t>
+      </w:r>
+      <w:proofErr w:type="spellStart"/>
+      <w:r>
+        <w:t>дообучить</w:t>
+      </w:r>
+      <w:proofErr w:type="spellEnd"/>
+      <w:r>
+        <w:t xml:space="preserve"> (</w:t>
+      </w:r>
+      <w:proofErr w:type="spellStart"/>
+      <w:r>
+        <w:t>fine-tuning</w:t>
+      </w:r>
+      <w:proofErr w:type="spellEnd"/>
+      <w:r>
+        <w:t xml:space="preserve">) </w:t>
       </w:r>
       <w:r>
         <w:t>-</w:t>
@@ -2534,7 +4033,15 @@
         <w:jc w:val="both"/>
       </w:pPr>
       <w:r>
-        <w:t>Для задачи предсказания следующего токена используются метрики, отражающие пользовательский опыт автодополнения:</w:t>
+        <w:t xml:space="preserve">Для задачи предсказания следующего токена используются метрики, отражающие пользовательский опыт </w:t>
+      </w:r>
+      <w:proofErr w:type="spellStart"/>
+      <w:r>
+        <w:t>автодополнения</w:t>
+      </w:r>
+      <w:proofErr w:type="spellEnd"/>
+      <w:r>
+        <w:t>:</w:t>
       </w:r>
     </w:p>
     <w:p>
@@ -2543,7 +4050,15 @@
         <w:jc w:val="both"/>
       </w:pPr>
       <w:r>
-        <w:t>Top-1 accuracy - доля позиций, где наиболее вероятный токен совпадает с истинным.</w:t>
+        <w:t xml:space="preserve">Top-1 </w:t>
+      </w:r>
+      <w:proofErr w:type="spellStart"/>
+      <w:r>
+        <w:t>accuracy</w:t>
+      </w:r>
+      <w:proofErr w:type="spellEnd"/>
+      <w:r>
+        <w:t xml:space="preserve"> - доля позиций, где наиболее вероятный токен совпадает с истинным.</w:t>
       </w:r>
     </w:p>
     <w:p>
@@ -2552,7 +4067,15 @@
         <w:jc w:val="both"/>
       </w:pPr>
       <w:r>
-        <w:t>Top-5 accuracy - доля позиций, где истинный токен входит в пять наиболее вероятных (попадание в выпадающий список подсказок).</w:t>
+        <w:t xml:space="preserve">Top-5 </w:t>
+      </w:r>
+      <w:proofErr w:type="spellStart"/>
+      <w:r>
+        <w:t>accuracy</w:t>
+      </w:r>
+      <w:proofErr w:type="spellEnd"/>
+      <w:r>
+        <w:t xml:space="preserve"> - доля позиций, где истинный токен входит в пять наиболее вероятных (попадание в выпадающий список подсказок).</w:t>
       </w:r>
     </w:p>
     <w:p>
@@ -2561,7 +4084,31 @@
         <w:jc w:val="both"/>
       </w:pPr>
       <w:r>
-        <w:t>MRR (Mean Reciprocal Rank) - среднее обратного ранга истинного токена.</w:t>
+        <w:t>MRR (</w:t>
+      </w:r>
+      <w:proofErr w:type="spellStart"/>
+      <w:r>
+        <w:t>Mean</w:t>
+      </w:r>
+      <w:proofErr w:type="spellEnd"/>
+      <w:r>
+        <w:t xml:space="preserve"> </w:t>
+      </w:r>
+      <w:proofErr w:type="spellStart"/>
+      <w:r>
+        <w:t>Reciprocal</w:t>
+      </w:r>
+      <w:proofErr w:type="spellEnd"/>
+      <w:r>
+        <w:t xml:space="preserve"> </w:t>
+      </w:r>
+      <w:proofErr w:type="spellStart"/>
+      <w:r>
+        <w:t>Rank</w:t>
+      </w:r>
+      <w:proofErr w:type="spellEnd"/>
+      <w:r>
+        <w:t>) - среднее обратного ранга истинного токена.</w:t>
       </w:r>
     </w:p>
     <w:p>
@@ -2569,8 +4116,13 @@
         <w:spacing w:after="60" w:line="360" w:lineRule="auto"/>
         <w:jc w:val="both"/>
       </w:pPr>
-      <w:r>
-        <w:t>Перплексия - общая мера качества языковой модели (см. п. 1.7).</w:t>
+      <w:proofErr w:type="spellStart"/>
+      <w:r>
+        <w:t>Перплексия</w:t>
+      </w:r>
+      <w:proofErr w:type="spellEnd"/>
+      <w:r>
+        <w:t xml:space="preserve"> - общая мера качества языковой модели (см. п. 1.7).</w:t>
       </w:r>
     </w:p>
     <w:p>
@@ -2589,7 +4141,17 @@
         <w:jc w:val="both"/>
       </w:pPr>
       <w:r>
-        <w:t>Синтаксическая корректность - доля случаев, когда «префикс + продолжение» успешно разбирается парсером Python (ast.parse).</w:t>
+        <w:t>Синтаксическая корректность - доля случаев, когда «префикс + продолжение» успешно разбирается парсером Python (</w:t>
+      </w:r>
+      <w:proofErr w:type="spellStart"/>
+      <w:proofErr w:type="gramStart"/>
+      <w:r>
+        <w:t>ast.parse</w:t>
+      </w:r>
+      <w:proofErr w:type="spellEnd"/>
+      <w:proofErr w:type="gramEnd"/>
+      <w:r>
+        <w:t>).</w:t>
       </w:r>
     </w:p>
     <w:p>
@@ -2617,7 +4179,15 @@
       </w:pPr>
       <w:r>
         <w:lastRenderedPageBreak/>
-        <w:t>Совпадение первого токена - для автодополнения часто важен лишь первый принимаемый пользователем токен.</w:t>
+        <w:t xml:space="preserve">Совпадение первого токена - для </w:t>
+      </w:r>
+      <w:proofErr w:type="spellStart"/>
+      <w:r>
+        <w:t>автодополнения</w:t>
+      </w:r>
+      <w:proofErr w:type="spellEnd"/>
+      <w:r>
+        <w:t xml:space="preserve"> часто важен лишь первый принимаемый пользователем токен.</w:t>
       </w:r>
     </w:p>
     <w:p>
@@ -2633,8 +4203,29 @@
         <w:t>-</w:t>
       </w:r>
       <w:r>
-        <w:t xml:space="preserve"> exact match, BLEU-4 и chr</w:t>
-      </w:r>
+        <w:t xml:space="preserve"> </w:t>
+      </w:r>
+      <w:proofErr w:type="spellStart"/>
+      <w:r>
+        <w:t>exact</w:t>
+      </w:r>
+      <w:proofErr w:type="spellEnd"/>
+      <w:r>
+        <w:t xml:space="preserve"> </w:t>
+      </w:r>
+      <w:proofErr w:type="spellStart"/>
+      <w:r>
+        <w:t>match</w:t>
+      </w:r>
+      <w:proofErr w:type="spellEnd"/>
+      <w:r>
+        <w:t xml:space="preserve">, BLEU-4 и </w:t>
+      </w:r>
+      <w:proofErr w:type="spellStart"/>
+      <w:r>
+        <w:t>chr</w:t>
+      </w:r>
+      <w:proofErr w:type="spellEnd"/>
       <w:r>
         <w:rPr>
           <w:lang w:val="en-US"/>
@@ -2679,7 +4270,15 @@
       </w:pPr>
       <w:bookmarkStart w:id="19" w:name="_Toc231071470"/>
       <w:r>
-        <w:t>Сбор данных через GitHub API</w:t>
+        <w:t xml:space="preserve">Сбор данных через </w:t>
+      </w:r>
+      <w:proofErr w:type="spellStart"/>
+      <w:r>
+        <w:t>GitHub</w:t>
+      </w:r>
+      <w:proofErr w:type="spellEnd"/>
+      <w:r>
+        <w:t xml:space="preserve"> API</w:t>
       </w:r>
       <w:bookmarkEnd w:id="19"/>
     </w:p>
@@ -2690,7 +4289,15 @@
         <w:jc w:val="both"/>
       </w:pPr>
       <w:r>
-        <w:t>Для сбора датасета были использованы открытые репозитории без лицензии или под лицензие</w:t>
+        <w:t xml:space="preserve">Для сбора </w:t>
+      </w:r>
+      <w:proofErr w:type="spellStart"/>
+      <w:r>
+        <w:t>датасета</w:t>
+      </w:r>
+      <w:proofErr w:type="spellEnd"/>
+      <w:r>
+        <w:t xml:space="preserve"> были использованы открытые репозитории без лицензии или под лицензие</w:t>
       </w:r>
       <w:r>
         <w:rPr>
@@ -2777,16 +4384,46 @@
         <w:t xml:space="preserve"> с</w:t>
       </w:r>
       <w:r>
-        <w:t xml:space="preserve"> GitHub. В связи с тем, что &gt;75% </w:t>
+        <w:t xml:space="preserve"> </w:t>
+      </w:r>
+      <w:proofErr w:type="spellStart"/>
+      <w:r>
+        <w:t>GitHub</w:t>
+      </w:r>
+      <w:proofErr w:type="spellEnd"/>
+      <w:r>
+        <w:t xml:space="preserve">. В связи с тем, что &gt;75% </w:t>
       </w:r>
       <w:r>
         <w:rPr>
           <w:rFonts w:eastAsiaTheme="minorEastAsia"/>
         </w:rPr>
-        <w:t>файлов были взяты со второй пометкой, на этапе токенизации мы можем обнаружить большое количество сложных названий переменных и функций</w:t>
-      </w:r>
-      <w:r>
-        <w:t xml:space="preserve">. Сбор выполнен скриптом, использующим GitHub REST API. Поиск репозиториев производился с постраничной выдачей (до 100 репозиториев на страницу). Для каждого найденного репозитория определялась ветка по умолчанию (вероятнее всего </w:t>
+        <w:t xml:space="preserve">файлов были взяты со второй пометкой, на этапе </w:t>
+      </w:r>
+      <w:proofErr w:type="spellStart"/>
+      <w:r>
+        <w:rPr>
+          <w:rFonts w:eastAsiaTheme="minorEastAsia"/>
+        </w:rPr>
+        <w:t>токенизации</w:t>
+      </w:r>
+      <w:proofErr w:type="spellEnd"/>
+      <w:r>
+        <w:rPr>
+          <w:rFonts w:eastAsiaTheme="minorEastAsia"/>
+        </w:rPr>
+        <w:t xml:space="preserve"> мы можем обнаружить большое количество сложных названий переменных и функций</w:t>
+      </w:r>
+      <w:r>
+        <w:t xml:space="preserve">. Сбор выполнен скриптом, использующим </w:t>
+      </w:r>
+      <w:proofErr w:type="spellStart"/>
+      <w:r>
+        <w:t>GitHub</w:t>
+      </w:r>
+      <w:proofErr w:type="spellEnd"/>
+      <w:r>
+        <w:t xml:space="preserve"> REST API. Поиск репозиториев производился с постраничной выдачей (до 100 репозиториев на страницу). Для каждого найденного репозитория определялась ветка по умолчанию (вероятнее всего </w:t>
       </w:r>
       <w:r>
         <w:rPr>
@@ -2804,7 +4441,15 @@
         <w:t>master</w:t>
       </w:r>
       <w:r>
-        <w:t>), рекурсивно запрашивалось дерево файлов, после чего скачивались файлы с расширением .py.</w:t>
+        <w:t>), рекурсивно запрашивалось дерево файлов, после чего скачивались файлы с расширением .</w:t>
+      </w:r>
+      <w:proofErr w:type="spellStart"/>
+      <w:r>
+        <w:t>py</w:t>
+      </w:r>
+      <w:proofErr w:type="spellEnd"/>
+      <w:r>
+        <w:t>.</w:t>
       </w:r>
     </w:p>
     <w:p>
@@ -2834,6 +4479,7 @@
       <w:r>
         <w:t xml:space="preserve"> передаваемый в заголовке </w:t>
       </w:r>
+      <w:proofErr w:type="spellStart"/>
       <w:r>
         <w:rPr>
           <w:rFonts w:ascii="Consolas" w:eastAsia="Consolas" w:hAnsi="Consolas" w:cs="Consolas"/>
@@ -2842,8 +4488,14 @@
         </w:rPr>
         <w:t>Authorization</w:t>
       </w:r>
-      <w:r>
-        <w:t>: Были использованы следующие функции:</w:t>
+      <w:proofErr w:type="spellEnd"/>
+      <w:proofErr w:type="gramStart"/>
+      <w:r>
+        <w:t>: Были</w:t>
+      </w:r>
+      <w:proofErr w:type="gramEnd"/>
+      <w:r>
+        <w:t xml:space="preserve"> использованы следующие функции:</w:t>
       </w:r>
     </w:p>
     <w:p>
@@ -2860,7 +4512,47 @@
           <w:szCs w:val="18"/>
           <w:lang w:val="en-US"/>
         </w:rPr>
-        <w:t>def search_repositories(query, page=1):</w:t>
+        <w:t xml:space="preserve">def </w:t>
+      </w:r>
+      <w:proofErr w:type="spellStart"/>
+      <w:r>
+        <w:rPr>
+          <w:rFonts w:ascii="Consolas" w:eastAsia="Consolas" w:hAnsi="Consolas" w:cs="Consolas"/>
+          <w:sz w:val="18"/>
+          <w:szCs w:val="18"/>
+          <w:lang w:val="en-US"/>
+        </w:rPr>
+        <w:t>search_</w:t>
+      </w:r>
+      <w:proofErr w:type="gramStart"/>
+      <w:r>
+        <w:rPr>
+          <w:rFonts w:ascii="Consolas" w:eastAsia="Consolas" w:hAnsi="Consolas" w:cs="Consolas"/>
+          <w:sz w:val="18"/>
+          <w:szCs w:val="18"/>
+          <w:lang w:val="en-US"/>
+        </w:rPr>
+        <w:t>repositories</w:t>
+      </w:r>
+      <w:proofErr w:type="spellEnd"/>
+      <w:r>
+        <w:rPr>
+          <w:rFonts w:ascii="Consolas" w:eastAsia="Consolas" w:hAnsi="Consolas" w:cs="Consolas"/>
+          <w:sz w:val="18"/>
+          <w:szCs w:val="18"/>
+          <w:lang w:val="en-US"/>
+        </w:rPr>
+        <w:t>(</w:t>
+      </w:r>
+      <w:proofErr w:type="gramEnd"/>
+      <w:r>
+        <w:rPr>
+          <w:rFonts w:ascii="Consolas" w:eastAsia="Consolas" w:hAnsi="Consolas" w:cs="Consolas"/>
+          <w:sz w:val="18"/>
+          <w:szCs w:val="18"/>
+          <w:lang w:val="en-US"/>
+        </w:rPr>
+        <w:t>query, page=1):</w:t>
       </w:r>
     </w:p>
     <w:p>
@@ -2912,7 +4604,27 @@
           <w:szCs w:val="18"/>
           <w:lang w:val="en-US"/>
         </w:rPr>
-        <w:t>params = {"q": query, "per_page": 100, "page": page,</w:t>
+        <w:t>params = {"q": query, "</w:t>
+      </w:r>
+      <w:proofErr w:type="spellStart"/>
+      <w:r>
+        <w:rPr>
+          <w:rFonts w:ascii="Consolas" w:eastAsia="Consolas" w:hAnsi="Consolas" w:cs="Consolas"/>
+          <w:sz w:val="18"/>
+          <w:szCs w:val="18"/>
+          <w:lang w:val="en-US"/>
+        </w:rPr>
+        <w:t>per_page</w:t>
+      </w:r>
+      <w:proofErr w:type="spellEnd"/>
+      <w:r>
+        <w:rPr>
+          <w:rFonts w:ascii="Consolas" w:eastAsia="Consolas" w:hAnsi="Consolas" w:cs="Consolas"/>
+          <w:sz w:val="18"/>
+          <w:szCs w:val="18"/>
+          <w:lang w:val="en-US"/>
+        </w:rPr>
+        <w:t>": 100, "page": page,</w:t>
       </w:r>
     </w:p>
     <w:p>
@@ -2946,7 +4658,49 @@
           <w:szCs w:val="18"/>
           <w:lang w:val="en-US"/>
         </w:rPr>
-        <w:t xml:space="preserve">    resp = requests.get(url, headers=HEADERS, params=params)</w:t>
+        <w:t xml:space="preserve">    resp = </w:t>
+      </w:r>
+      <w:proofErr w:type="spellStart"/>
+      <w:proofErr w:type="gramStart"/>
+      <w:r>
+        <w:rPr>
+          <w:rFonts w:ascii="Consolas" w:eastAsia="Consolas" w:hAnsi="Consolas" w:cs="Consolas"/>
+          <w:sz w:val="18"/>
+          <w:szCs w:val="18"/>
+          <w:lang w:val="en-US"/>
+        </w:rPr>
+        <w:t>requests.get</w:t>
+      </w:r>
+      <w:proofErr w:type="spellEnd"/>
+      <w:r>
+        <w:rPr>
+          <w:rFonts w:ascii="Consolas" w:eastAsia="Consolas" w:hAnsi="Consolas" w:cs="Consolas"/>
+          <w:sz w:val="18"/>
+          <w:szCs w:val="18"/>
+          <w:lang w:val="en-US"/>
+        </w:rPr>
+        <w:t>(</w:t>
+      </w:r>
+      <w:proofErr w:type="spellStart"/>
+      <w:proofErr w:type="gramEnd"/>
+      <w:r>
+        <w:rPr>
+          <w:rFonts w:ascii="Consolas" w:eastAsia="Consolas" w:hAnsi="Consolas" w:cs="Consolas"/>
+          <w:sz w:val="18"/>
+          <w:szCs w:val="18"/>
+          <w:lang w:val="en-US"/>
+        </w:rPr>
+        <w:t>url</w:t>
+      </w:r>
+      <w:proofErr w:type="spellEnd"/>
+      <w:r>
+        <w:rPr>
+          <w:rFonts w:ascii="Consolas" w:eastAsia="Consolas" w:hAnsi="Consolas" w:cs="Consolas"/>
+          <w:sz w:val="18"/>
+          <w:szCs w:val="18"/>
+          <w:lang w:val="en-US"/>
+        </w:rPr>
+        <w:t>, headers=HEADERS, params=params)</w:t>
       </w:r>
     </w:p>
     <w:p>
@@ -2963,7 +4717,69 @@
           <w:szCs w:val="18"/>
           <w:lang w:val="en-US"/>
         </w:rPr>
-        <w:t xml:space="preserve">    return resp.json()["items"], resp.json()["total_count"]</w:t>
+        <w:t xml:space="preserve">    return </w:t>
+      </w:r>
+      <w:proofErr w:type="spellStart"/>
+      <w:proofErr w:type="gramStart"/>
+      <w:r>
+        <w:rPr>
+          <w:rFonts w:ascii="Consolas" w:eastAsia="Consolas" w:hAnsi="Consolas" w:cs="Consolas"/>
+          <w:sz w:val="18"/>
+          <w:szCs w:val="18"/>
+          <w:lang w:val="en-US"/>
+        </w:rPr>
+        <w:t>resp.json</w:t>
+      </w:r>
+      <w:proofErr w:type="spellEnd"/>
+      <w:proofErr w:type="gramEnd"/>
+      <w:r>
+        <w:rPr>
+          <w:rFonts w:ascii="Consolas" w:eastAsia="Consolas" w:hAnsi="Consolas" w:cs="Consolas"/>
+          <w:sz w:val="18"/>
+          <w:szCs w:val="18"/>
+          <w:lang w:val="en-US"/>
+        </w:rPr>
+        <w:t xml:space="preserve">()["items"], </w:t>
+      </w:r>
+      <w:proofErr w:type="spellStart"/>
+      <w:r>
+        <w:rPr>
+          <w:rFonts w:ascii="Consolas" w:eastAsia="Consolas" w:hAnsi="Consolas" w:cs="Consolas"/>
+          <w:sz w:val="18"/>
+          <w:szCs w:val="18"/>
+          <w:lang w:val="en-US"/>
+        </w:rPr>
+        <w:t>resp.json</w:t>
+      </w:r>
+      <w:proofErr w:type="spellEnd"/>
+      <w:r>
+        <w:rPr>
+          <w:rFonts w:ascii="Consolas" w:eastAsia="Consolas" w:hAnsi="Consolas" w:cs="Consolas"/>
+          <w:sz w:val="18"/>
+          <w:szCs w:val="18"/>
+          <w:lang w:val="en-US"/>
+        </w:rPr>
+        <w:t>()["</w:t>
+      </w:r>
+      <w:proofErr w:type="spellStart"/>
+      <w:r>
+        <w:rPr>
+          <w:rFonts w:ascii="Consolas" w:eastAsia="Consolas" w:hAnsi="Consolas" w:cs="Consolas"/>
+          <w:sz w:val="18"/>
+          <w:szCs w:val="18"/>
+          <w:lang w:val="en-US"/>
+        </w:rPr>
+        <w:t>total_count</w:t>
+      </w:r>
+      <w:proofErr w:type="spellEnd"/>
+      <w:r>
+        <w:rPr>
+          <w:rFonts w:ascii="Consolas" w:eastAsia="Consolas" w:hAnsi="Consolas" w:cs="Consolas"/>
+          <w:sz w:val="18"/>
+          <w:szCs w:val="18"/>
+          <w:lang w:val="en-US"/>
+        </w:rPr>
+        <w:t>"]</w:t>
       </w:r>
     </w:p>
     <w:p>
@@ -2997,7 +4813,47 @@
           <w:szCs w:val="18"/>
           <w:lang w:val="en-US"/>
         </w:rPr>
-        <w:t>def get_repo_tree(owner, repo, branch):</w:t>
+        <w:t xml:space="preserve">def </w:t>
+      </w:r>
+      <w:proofErr w:type="spellStart"/>
+      <w:r>
+        <w:rPr>
+          <w:rFonts w:ascii="Consolas" w:eastAsia="Consolas" w:hAnsi="Consolas" w:cs="Consolas"/>
+          <w:sz w:val="18"/>
+          <w:szCs w:val="18"/>
+          <w:lang w:val="en-US"/>
+        </w:rPr>
+        <w:t>get_repo_</w:t>
+      </w:r>
+      <w:proofErr w:type="gramStart"/>
+      <w:r>
+        <w:rPr>
+          <w:rFonts w:ascii="Consolas" w:eastAsia="Consolas" w:hAnsi="Consolas" w:cs="Consolas"/>
+          <w:sz w:val="18"/>
+          <w:szCs w:val="18"/>
+          <w:lang w:val="en-US"/>
+        </w:rPr>
+        <w:t>tree</w:t>
+      </w:r>
+      <w:proofErr w:type="spellEnd"/>
+      <w:r>
+        <w:rPr>
+          <w:rFonts w:ascii="Consolas" w:eastAsia="Consolas" w:hAnsi="Consolas" w:cs="Consolas"/>
+          <w:sz w:val="18"/>
+          <w:szCs w:val="18"/>
+          <w:lang w:val="en-US"/>
+        </w:rPr>
+        <w:t>(</w:t>
+      </w:r>
+      <w:proofErr w:type="gramEnd"/>
+      <w:r>
+        <w:rPr>
+          <w:rFonts w:ascii="Consolas" w:eastAsia="Consolas" w:hAnsi="Consolas" w:cs="Consolas"/>
+          <w:sz w:val="18"/>
+          <w:szCs w:val="18"/>
+          <w:lang w:val="en-US"/>
+        </w:rPr>
+        <w:t>owner, repo, branch):</w:t>
       </w:r>
     </w:p>
     <w:p>
@@ -3067,7 +4923,49 @@
           <w:szCs w:val="18"/>
           <w:lang w:val="en-US"/>
         </w:rPr>
-        <w:t xml:space="preserve">    return requests.get(url, headers=HEADERS).json()</w:t>
+        <w:t xml:space="preserve">    return </w:t>
+      </w:r>
+      <w:proofErr w:type="spellStart"/>
+      <w:proofErr w:type="gramStart"/>
+      <w:r>
+        <w:rPr>
+          <w:rFonts w:ascii="Consolas" w:eastAsia="Consolas" w:hAnsi="Consolas" w:cs="Consolas"/>
+          <w:sz w:val="18"/>
+          <w:szCs w:val="18"/>
+          <w:lang w:val="en-US"/>
+        </w:rPr>
+        <w:t>requests.get</w:t>
+      </w:r>
+      <w:proofErr w:type="spellEnd"/>
+      <w:r>
+        <w:rPr>
+          <w:rFonts w:ascii="Consolas" w:eastAsia="Consolas" w:hAnsi="Consolas" w:cs="Consolas"/>
+          <w:sz w:val="18"/>
+          <w:szCs w:val="18"/>
+          <w:lang w:val="en-US"/>
+        </w:rPr>
+        <w:t>(</w:t>
+      </w:r>
+      <w:proofErr w:type="spellStart"/>
+      <w:proofErr w:type="gramEnd"/>
+      <w:r>
+        <w:rPr>
+          <w:rFonts w:ascii="Consolas" w:eastAsia="Consolas" w:hAnsi="Consolas" w:cs="Consolas"/>
+          <w:sz w:val="18"/>
+          <w:szCs w:val="18"/>
+          <w:lang w:val="en-US"/>
+        </w:rPr>
+        <w:t>url</w:t>
+      </w:r>
+      <w:proofErr w:type="spellEnd"/>
+      <w:r>
+        <w:rPr>
+          <w:rFonts w:ascii="Consolas" w:eastAsia="Consolas" w:hAnsi="Consolas" w:cs="Consolas"/>
+          <w:sz w:val="18"/>
+          <w:szCs w:val="18"/>
+          <w:lang w:val="en-US"/>
+        </w:rPr>
+        <w:t>, headers=HEADERS).json()</w:t>
       </w:r>
     </w:p>
     <w:p>
@@ -3077,7 +4975,15 @@
         <w:jc w:val="both"/>
       </w:pPr>
       <w:r>
-        <w:t>Целевой объём сбора был задан равным 42 000 файлов, однако после очистки данных «чистый» датасет имел размер в 12 106 файлов.</w:t>
+        <w:t xml:space="preserve">Целевой объём сбора был задан равным 42 000 файлов, однако после очистки данных «чистый» </w:t>
+      </w:r>
+      <w:proofErr w:type="spellStart"/>
+      <w:r>
+        <w:t>датасет</w:t>
+      </w:r>
+      <w:proofErr w:type="spellEnd"/>
+      <w:r>
+        <w:t xml:space="preserve"> имел размер в 12 106 файлов.</w:t>
       </w:r>
     </w:p>
     <w:p>
@@ -3101,7 +5007,71 @@
       </w:r>
       <w:r>
         <w:lastRenderedPageBreak/>
-        <w:t>комментариев и строк документации. Для задачи автодополнения кода комментарии являются шумом: они содержат натуральный малоструктурированный и сложный язык и засоряют словарь токенизатора. При этом они вредныдля обучения -  комментарии создают «ложные» закономерности, ведь мы поставили задачу генерации кода, а не естественного языка. Удаление выполняется внутри функции загрузки датасета с помощью модуля tokenize; разбиение на обучающую, валидационную и тестовую выборки со стратификацией по длине файла.</w:t>
+        <w:t xml:space="preserve">комментариев и строк документации. Для задачи </w:t>
+      </w:r>
+      <w:proofErr w:type="spellStart"/>
+      <w:r>
+        <w:t>автодополнения</w:t>
+      </w:r>
+      <w:proofErr w:type="spellEnd"/>
+      <w:r>
+        <w:t xml:space="preserve"> кода комментарии являются шумом: они содержат натуральный </w:t>
+      </w:r>
+      <w:proofErr w:type="spellStart"/>
+      <w:r>
+        <w:t>малоструктурированный</w:t>
+      </w:r>
+      <w:proofErr w:type="spellEnd"/>
+      <w:r>
+        <w:t xml:space="preserve"> и сложный язык и засоряют словарь </w:t>
+      </w:r>
+      <w:proofErr w:type="spellStart"/>
+      <w:r>
+        <w:t>токенизатора</w:t>
+      </w:r>
+      <w:proofErr w:type="spellEnd"/>
+      <w:r>
+        <w:t xml:space="preserve">. При этом они </w:t>
+      </w:r>
+      <w:proofErr w:type="spellStart"/>
+      <w:r>
+        <w:t>вредныдля</w:t>
+      </w:r>
+      <w:proofErr w:type="spellEnd"/>
+      <w:r>
+        <w:t xml:space="preserve"> обучения </w:t>
+      </w:r>
+      <w:proofErr w:type="gramStart"/>
+      <w:r>
+        <w:t>-  комментарии</w:t>
+      </w:r>
+      <w:proofErr w:type="gramEnd"/>
+      <w:r>
+        <w:t xml:space="preserve"> создают «ложные» закономерности, ведь мы поставили задачу генерации кода, а не естественного языка. Удаление выполняется внутри функции загрузки </w:t>
+      </w:r>
+      <w:proofErr w:type="spellStart"/>
+      <w:r>
+        <w:t>датасета</w:t>
+      </w:r>
+      <w:proofErr w:type="spellEnd"/>
+      <w:r>
+        <w:t xml:space="preserve"> с помощью модуля </w:t>
+      </w:r>
+      <w:proofErr w:type="spellStart"/>
+      <w:r>
+        <w:t>tokenize</w:t>
+      </w:r>
+      <w:proofErr w:type="spellEnd"/>
+      <w:r>
+        <w:t xml:space="preserve">; разбиение на обучающую, </w:t>
+      </w:r>
+      <w:proofErr w:type="spellStart"/>
+      <w:r>
+        <w:t>валидационную</w:t>
+      </w:r>
+      <w:proofErr w:type="spellEnd"/>
+      <w:r>
+        <w:t xml:space="preserve"> и тестовую выборки со стратификацией по длине файла.</w:t>
       </w:r>
     </w:p>
     <w:p>
@@ -3175,7 +5145,118 @@
           <w:szCs w:val="18"/>
           <w:lang w:val="en-US"/>
         </w:rPr>
-        <w:t>for tok in tokenize.generate_tokens(io.StringIO(src).readline):</w:t>
+        <w:t xml:space="preserve">for </w:t>
+      </w:r>
+      <w:proofErr w:type="spellStart"/>
+      <w:r>
+        <w:rPr>
+          <w:rFonts w:ascii="Consolas" w:eastAsia="Consolas" w:hAnsi="Consolas" w:cs="Consolas"/>
+          <w:sz w:val="18"/>
+          <w:szCs w:val="18"/>
+          <w:lang w:val="en-US"/>
+        </w:rPr>
+        <w:t>tok</w:t>
+      </w:r>
+      <w:proofErr w:type="spellEnd"/>
+      <w:r>
+        <w:rPr>
+          <w:rFonts w:ascii="Consolas" w:eastAsia="Consolas" w:hAnsi="Consolas" w:cs="Consolas"/>
+          <w:sz w:val="18"/>
+          <w:szCs w:val="18"/>
+          <w:lang w:val="en-US"/>
+        </w:rPr>
+        <w:t xml:space="preserve"> in </w:t>
+      </w:r>
+      <w:proofErr w:type="spellStart"/>
+      <w:proofErr w:type="gramStart"/>
+      <w:r>
+        <w:rPr>
+          <w:rFonts w:ascii="Consolas" w:eastAsia="Consolas" w:hAnsi="Consolas" w:cs="Consolas"/>
+          <w:sz w:val="18"/>
+          <w:szCs w:val="18"/>
+          <w:lang w:val="en-US"/>
+        </w:rPr>
+        <w:t>tokenize.generate</w:t>
+      </w:r>
+      <w:proofErr w:type="gramEnd"/>
+      <w:r>
+        <w:rPr>
+          <w:rFonts w:ascii="Consolas" w:eastAsia="Consolas" w:hAnsi="Consolas" w:cs="Consolas"/>
+          <w:sz w:val="18"/>
+          <w:szCs w:val="18"/>
+          <w:lang w:val="en-US"/>
+        </w:rPr>
+        <w:t>_tokens</w:t>
+      </w:r>
+      <w:proofErr w:type="spellEnd"/>
+      <w:r>
+        <w:rPr>
+          <w:rFonts w:ascii="Consolas" w:eastAsia="Consolas" w:hAnsi="Consolas" w:cs="Consolas"/>
+          <w:sz w:val="18"/>
+          <w:szCs w:val="18"/>
+          <w:lang w:val="en-US"/>
+        </w:rPr>
+        <w:t>(</w:t>
+      </w:r>
+      <w:proofErr w:type="spellStart"/>
+      <w:r>
+        <w:rPr>
+          <w:rFonts w:ascii="Consolas" w:eastAsia="Consolas" w:hAnsi="Consolas" w:cs="Consolas"/>
+          <w:sz w:val="18"/>
+          <w:szCs w:val="18"/>
+          <w:lang w:val="en-US"/>
+        </w:rPr>
+        <w:t>io.StringIO</w:t>
+      </w:r>
+      <w:proofErr w:type="spellEnd"/>
+      <w:r>
+        <w:rPr>
+          <w:rFonts w:ascii="Consolas" w:eastAsia="Consolas" w:hAnsi="Consolas" w:cs="Consolas"/>
+          <w:sz w:val="18"/>
+          <w:szCs w:val="18"/>
+          <w:lang w:val="en-US"/>
+        </w:rPr>
+        <w:t>(</w:t>
+      </w:r>
+      <w:proofErr w:type="spellStart"/>
+      <w:r>
+        <w:rPr>
+          <w:rFonts w:ascii="Consolas" w:eastAsia="Consolas" w:hAnsi="Consolas" w:cs="Consolas"/>
+          <w:sz w:val="18"/>
+          <w:szCs w:val="18"/>
+          <w:lang w:val="en-US"/>
+        </w:rPr>
+        <w:t>src</w:t>
+      </w:r>
+      <w:proofErr w:type="spellEnd"/>
+      <w:r>
+        <w:rPr>
+          <w:rFonts w:ascii="Consolas" w:eastAsia="Consolas" w:hAnsi="Consolas" w:cs="Consolas"/>
+          <w:sz w:val="18"/>
+          <w:szCs w:val="18"/>
+          <w:lang w:val="en-US"/>
+        </w:rPr>
+        <w:t>).</w:t>
+      </w:r>
+      <w:proofErr w:type="spellStart"/>
+      <w:r>
+        <w:rPr>
+          <w:rFonts w:ascii="Consolas" w:eastAsia="Consolas" w:hAnsi="Consolas" w:cs="Consolas"/>
+          <w:sz w:val="18"/>
+          <w:szCs w:val="18"/>
+          <w:lang w:val="en-US"/>
+        </w:rPr>
+        <w:t>readline</w:t>
+      </w:r>
+      <w:proofErr w:type="spellEnd"/>
+      <w:r>
+        <w:rPr>
+          <w:rFonts w:ascii="Consolas" w:eastAsia="Consolas" w:hAnsi="Consolas" w:cs="Consolas"/>
+          <w:sz w:val="18"/>
+          <w:szCs w:val="18"/>
+          <w:lang w:val="en-US"/>
+        </w:rPr>
+        <w:t>):</w:t>
       </w:r>
     </w:p>
     <w:p>
@@ -3192,7 +5273,49 @@
           <w:szCs w:val="18"/>
           <w:lang w:val="en-US"/>
         </w:rPr>
-        <w:t xml:space="preserve">    if tok.type == tokenize.COMMENT:</w:t>
+        <w:t xml:space="preserve">    if </w:t>
+      </w:r>
+      <w:proofErr w:type="spellStart"/>
+      <w:proofErr w:type="gramStart"/>
+      <w:r>
+        <w:rPr>
+          <w:rFonts w:ascii="Consolas" w:eastAsia="Consolas" w:hAnsi="Consolas" w:cs="Consolas"/>
+          <w:sz w:val="18"/>
+          <w:szCs w:val="18"/>
+          <w:lang w:val="en-US"/>
+        </w:rPr>
+        <w:t>tok.type</w:t>
+      </w:r>
+      <w:proofErr w:type="spellEnd"/>
+      <w:proofErr w:type="gramEnd"/>
+      <w:r>
+        <w:rPr>
+          <w:rFonts w:ascii="Consolas" w:eastAsia="Consolas" w:hAnsi="Consolas" w:cs="Consolas"/>
+          <w:sz w:val="18"/>
+          <w:szCs w:val="18"/>
+          <w:lang w:val="en-US"/>
+        </w:rPr>
+        <w:t xml:space="preserve"> == </w:t>
+      </w:r>
+      <w:proofErr w:type="spellStart"/>
+      <w:r>
+        <w:rPr>
+          <w:rFonts w:ascii="Consolas" w:eastAsia="Consolas" w:hAnsi="Consolas" w:cs="Consolas"/>
+          <w:sz w:val="18"/>
+          <w:szCs w:val="18"/>
+          <w:lang w:val="en-US"/>
+        </w:rPr>
+        <w:t>tokenize.COMMENT</w:t>
+      </w:r>
+      <w:proofErr w:type="spellEnd"/>
+      <w:r>
+        <w:rPr>
+          <w:rFonts w:ascii="Consolas" w:eastAsia="Consolas" w:hAnsi="Consolas" w:cs="Consolas"/>
+          <w:sz w:val="18"/>
+          <w:szCs w:val="18"/>
+          <w:lang w:val="en-US"/>
+        </w:rPr>
+        <w:t>:</w:t>
       </w:r>
     </w:p>
     <w:p>
@@ -3251,7 +5374,89 @@
           <w:szCs w:val="18"/>
           <w:lang w:val="en-US"/>
         </w:rPr>
-        <w:t xml:space="preserve">    elif tok.type == tokenize.STRING and prev in (INDENT, NEWLINE):</w:t>
+        <w:t xml:space="preserve">    </w:t>
+      </w:r>
+      <w:proofErr w:type="spellStart"/>
+      <w:r>
+        <w:rPr>
+          <w:rFonts w:ascii="Consolas" w:eastAsia="Consolas" w:hAnsi="Consolas" w:cs="Consolas"/>
+          <w:sz w:val="18"/>
+          <w:szCs w:val="18"/>
+          <w:lang w:val="en-US"/>
+        </w:rPr>
+        <w:t>elif</w:t>
+      </w:r>
+      <w:proofErr w:type="spellEnd"/>
+      <w:r>
+        <w:rPr>
+          <w:rFonts w:ascii="Consolas" w:eastAsia="Consolas" w:hAnsi="Consolas" w:cs="Consolas"/>
+          <w:sz w:val="18"/>
+          <w:szCs w:val="18"/>
+          <w:lang w:val="en-US"/>
+        </w:rPr>
+        <w:t xml:space="preserve"> </w:t>
+      </w:r>
+      <w:proofErr w:type="spellStart"/>
+      <w:proofErr w:type="gramStart"/>
+      <w:r>
+        <w:rPr>
+          <w:rFonts w:ascii="Consolas" w:eastAsia="Consolas" w:hAnsi="Consolas" w:cs="Consolas"/>
+          <w:sz w:val="18"/>
+          <w:szCs w:val="18"/>
+          <w:lang w:val="en-US"/>
+        </w:rPr>
+        <w:t>tok.type</w:t>
+      </w:r>
+      <w:proofErr w:type="spellEnd"/>
+      <w:proofErr w:type="gramEnd"/>
+      <w:r>
+        <w:rPr>
+          <w:rFonts w:ascii="Consolas" w:eastAsia="Consolas" w:hAnsi="Consolas" w:cs="Consolas"/>
+          <w:sz w:val="18"/>
+          <w:szCs w:val="18"/>
+          <w:lang w:val="en-US"/>
+        </w:rPr>
+        <w:t xml:space="preserve"> == </w:t>
+      </w:r>
+      <w:proofErr w:type="spellStart"/>
+      <w:r>
+        <w:rPr>
+          <w:rFonts w:ascii="Consolas" w:eastAsia="Consolas" w:hAnsi="Consolas" w:cs="Consolas"/>
+          <w:sz w:val="18"/>
+          <w:szCs w:val="18"/>
+          <w:lang w:val="en-US"/>
+        </w:rPr>
+        <w:t>tokenize.STRING</w:t>
+      </w:r>
+      <w:proofErr w:type="spellEnd"/>
+      <w:r>
+        <w:rPr>
+          <w:rFonts w:ascii="Consolas" w:eastAsia="Consolas" w:hAnsi="Consolas" w:cs="Consolas"/>
+          <w:sz w:val="18"/>
+          <w:szCs w:val="18"/>
+          <w:lang w:val="en-US"/>
+        </w:rPr>
+        <w:t xml:space="preserve"> and </w:t>
+      </w:r>
+      <w:proofErr w:type="spellStart"/>
+      <w:r>
+        <w:rPr>
+          <w:rFonts w:ascii="Consolas" w:eastAsia="Consolas" w:hAnsi="Consolas" w:cs="Consolas"/>
+          <w:sz w:val="18"/>
+          <w:szCs w:val="18"/>
+          <w:lang w:val="en-US"/>
+        </w:rPr>
+        <w:t>prev</w:t>
+      </w:r>
+      <w:proofErr w:type="spellEnd"/>
+      <w:r>
+        <w:rPr>
+          <w:rFonts w:ascii="Consolas" w:eastAsia="Consolas" w:hAnsi="Consolas" w:cs="Consolas"/>
+          <w:sz w:val="18"/>
+          <w:szCs w:val="18"/>
+          <w:lang w:val="en-US"/>
+        </w:rPr>
+        <w:t xml:space="preserve"> in (INDENT, NEWLINE):</w:t>
       </w:r>
     </w:p>
     <w:p>
@@ -3358,6 +5563,8 @@
         </w:rPr>
         <w:t xml:space="preserve">        </w:t>
       </w:r>
+      <w:proofErr w:type="spellStart"/>
+      <w:proofErr w:type="gramStart"/>
       <w:r>
         <w:rPr>
           <w:rFonts w:ascii="Consolas" w:eastAsia="Consolas" w:hAnsi="Consolas" w:cs="Consolas"/>
@@ -3385,6 +5592,8 @@
         </w:rPr>
         <w:t>append</w:t>
       </w:r>
+      <w:proofErr w:type="spellEnd"/>
+      <w:proofErr w:type="gramEnd"/>
       <w:r>
         <w:rPr>
           <w:rFonts w:ascii="Consolas" w:eastAsia="Consolas" w:hAnsi="Consolas" w:cs="Consolas"/>
@@ -3394,6 +5603,7 @@
         </w:rPr>
         <w:t>(</w:t>
       </w:r>
+      <w:proofErr w:type="spellStart"/>
       <w:r>
         <w:rPr>
           <w:rFonts w:ascii="Consolas" w:eastAsia="Consolas" w:hAnsi="Consolas" w:cs="Consolas"/>
@@ -3421,6 +5631,7 @@
         </w:rPr>
         <w:t>string</w:t>
       </w:r>
+      <w:proofErr w:type="spellEnd"/>
       <w:r>
         <w:rPr>
           <w:rFonts w:ascii="Consolas" w:eastAsia="Consolas" w:hAnsi="Consolas" w:cs="Consolas"/>
@@ -3446,10 +5657,12 @@
         <w:pStyle w:val="2"/>
       </w:pPr>
       <w:bookmarkStart w:id="21" w:name="_Toc231071472"/>
+      <w:proofErr w:type="spellStart"/>
       <w:r>
         <w:t>Токенизация</w:t>
       </w:r>
       <w:bookmarkEnd w:id="21"/>
+      <w:proofErr w:type="spellEnd"/>
     </w:p>
     <w:p>
       <w:pPr>
@@ -3458,7 +5671,23 @@
         <w:jc w:val="both"/>
       </w:pPr>
       <w:r>
-        <w:t>Были реализованы два токенизатора (см. п. 1.4). Посимвольный токенизатор строит словарь из наиболее частотных «слов», знаков пунктуации и символов отступа, гарантируя при этом, что каждый встреченный в данных символ получает идентификатор (это исключает массовую генерацию &lt;UNK&gt;). Размер словаря задан равным 8000.</w:t>
+        <w:t xml:space="preserve">Были реализованы два </w:t>
+      </w:r>
+      <w:proofErr w:type="spellStart"/>
+      <w:r>
+        <w:t>токенизатора</w:t>
+      </w:r>
+      <w:proofErr w:type="spellEnd"/>
+      <w:r>
+        <w:t xml:space="preserve"> (см. п. 1.4). Посимвольный </w:t>
+      </w:r>
+      <w:proofErr w:type="spellStart"/>
+      <w:r>
+        <w:t>токенизатор</w:t>
+      </w:r>
+      <w:proofErr w:type="spellEnd"/>
+      <w:r>
+        <w:t xml:space="preserve"> строит словарь из наиболее частотных «слов», знаков пунктуации и символов отступа, гарантируя при этом, что каждый встреченный в данных символ получает идентификатор (это исключает массовую генерацию &lt;UNK&gt;). Размер словаря задан равным 8000.</w:t>
       </w:r>
     </w:p>
     <w:p>
@@ -3468,24 +5697,215 @@
         <w:jc w:val="both"/>
       </w:pPr>
       <w:r>
-        <w:t>Ядро построения словаря посимвольного токенизатора:</w:t>
+        <w:t xml:space="preserve">Ядро построения словаря посимвольного </w:t>
+      </w:r>
+      <w:proofErr w:type="spellStart"/>
+      <w:r>
+        <w:t>токенизатора</w:t>
+      </w:r>
+      <w:proofErr w:type="spellEnd"/>
+      <w:r>
+        <w:t>:</w:t>
       </w:r>
     </w:p>
     <w:p>
       <w:pPr>
         <w:shd w:val="clear" w:color="auto" w:fill="F2F2F2"/>
-        <w:rPr>
-          <w:lang w:val="en-US"/>
-        </w:rPr>
-      </w:pPr>
-      <w:r>
-        <w:rPr>
-          <w:rFonts w:ascii="Consolas" w:eastAsia="Consolas" w:hAnsi="Consolas" w:cs="Consolas"/>
-          <w:sz w:val="18"/>
-          <w:szCs w:val="18"/>
-          <w:lang w:val="en-US"/>
-        </w:rPr>
-        <w:t>for tok, cnt in sorted(freq.items(), key=lambda x: -x[1]):</w:t>
+      </w:pPr>
+      <w:r>
+        <w:rPr>
+          <w:rFonts w:ascii="Consolas" w:eastAsia="Consolas" w:hAnsi="Consolas" w:cs="Consolas"/>
+          <w:sz w:val="18"/>
+          <w:szCs w:val="18"/>
+          <w:lang w:val="en-US"/>
+        </w:rPr>
+        <w:t>for</w:t>
+      </w:r>
+      <w:r>
+        <w:rPr>
+          <w:rFonts w:ascii="Consolas" w:eastAsia="Consolas" w:hAnsi="Consolas" w:cs="Consolas"/>
+          <w:sz w:val="18"/>
+          <w:szCs w:val="18"/>
+        </w:rPr>
+        <w:t xml:space="preserve"> </w:t>
+      </w:r>
+      <w:proofErr w:type="spellStart"/>
+      <w:r>
+        <w:rPr>
+          <w:rFonts w:ascii="Consolas" w:eastAsia="Consolas" w:hAnsi="Consolas" w:cs="Consolas"/>
+          <w:sz w:val="18"/>
+          <w:szCs w:val="18"/>
+          <w:lang w:val="en-US"/>
+        </w:rPr>
+        <w:t>tok</w:t>
+      </w:r>
+      <w:proofErr w:type="spellEnd"/>
+      <w:r>
+        <w:rPr>
+          <w:rFonts w:ascii="Consolas" w:eastAsia="Consolas" w:hAnsi="Consolas" w:cs="Consolas"/>
+          <w:sz w:val="18"/>
+          <w:szCs w:val="18"/>
+        </w:rPr>
+        <w:t xml:space="preserve">, </w:t>
+      </w:r>
+      <w:proofErr w:type="spellStart"/>
+      <w:r>
+        <w:rPr>
+          <w:rFonts w:ascii="Consolas" w:eastAsia="Consolas" w:hAnsi="Consolas" w:cs="Consolas"/>
+          <w:sz w:val="18"/>
+          <w:szCs w:val="18"/>
+          <w:lang w:val="en-US"/>
+        </w:rPr>
+        <w:t>cnt</w:t>
+      </w:r>
+      <w:proofErr w:type="spellEnd"/>
+      <w:r>
+        <w:rPr>
+          <w:rFonts w:ascii="Consolas" w:eastAsia="Consolas" w:hAnsi="Consolas" w:cs="Consolas"/>
+          <w:sz w:val="18"/>
+          <w:szCs w:val="18"/>
+        </w:rPr>
+        <w:t xml:space="preserve"> </w:t>
+      </w:r>
+      <w:r>
+        <w:rPr>
+          <w:rFonts w:ascii="Consolas" w:eastAsia="Consolas" w:hAnsi="Consolas" w:cs="Consolas"/>
+          <w:sz w:val="18"/>
+          <w:szCs w:val="18"/>
+          <w:lang w:val="en-US"/>
+        </w:rPr>
+        <w:t>in</w:t>
+      </w:r>
+      <w:r>
+        <w:rPr>
+          <w:rFonts w:ascii="Consolas" w:eastAsia="Consolas" w:hAnsi="Consolas" w:cs="Consolas"/>
+          <w:sz w:val="18"/>
+          <w:szCs w:val="18"/>
+        </w:rPr>
+        <w:t xml:space="preserve"> </w:t>
+      </w:r>
+      <w:r>
+        <w:rPr>
+          <w:rFonts w:ascii="Consolas" w:eastAsia="Consolas" w:hAnsi="Consolas" w:cs="Consolas"/>
+          <w:sz w:val="18"/>
+          <w:szCs w:val="18"/>
+          <w:lang w:val="en-US"/>
+        </w:rPr>
+        <w:t>sorted</w:t>
+      </w:r>
+      <w:r>
+        <w:rPr>
+          <w:rFonts w:ascii="Consolas" w:eastAsia="Consolas" w:hAnsi="Consolas" w:cs="Consolas"/>
+          <w:sz w:val="18"/>
+          <w:szCs w:val="18"/>
+        </w:rPr>
+        <w:t>(</w:t>
+      </w:r>
+      <w:proofErr w:type="spellStart"/>
+      <w:proofErr w:type="gramStart"/>
+      <w:r>
+        <w:rPr>
+          <w:rFonts w:ascii="Consolas" w:eastAsia="Consolas" w:hAnsi="Consolas" w:cs="Consolas"/>
+          <w:sz w:val="18"/>
+          <w:szCs w:val="18"/>
+          <w:lang w:val="en-US"/>
+        </w:rPr>
+        <w:t>freq</w:t>
+      </w:r>
+      <w:proofErr w:type="spellEnd"/>
+      <w:r>
+        <w:rPr>
+          <w:rFonts w:ascii="Consolas" w:eastAsia="Consolas" w:hAnsi="Consolas" w:cs="Consolas"/>
+          <w:sz w:val="18"/>
+          <w:szCs w:val="18"/>
+        </w:rPr>
+        <w:t>.</w:t>
+      </w:r>
+      <w:r>
+        <w:rPr>
+          <w:rFonts w:ascii="Consolas" w:eastAsia="Consolas" w:hAnsi="Consolas" w:cs="Consolas"/>
+          <w:sz w:val="18"/>
+          <w:szCs w:val="18"/>
+          <w:lang w:val="en-US"/>
+        </w:rPr>
+        <w:t>items</w:t>
+      </w:r>
+      <w:proofErr w:type="gramEnd"/>
+      <w:r>
+        <w:rPr>
+          <w:rFonts w:ascii="Consolas" w:eastAsia="Consolas" w:hAnsi="Consolas" w:cs="Consolas"/>
+          <w:sz w:val="18"/>
+          <w:szCs w:val="18"/>
+        </w:rPr>
+        <w:t xml:space="preserve">(), </w:t>
+      </w:r>
+      <w:r>
+        <w:rPr>
+          <w:rFonts w:ascii="Consolas" w:eastAsia="Consolas" w:hAnsi="Consolas" w:cs="Consolas"/>
+          <w:sz w:val="18"/>
+          <w:szCs w:val="18"/>
+          <w:lang w:val="en-US"/>
+        </w:rPr>
+        <w:t>key</w:t>
+      </w:r>
+      <w:r>
+        <w:rPr>
+          <w:rFonts w:ascii="Consolas" w:eastAsia="Consolas" w:hAnsi="Consolas" w:cs="Consolas"/>
+          <w:sz w:val="18"/>
+          <w:szCs w:val="18"/>
+        </w:rPr>
+        <w:t>=</w:t>
+      </w:r>
+      <w:r>
+        <w:rPr>
+          <w:rFonts w:ascii="Consolas" w:eastAsia="Consolas" w:hAnsi="Consolas" w:cs="Consolas"/>
+          <w:sz w:val="18"/>
+          <w:szCs w:val="18"/>
+          <w:lang w:val="en-US"/>
+        </w:rPr>
+        <w:t>lambda</w:t>
+      </w:r>
+      <w:r>
+        <w:rPr>
+          <w:rFonts w:ascii="Consolas" w:eastAsia="Consolas" w:hAnsi="Consolas" w:cs="Consolas"/>
+          <w:sz w:val="18"/>
+          <w:szCs w:val="18"/>
+        </w:rPr>
+        <w:t xml:space="preserve"> </w:t>
+      </w:r>
+      <w:r>
+        <w:rPr>
+          <w:rFonts w:ascii="Consolas" w:eastAsia="Consolas" w:hAnsi="Consolas" w:cs="Consolas"/>
+          <w:sz w:val="18"/>
+          <w:szCs w:val="18"/>
+          <w:lang w:val="en-US"/>
+        </w:rPr>
+        <w:t>x</w:t>
+      </w:r>
+      <w:r>
+        <w:rPr>
+          <w:rFonts w:ascii="Consolas" w:eastAsia="Consolas" w:hAnsi="Consolas" w:cs="Consolas"/>
+          <w:sz w:val="18"/>
+          <w:szCs w:val="18"/>
+        </w:rPr>
+        <w:t>: -</w:t>
+      </w:r>
+      <w:r>
+        <w:rPr>
+          <w:rFonts w:ascii="Consolas" w:eastAsia="Consolas" w:hAnsi="Consolas" w:cs="Consolas"/>
+          <w:sz w:val="18"/>
+          <w:szCs w:val="18"/>
+          <w:lang w:val="en-US"/>
+        </w:rPr>
+        <w:t>x</w:t>
+      </w:r>
+      <w:r>
+        <w:rPr>
+          <w:rFonts w:ascii="Consolas" w:eastAsia="Consolas" w:hAnsi="Consolas" w:cs="Consolas"/>
+          <w:sz w:val="18"/>
+          <w:szCs w:val="18"/>
+        </w:rPr>
+        <w:t>[1]):</w:t>
       </w:r>
     </w:p>
     <w:p>
@@ -3500,9 +5920,57 @@
           <w:rFonts w:ascii="Consolas" w:eastAsia="Consolas" w:hAnsi="Consolas" w:cs="Consolas"/>
           <w:sz w:val="18"/>
           <w:szCs w:val="18"/>
-          <w:lang w:val="en-US"/>
-        </w:rPr>
-        <w:t xml:space="preserve">    if cnt &lt; min_freq: break</w:t>
+        </w:rPr>
+        <w:t xml:space="preserve">    </w:t>
+      </w:r>
+      <w:r>
+        <w:rPr>
+          <w:rFonts w:ascii="Consolas" w:eastAsia="Consolas" w:hAnsi="Consolas" w:cs="Consolas"/>
+          <w:sz w:val="18"/>
+          <w:szCs w:val="18"/>
+          <w:lang w:val="en-US"/>
+        </w:rPr>
+        <w:t xml:space="preserve">if </w:t>
+      </w:r>
+      <w:proofErr w:type="spellStart"/>
+      <w:r>
+        <w:rPr>
+          <w:rFonts w:ascii="Consolas" w:eastAsia="Consolas" w:hAnsi="Consolas" w:cs="Consolas"/>
+          <w:sz w:val="18"/>
+          <w:szCs w:val="18"/>
+          <w:lang w:val="en-US"/>
+        </w:rPr>
+        <w:t>cnt</w:t>
+      </w:r>
+      <w:proofErr w:type="spellEnd"/>
+      <w:r>
+        <w:rPr>
+          <w:rFonts w:ascii="Consolas" w:eastAsia="Consolas" w:hAnsi="Consolas" w:cs="Consolas"/>
+          <w:sz w:val="18"/>
+          <w:szCs w:val="18"/>
+          <w:lang w:val="en-US"/>
+        </w:rPr>
+        <w:t xml:space="preserve"> &lt; </w:t>
+      </w:r>
+      <w:proofErr w:type="spellStart"/>
+      <w:r>
+        <w:rPr>
+          <w:rFonts w:ascii="Consolas" w:eastAsia="Consolas" w:hAnsi="Consolas" w:cs="Consolas"/>
+          <w:sz w:val="18"/>
+          <w:szCs w:val="18"/>
+          <w:lang w:val="en-US"/>
+        </w:rPr>
+        <w:t>min_freq</w:t>
+      </w:r>
+      <w:proofErr w:type="spellEnd"/>
+      <w:r>
+        <w:rPr>
+          <w:rFonts w:ascii="Consolas" w:eastAsia="Consolas" w:hAnsi="Consolas" w:cs="Consolas"/>
+          <w:sz w:val="18"/>
+          <w:szCs w:val="18"/>
+          <w:lang w:val="en-US"/>
+        </w:rPr>
+        <w:t>: break</w:t>
       </w:r>
     </w:p>
     <w:p>
@@ -3519,7 +5987,67 @@
           <w:szCs w:val="18"/>
           <w:lang w:val="en-US"/>
         </w:rPr>
-        <w:t xml:space="preserve">    if tok not in self.token2id and len(self.token2id) &lt; V:</w:t>
+        <w:t xml:space="preserve">    if </w:t>
+      </w:r>
+      <w:proofErr w:type="spellStart"/>
+      <w:r>
+        <w:rPr>
+          <w:rFonts w:ascii="Consolas" w:eastAsia="Consolas" w:hAnsi="Consolas" w:cs="Consolas"/>
+          <w:sz w:val="18"/>
+          <w:szCs w:val="18"/>
+          <w:lang w:val="en-US"/>
+        </w:rPr>
+        <w:t>tok</w:t>
+      </w:r>
+      <w:proofErr w:type="spellEnd"/>
+      <w:r>
+        <w:rPr>
+          <w:rFonts w:ascii="Consolas" w:eastAsia="Consolas" w:hAnsi="Consolas" w:cs="Consolas"/>
+          <w:sz w:val="18"/>
+          <w:szCs w:val="18"/>
+          <w:lang w:val="en-US"/>
+        </w:rPr>
+        <w:t xml:space="preserve"> not in </w:t>
+      </w:r>
+      <w:proofErr w:type="gramStart"/>
+      <w:r>
+        <w:rPr>
+          <w:rFonts w:ascii="Consolas" w:eastAsia="Consolas" w:hAnsi="Consolas" w:cs="Consolas"/>
+          <w:sz w:val="18"/>
+          <w:szCs w:val="18"/>
+          <w:lang w:val="en-US"/>
+        </w:rPr>
+        <w:t>self.token</w:t>
+      </w:r>
+      <w:proofErr w:type="gramEnd"/>
+      <w:r>
+        <w:rPr>
+          <w:rFonts w:ascii="Consolas" w:eastAsia="Consolas" w:hAnsi="Consolas" w:cs="Consolas"/>
+          <w:sz w:val="18"/>
+          <w:szCs w:val="18"/>
+          <w:lang w:val="en-US"/>
+        </w:rPr>
+        <w:t xml:space="preserve">2id and </w:t>
+      </w:r>
+      <w:proofErr w:type="spellStart"/>
+      <w:r>
+        <w:rPr>
+          <w:rFonts w:ascii="Consolas" w:eastAsia="Consolas" w:hAnsi="Consolas" w:cs="Consolas"/>
+          <w:sz w:val="18"/>
+          <w:szCs w:val="18"/>
+          <w:lang w:val="en-US"/>
+        </w:rPr>
+        <w:t>len</w:t>
+      </w:r>
+      <w:proofErr w:type="spellEnd"/>
+      <w:r>
+        <w:rPr>
+          <w:rFonts w:ascii="Consolas" w:eastAsia="Consolas" w:hAnsi="Consolas" w:cs="Consolas"/>
+          <w:sz w:val="18"/>
+          <w:szCs w:val="18"/>
+          <w:lang w:val="en-US"/>
+        </w:rPr>
+        <w:t>(self.token2id) &lt; V:</w:t>
       </w:r>
     </w:p>
     <w:p>
@@ -3536,7 +6064,67 @@
           <w:szCs w:val="18"/>
           <w:lang w:val="en-US"/>
         </w:rPr>
-        <w:t xml:space="preserve">        self.token2id[tok] = len(self.token2id)</w:t>
+        <w:t xml:space="preserve">        </w:t>
+      </w:r>
+      <w:proofErr w:type="gramStart"/>
+      <w:r>
+        <w:rPr>
+          <w:rFonts w:ascii="Consolas" w:eastAsia="Consolas" w:hAnsi="Consolas" w:cs="Consolas"/>
+          <w:sz w:val="18"/>
+          <w:szCs w:val="18"/>
+          <w:lang w:val="en-US"/>
+        </w:rPr>
+        <w:t>self.token</w:t>
+      </w:r>
+      <w:proofErr w:type="gramEnd"/>
+      <w:r>
+        <w:rPr>
+          <w:rFonts w:ascii="Consolas" w:eastAsia="Consolas" w:hAnsi="Consolas" w:cs="Consolas"/>
+          <w:sz w:val="18"/>
+          <w:szCs w:val="18"/>
+          <w:lang w:val="en-US"/>
+        </w:rPr>
+        <w:t>2id[</w:t>
+      </w:r>
+      <w:proofErr w:type="spellStart"/>
+      <w:r>
+        <w:rPr>
+          <w:rFonts w:ascii="Consolas" w:eastAsia="Consolas" w:hAnsi="Consolas" w:cs="Consolas"/>
+          <w:sz w:val="18"/>
+          <w:szCs w:val="18"/>
+          <w:lang w:val="en-US"/>
+        </w:rPr>
+        <w:t>tok</w:t>
+      </w:r>
+      <w:proofErr w:type="spellEnd"/>
+      <w:r>
+        <w:rPr>
+          <w:rFonts w:ascii="Consolas" w:eastAsia="Consolas" w:hAnsi="Consolas" w:cs="Consolas"/>
+          <w:sz w:val="18"/>
+          <w:szCs w:val="18"/>
+          <w:lang w:val="en-US"/>
+        </w:rPr>
+        <w:t xml:space="preserve">] = </w:t>
+      </w:r>
+      <w:proofErr w:type="spellStart"/>
+      <w:r>
+        <w:rPr>
+          <w:rFonts w:ascii="Consolas" w:eastAsia="Consolas" w:hAnsi="Consolas" w:cs="Consolas"/>
+          <w:sz w:val="18"/>
+          <w:szCs w:val="18"/>
+          <w:lang w:val="en-US"/>
+        </w:rPr>
+        <w:t>len</w:t>
+      </w:r>
+      <w:proofErr w:type="spellEnd"/>
+      <w:r>
+        <w:rPr>
+          <w:rFonts w:ascii="Consolas" w:eastAsia="Consolas" w:hAnsi="Consolas" w:cs="Consolas"/>
+          <w:sz w:val="18"/>
+          <w:szCs w:val="18"/>
+          <w:lang w:val="en-US"/>
+        </w:rPr>
+        <w:t>(self.token2id)</w:t>
       </w:r>
     </w:p>
     <w:p>
@@ -3556,13 +6144,59 @@
       <w:pPr>
         <w:shd w:val="clear" w:color="auto" w:fill="F2F2F2"/>
       </w:pPr>
-      <w:r>
-        <w:rPr>
-          <w:rFonts w:ascii="Consolas" w:eastAsia="Consolas" w:hAnsi="Consolas" w:cs="Consolas"/>
-          <w:sz w:val="18"/>
-          <w:szCs w:val="18"/>
-        </w:rPr>
-        <w:t>for c in seen_chars:</w:t>
+      <w:proofErr w:type="spellStart"/>
+      <w:r>
+        <w:rPr>
+          <w:rFonts w:ascii="Consolas" w:eastAsia="Consolas" w:hAnsi="Consolas" w:cs="Consolas"/>
+          <w:sz w:val="18"/>
+          <w:szCs w:val="18"/>
+        </w:rPr>
+        <w:t>for</w:t>
+      </w:r>
+      <w:proofErr w:type="spellEnd"/>
+      <w:r>
+        <w:rPr>
+          <w:rFonts w:ascii="Consolas" w:eastAsia="Consolas" w:hAnsi="Consolas" w:cs="Consolas"/>
+          <w:sz w:val="18"/>
+          <w:szCs w:val="18"/>
+        </w:rPr>
+        <w:t xml:space="preserve"> c </w:t>
+      </w:r>
+      <w:proofErr w:type="spellStart"/>
+      <w:r>
+        <w:rPr>
+          <w:rFonts w:ascii="Consolas" w:eastAsia="Consolas" w:hAnsi="Consolas" w:cs="Consolas"/>
+          <w:sz w:val="18"/>
+          <w:szCs w:val="18"/>
+        </w:rPr>
+        <w:t>in</w:t>
+      </w:r>
+      <w:proofErr w:type="spellEnd"/>
+      <w:r>
+        <w:rPr>
+          <w:rFonts w:ascii="Consolas" w:eastAsia="Consolas" w:hAnsi="Consolas" w:cs="Consolas"/>
+          <w:sz w:val="18"/>
+          <w:szCs w:val="18"/>
+        </w:rPr>
+        <w:t xml:space="preserve"> </w:t>
+      </w:r>
+      <w:proofErr w:type="spellStart"/>
+      <w:r>
+        <w:rPr>
+          <w:rFonts w:ascii="Consolas" w:eastAsia="Consolas" w:hAnsi="Consolas" w:cs="Consolas"/>
+          <w:sz w:val="18"/>
+          <w:szCs w:val="18"/>
+        </w:rPr>
+        <w:t>seen_chars</w:t>
+      </w:r>
+      <w:proofErr w:type="spellEnd"/>
+      <w:r>
+        <w:rPr>
+          <w:rFonts w:ascii="Consolas" w:eastAsia="Consolas" w:hAnsi="Consolas" w:cs="Consolas"/>
+          <w:sz w:val="18"/>
+          <w:szCs w:val="18"/>
+        </w:rPr>
+        <w:t>:</w:t>
       </w:r>
     </w:p>
     <w:p>
@@ -3587,7 +6221,47 @@
           <w:szCs w:val="18"/>
           <w:lang w:val="en-US"/>
         </w:rPr>
-        <w:t>if c not in self.token2id and len(self.token2id) &lt; V:</w:t>
+        <w:t xml:space="preserve">if c not in </w:t>
+      </w:r>
+      <w:proofErr w:type="gramStart"/>
+      <w:r>
+        <w:rPr>
+          <w:rFonts w:ascii="Consolas" w:eastAsia="Consolas" w:hAnsi="Consolas" w:cs="Consolas"/>
+          <w:sz w:val="18"/>
+          <w:szCs w:val="18"/>
+          <w:lang w:val="en-US"/>
+        </w:rPr>
+        <w:t>self.token</w:t>
+      </w:r>
+      <w:proofErr w:type="gramEnd"/>
+      <w:r>
+        <w:rPr>
+          <w:rFonts w:ascii="Consolas" w:eastAsia="Consolas" w:hAnsi="Consolas" w:cs="Consolas"/>
+          <w:sz w:val="18"/>
+          <w:szCs w:val="18"/>
+          <w:lang w:val="en-US"/>
+        </w:rPr>
+        <w:t xml:space="preserve">2id and </w:t>
+      </w:r>
+      <w:proofErr w:type="spellStart"/>
+      <w:r>
+        <w:rPr>
+          <w:rFonts w:ascii="Consolas" w:eastAsia="Consolas" w:hAnsi="Consolas" w:cs="Consolas"/>
+          <w:sz w:val="18"/>
+          <w:szCs w:val="18"/>
+          <w:lang w:val="en-US"/>
+        </w:rPr>
+        <w:t>len</w:t>
+      </w:r>
+      <w:proofErr w:type="spellEnd"/>
+      <w:r>
+        <w:rPr>
+          <w:rFonts w:ascii="Consolas" w:eastAsia="Consolas" w:hAnsi="Consolas" w:cs="Consolas"/>
+          <w:sz w:val="18"/>
+          <w:szCs w:val="18"/>
+          <w:lang w:val="en-US"/>
+        </w:rPr>
+        <w:t>(self.token2id) &lt; V:</w:t>
       </w:r>
     </w:p>
     <w:p>
@@ -3605,7 +6279,47 @@
           <w:szCs w:val="18"/>
           <w:lang w:val="en-US"/>
         </w:rPr>
-        <w:t xml:space="preserve">        self.token2id[c] = len(self.token2id)</w:t>
+        <w:t xml:space="preserve">        </w:t>
+      </w:r>
+      <w:proofErr w:type="gramStart"/>
+      <w:r>
+        <w:rPr>
+          <w:rFonts w:ascii="Consolas" w:eastAsia="Consolas" w:hAnsi="Consolas" w:cs="Consolas"/>
+          <w:sz w:val="18"/>
+          <w:szCs w:val="18"/>
+          <w:lang w:val="en-US"/>
+        </w:rPr>
+        <w:t>self.token</w:t>
+      </w:r>
+      <w:proofErr w:type="gramEnd"/>
+      <w:r>
+        <w:rPr>
+          <w:rFonts w:ascii="Consolas" w:eastAsia="Consolas" w:hAnsi="Consolas" w:cs="Consolas"/>
+          <w:sz w:val="18"/>
+          <w:szCs w:val="18"/>
+          <w:lang w:val="en-US"/>
+        </w:rPr>
+        <w:t xml:space="preserve">2id[c] = </w:t>
+      </w:r>
+      <w:proofErr w:type="spellStart"/>
+      <w:r>
+        <w:rPr>
+          <w:rFonts w:ascii="Consolas" w:eastAsia="Consolas" w:hAnsi="Consolas" w:cs="Consolas"/>
+          <w:sz w:val="18"/>
+          <w:szCs w:val="18"/>
+          <w:lang w:val="en-US"/>
+        </w:rPr>
+        <w:t>len</w:t>
+      </w:r>
+      <w:proofErr w:type="spellEnd"/>
+      <w:r>
+        <w:rPr>
+          <w:rFonts w:ascii="Consolas" w:eastAsia="Consolas" w:hAnsi="Consolas" w:cs="Consolas"/>
+          <w:sz w:val="18"/>
+          <w:szCs w:val="18"/>
+          <w:lang w:val="en-US"/>
+        </w:rPr>
+        <w:t>(self.token2id)</w:t>
       </w:r>
     </w:p>
     <w:p>
@@ -3616,7 +6330,63 @@
       </w:pPr>
       <w:r>
         <w:lastRenderedPageBreak/>
-        <w:t xml:space="preserve">На этапе отладки был найден и исправлен интересный баг (см. гипотезу 2): в процессе тестирования какая-то из моделей, использующих данный токенизатор была запущена после удаления старого сохранённого токенизатора на нулевом количестве файлов. Соответсвенно новый сгенерированный токенизатор имел нулевой размер словаря и строился только из четырёх служебных токенов, после чего весь код кодировался потоком &lt;UNK&gt;. Это приводило к «совпадению» предсказаний (&lt;UNK&gt; = &lt;UNK&gt;) и нереалистичным идеальным 100% метрикам точности. После исправления и расширения набора знаков пунктуации токенизатор стал корректно различать ключевые слова и операторы. Данный токенизатор использует большинство непредобученных моделей (линейки </w:t>
+        <w:t xml:space="preserve">На этапе отладки был найден и исправлен интересный баг (см. гипотезу 2): в процессе тестирования какая-то из моделей, использующих данный </w:t>
+      </w:r>
+      <w:proofErr w:type="spellStart"/>
+      <w:r>
+        <w:t>токенизатор</w:t>
+      </w:r>
+      <w:proofErr w:type="spellEnd"/>
+      <w:r>
+        <w:t xml:space="preserve"> была запущена после удаления старого сохранённого </w:t>
+      </w:r>
+      <w:proofErr w:type="spellStart"/>
+      <w:r>
+        <w:t>токенизатора</w:t>
+      </w:r>
+      <w:proofErr w:type="spellEnd"/>
+      <w:r>
+        <w:t xml:space="preserve"> на нулевом количестве файлов. </w:t>
+      </w:r>
+      <w:proofErr w:type="spellStart"/>
+      <w:r>
+        <w:t>Соответсвенно</w:t>
+      </w:r>
+      <w:proofErr w:type="spellEnd"/>
+      <w:r>
+        <w:t xml:space="preserve"> новый сгенерированный </w:t>
+      </w:r>
+      <w:proofErr w:type="spellStart"/>
+      <w:r>
+        <w:t>токенизатор</w:t>
+      </w:r>
+      <w:proofErr w:type="spellEnd"/>
+      <w:r>
+        <w:t xml:space="preserve"> имел нулевой размер словаря и строился только из четырёх служебных токенов, после чего весь код кодировался потоком &lt;UNK&gt;. Это приводило к «совпадению» предсказаний (&lt;UNK&gt; = &lt;UNK&gt;) и нереалистичным идеальным 100% метрикам точности. После исправления и расширения набора знаков пунктуации </w:t>
+      </w:r>
+      <w:proofErr w:type="spellStart"/>
+      <w:r>
+        <w:t>токенизатор</w:t>
+      </w:r>
+      <w:proofErr w:type="spellEnd"/>
+      <w:r>
+        <w:t xml:space="preserve"> стал корректно различать ключевые слова и операторы. Данный </w:t>
+      </w:r>
+      <w:proofErr w:type="spellStart"/>
+      <w:r>
+        <w:t>токенизатор</w:t>
+      </w:r>
+      <w:proofErr w:type="spellEnd"/>
+      <w:r>
+        <w:t xml:space="preserve"> использует большинство </w:t>
+      </w:r>
+      <w:proofErr w:type="spellStart"/>
+      <w:r>
+        <w:t>непредобученных</w:t>
+      </w:r>
+      <w:proofErr w:type="spellEnd"/>
+      <w:r>
+        <w:t xml:space="preserve"> моделей (линейки </w:t>
       </w:r>
       <w:r>
         <w:rPr>
@@ -3627,12 +6397,14 @@
       <w:r>
         <w:t xml:space="preserve">, </w:t>
       </w:r>
+      <w:proofErr w:type="spellStart"/>
       <w:r>
         <w:rPr>
           <w:lang w:val="en-US"/>
         </w:rPr>
         <w:t>standart</w:t>
       </w:r>
+      <w:proofErr w:type="spellEnd"/>
       <w:r>
         <w:t xml:space="preserve"> </w:t>
       </w:r>
@@ -3669,14 +6441,32 @@
         <w:t>)</w:t>
       </w:r>
       <w:r>
-        <w:t xml:space="preserve">. Также Byte-level BPE-токенизатор обучен с размером словаря 16 000 и используется в линейке моделей </w:t>
-      </w:r>
+        <w:t xml:space="preserve">. Также </w:t>
+      </w:r>
+      <w:proofErr w:type="spellStart"/>
+      <w:r>
+        <w:t>Byte-level</w:t>
+      </w:r>
+      <w:proofErr w:type="spellEnd"/>
+      <w:r>
+        <w:t xml:space="preserve"> BPE-</w:t>
+      </w:r>
+      <w:proofErr w:type="spellStart"/>
+      <w:r>
+        <w:t>токенизатор</w:t>
+      </w:r>
+      <w:proofErr w:type="spellEnd"/>
+      <w:r>
+        <w:t xml:space="preserve"> обучен с размером словаря 16 000 и используется в линейке моделей </w:t>
+      </w:r>
+      <w:proofErr w:type="spellStart"/>
       <w:r>
         <w:rPr>
           <w:lang w:val="en-US"/>
         </w:rPr>
         <w:t>bpe</w:t>
       </w:r>
+      <w:proofErr w:type="spellEnd"/>
       <w:r>
         <w:t>-</w:t>
       </w:r>
@@ -3693,11 +6483,19 @@
         <w:rPr>
           <w:rFonts w:eastAsiaTheme="minorEastAsia"/>
         </w:rPr>
-        <w:t>для обеих веток</w:t>
+        <w:t xml:space="preserve">для обеих </w:t>
+      </w:r>
+      <w:proofErr w:type="gramStart"/>
+      <w:r>
+        <w:rPr>
+          <w:rFonts w:eastAsiaTheme="minorEastAsia"/>
+        </w:rPr>
+        <w:t>веток</w:t>
       </w:r>
       <w:r>
         <w:t xml:space="preserve"> .</w:t>
       </w:r>
+      <w:proofErr w:type="gramEnd"/>
     </w:p>
     <w:p>
       <w:pPr>
@@ -3743,7 +6541,31 @@
         <w:t>baseline</w:t>
       </w:r>
       <w:r>
-        <w:t xml:space="preserve">) - это обучаемый «с нуля» декодер-трансформер,. Модель имеет размерность представления d_model = 256, число голов внимания 8, состоит из 4 слоёв, имеет длина контекста 128 токенов, регуляризацию через dropout 0,1. </w:t>
+        <w:t>) - это обучаемый «с нуля» декодер-</w:t>
+      </w:r>
+      <w:proofErr w:type="gramStart"/>
+      <w:r>
+        <w:t>трансформер,.</w:t>
+      </w:r>
+      <w:proofErr w:type="gramEnd"/>
+      <w:r>
+        <w:t xml:space="preserve"> Модель имеет размерность представления </w:t>
+      </w:r>
+      <w:proofErr w:type="spellStart"/>
+      <w:r>
+        <w:t>d_model</w:t>
+      </w:r>
+      <w:proofErr w:type="spellEnd"/>
+      <w:r>
+        <w:t xml:space="preserve"> = 256, число голов внимания 8, состоит из 4 слоёв, имеет длина контекста 128 токенов, регуляризацию через </w:t>
+      </w:r>
+      <w:proofErr w:type="spellStart"/>
+      <w:r>
+        <w:t>dropout</w:t>
+      </w:r>
+      <w:proofErr w:type="spellEnd"/>
+      <w:r>
+        <w:t xml:space="preserve"> 0,1. </w:t>
       </w:r>
     </w:p>
     <w:p>
@@ -3770,8 +6592,19 @@
           <w:szCs w:val="18"/>
           <w:lang w:val="en-US"/>
         </w:rPr>
-        <w:t>@dataclass</w:t>
-      </w:r>
+        <w:t>@</w:t>
+      </w:r>
+      <w:proofErr w:type="gramStart"/>
+      <w:r>
+        <w:rPr>
+          <w:rFonts w:ascii="Consolas" w:eastAsia="Consolas" w:hAnsi="Consolas" w:cs="Consolas"/>
+          <w:sz w:val="18"/>
+          <w:szCs w:val="18"/>
+          <w:lang w:val="en-US"/>
+        </w:rPr>
+        <w:t>dataclass</w:t>
+      </w:r>
+      <w:proofErr w:type="gramEnd"/>
     </w:p>
     <w:p>
       <w:pPr>
@@ -3787,7 +6620,27 @@
           <w:szCs w:val="18"/>
           <w:lang w:val="en-US"/>
         </w:rPr>
-        <w:t>class ModelCfg:</w:t>
+        <w:t xml:space="preserve">class </w:t>
+      </w:r>
+      <w:proofErr w:type="spellStart"/>
+      <w:r>
+        <w:rPr>
+          <w:rFonts w:ascii="Consolas" w:eastAsia="Consolas" w:hAnsi="Consolas" w:cs="Consolas"/>
+          <w:sz w:val="18"/>
+          <w:szCs w:val="18"/>
+          <w:lang w:val="en-US"/>
+        </w:rPr>
+        <w:t>ModelCfg</w:t>
+      </w:r>
+      <w:proofErr w:type="spellEnd"/>
+      <w:r>
+        <w:rPr>
+          <w:rFonts w:ascii="Consolas" w:eastAsia="Consolas" w:hAnsi="Consolas" w:cs="Consolas"/>
+          <w:sz w:val="18"/>
+          <w:szCs w:val="18"/>
+          <w:lang w:val="en-US"/>
+        </w:rPr>
+        <w:t>:</w:t>
       </w:r>
     </w:p>
     <w:p>
@@ -3804,7 +6657,47 @@
           <w:szCs w:val="18"/>
           <w:lang w:val="en-US"/>
         </w:rPr>
-        <w:t xml:space="preserve">    vocab: int = 8000;  d_model: int = 256</w:t>
+        <w:t xml:space="preserve">    vocab: int = </w:t>
+      </w:r>
+      <w:proofErr w:type="gramStart"/>
+      <w:r>
+        <w:rPr>
+          <w:rFonts w:ascii="Consolas" w:eastAsia="Consolas" w:hAnsi="Consolas" w:cs="Consolas"/>
+          <w:sz w:val="18"/>
+          <w:szCs w:val="18"/>
+          <w:lang w:val="en-US"/>
+        </w:rPr>
+        <w:t xml:space="preserve">8000;  </w:t>
+      </w:r>
+      <w:proofErr w:type="spellStart"/>
+      <w:r>
+        <w:rPr>
+          <w:rFonts w:ascii="Consolas" w:eastAsia="Consolas" w:hAnsi="Consolas" w:cs="Consolas"/>
+          <w:sz w:val="18"/>
+          <w:szCs w:val="18"/>
+          <w:lang w:val="en-US"/>
+        </w:rPr>
+        <w:t>d</w:t>
+      </w:r>
+      <w:proofErr w:type="gramEnd"/>
+      <w:r>
+        <w:rPr>
+          <w:rFonts w:ascii="Consolas" w:eastAsia="Consolas" w:hAnsi="Consolas" w:cs="Consolas"/>
+          <w:sz w:val="18"/>
+          <w:szCs w:val="18"/>
+          <w:lang w:val="en-US"/>
+        </w:rPr>
+        <w:t>_model</w:t>
+      </w:r>
+      <w:proofErr w:type="spellEnd"/>
+      <w:r>
+        <w:rPr>
+          <w:rFonts w:ascii="Consolas" w:eastAsia="Consolas" w:hAnsi="Consolas" w:cs="Consolas"/>
+          <w:sz w:val="18"/>
+          <w:szCs w:val="18"/>
+          <w:lang w:val="en-US"/>
+        </w:rPr>
+        <w:t>: int = 256</w:t>
       </w:r>
     </w:p>
     <w:p>
@@ -3821,7 +6714,58 @@
           <w:szCs w:val="18"/>
           <w:lang w:val="en-US"/>
         </w:rPr>
-        <w:t xml:space="preserve">    n_heads: int = 8;   n_layers: int = 4</w:t>
+        <w:t xml:space="preserve">    </w:t>
+      </w:r>
+      <w:proofErr w:type="spellStart"/>
+      <w:r>
+        <w:rPr>
+          <w:rFonts w:ascii="Consolas" w:eastAsia="Consolas" w:hAnsi="Consolas" w:cs="Consolas"/>
+          <w:sz w:val="18"/>
+          <w:szCs w:val="18"/>
+          <w:lang w:val="en-US"/>
+        </w:rPr>
+        <w:t>n_heads</w:t>
+      </w:r>
+      <w:proofErr w:type="spellEnd"/>
+      <w:r>
+        <w:rPr>
+          <w:rFonts w:ascii="Consolas" w:eastAsia="Consolas" w:hAnsi="Consolas" w:cs="Consolas"/>
+          <w:sz w:val="18"/>
+          <w:szCs w:val="18"/>
+          <w:lang w:val="en-US"/>
+        </w:rPr>
+        <w:t xml:space="preserve">: int = </w:t>
+      </w:r>
+      <w:proofErr w:type="gramStart"/>
+      <w:r>
+        <w:rPr>
+          <w:rFonts w:ascii="Consolas" w:eastAsia="Consolas" w:hAnsi="Consolas" w:cs="Consolas"/>
+          <w:sz w:val="18"/>
+          <w:szCs w:val="18"/>
+          <w:lang w:val="en-US"/>
+        </w:rPr>
+        <w:t xml:space="preserve">8;   </w:t>
+      </w:r>
+      <w:proofErr w:type="spellStart"/>
+      <w:proofErr w:type="gramEnd"/>
+      <w:r>
+        <w:rPr>
+          <w:rFonts w:ascii="Consolas" w:eastAsia="Consolas" w:hAnsi="Consolas" w:cs="Consolas"/>
+          <w:sz w:val="18"/>
+          <w:szCs w:val="18"/>
+          <w:lang w:val="en-US"/>
+        </w:rPr>
+        <w:t>n_layers</w:t>
+      </w:r>
+      <w:proofErr w:type="spellEnd"/>
+      <w:r>
+        <w:rPr>
+          <w:rFonts w:ascii="Consolas" w:eastAsia="Consolas" w:hAnsi="Consolas" w:cs="Consolas"/>
+          <w:sz w:val="18"/>
+          <w:szCs w:val="18"/>
+          <w:lang w:val="en-US"/>
+        </w:rPr>
+        <w:t>: int = 4</w:t>
       </w:r>
     </w:p>
     <w:p>
@@ -3838,7 +6782,58 @@
           <w:szCs w:val="18"/>
           <w:lang w:val="en-US"/>
         </w:rPr>
-        <w:t xml:space="preserve">    d_ff: int = 1024;   max_len: int = 256</w:t>
+        <w:t xml:space="preserve">    </w:t>
+      </w:r>
+      <w:proofErr w:type="spellStart"/>
+      <w:r>
+        <w:rPr>
+          <w:rFonts w:ascii="Consolas" w:eastAsia="Consolas" w:hAnsi="Consolas" w:cs="Consolas"/>
+          <w:sz w:val="18"/>
+          <w:szCs w:val="18"/>
+          <w:lang w:val="en-US"/>
+        </w:rPr>
+        <w:t>d_ff</w:t>
+      </w:r>
+      <w:proofErr w:type="spellEnd"/>
+      <w:r>
+        <w:rPr>
+          <w:rFonts w:ascii="Consolas" w:eastAsia="Consolas" w:hAnsi="Consolas" w:cs="Consolas"/>
+          <w:sz w:val="18"/>
+          <w:szCs w:val="18"/>
+          <w:lang w:val="en-US"/>
+        </w:rPr>
+        <w:t xml:space="preserve">: int = </w:t>
+      </w:r>
+      <w:proofErr w:type="gramStart"/>
+      <w:r>
+        <w:rPr>
+          <w:rFonts w:ascii="Consolas" w:eastAsia="Consolas" w:hAnsi="Consolas" w:cs="Consolas"/>
+          <w:sz w:val="18"/>
+          <w:szCs w:val="18"/>
+          <w:lang w:val="en-US"/>
+        </w:rPr>
+        <w:t xml:space="preserve">1024;   </w:t>
+      </w:r>
+      <w:proofErr w:type="spellStart"/>
+      <w:proofErr w:type="gramEnd"/>
+      <w:r>
+        <w:rPr>
+          <w:rFonts w:ascii="Consolas" w:eastAsia="Consolas" w:hAnsi="Consolas" w:cs="Consolas"/>
+          <w:sz w:val="18"/>
+          <w:szCs w:val="18"/>
+          <w:lang w:val="en-US"/>
+        </w:rPr>
+        <w:t>max_len</w:t>
+      </w:r>
+      <w:proofErr w:type="spellEnd"/>
+      <w:r>
+        <w:rPr>
+          <w:rFonts w:ascii="Consolas" w:eastAsia="Consolas" w:hAnsi="Consolas" w:cs="Consolas"/>
+          <w:sz w:val="18"/>
+          <w:szCs w:val="18"/>
+          <w:lang w:val="en-US"/>
+        </w:rPr>
+        <w:t>: int = 256</w:t>
       </w:r>
     </w:p>
     <w:p>
@@ -3872,7 +6867,27 @@
           <w:szCs w:val="18"/>
           <w:lang w:val="en-US"/>
         </w:rPr>
-        <w:t>def forward(self, x):</w:t>
+        <w:t xml:space="preserve">def </w:t>
+      </w:r>
+      <w:proofErr w:type="gramStart"/>
+      <w:r>
+        <w:rPr>
+          <w:rFonts w:ascii="Consolas" w:eastAsia="Consolas" w:hAnsi="Consolas" w:cs="Consolas"/>
+          <w:sz w:val="18"/>
+          <w:szCs w:val="18"/>
+          <w:lang w:val="en-US"/>
+        </w:rPr>
+        <w:t>forward(</w:t>
+      </w:r>
+      <w:proofErr w:type="gramEnd"/>
+      <w:r>
+        <w:rPr>
+          <w:rFonts w:ascii="Consolas" w:eastAsia="Consolas" w:hAnsi="Consolas" w:cs="Consolas"/>
+          <w:sz w:val="18"/>
+          <w:szCs w:val="18"/>
+          <w:lang w:val="en-US"/>
+        </w:rPr>
+        <w:t>self, x):</w:t>
       </w:r>
     </w:p>
     <w:p>
@@ -3889,7 +6904,29 @@
           <w:szCs w:val="18"/>
           <w:lang w:val="en-US"/>
         </w:rPr>
-        <w:t xml:space="preserve">    T = x.size(1)</w:t>
+        <w:t xml:space="preserve">    T = </w:t>
+      </w:r>
+      <w:proofErr w:type="spellStart"/>
+      <w:proofErr w:type="gramStart"/>
+      <w:r>
+        <w:rPr>
+          <w:rFonts w:ascii="Consolas" w:eastAsia="Consolas" w:hAnsi="Consolas" w:cs="Consolas"/>
+          <w:sz w:val="18"/>
+          <w:szCs w:val="18"/>
+          <w:lang w:val="en-US"/>
+        </w:rPr>
+        <w:t>x.size</w:t>
+      </w:r>
+      <w:proofErr w:type="spellEnd"/>
+      <w:proofErr w:type="gramEnd"/>
+      <w:r>
+        <w:rPr>
+          <w:rFonts w:ascii="Consolas" w:eastAsia="Consolas" w:hAnsi="Consolas" w:cs="Consolas"/>
+          <w:sz w:val="18"/>
+          <w:szCs w:val="18"/>
+          <w:lang w:val="en-US"/>
+        </w:rPr>
+        <w:t>(1)</w:t>
       </w:r>
     </w:p>
     <w:p>
@@ -3906,7 +6943,27 @@
           <w:szCs w:val="18"/>
           <w:lang w:val="en-US"/>
         </w:rPr>
-        <w:t xml:space="preserve">    mask = generate_square_subsequent_mask(T)</w:t>
+        <w:t xml:space="preserve">    mask = </w:t>
+      </w:r>
+      <w:proofErr w:type="spellStart"/>
+      <w:r>
+        <w:rPr>
+          <w:rFonts w:ascii="Consolas" w:eastAsia="Consolas" w:hAnsi="Consolas" w:cs="Consolas"/>
+          <w:sz w:val="18"/>
+          <w:szCs w:val="18"/>
+          <w:lang w:val="en-US"/>
+        </w:rPr>
+        <w:t>generate_square_subsequent_mask</w:t>
+      </w:r>
+      <w:proofErr w:type="spellEnd"/>
+      <w:r>
+        <w:rPr>
+          <w:rFonts w:ascii="Consolas" w:eastAsia="Consolas" w:hAnsi="Consolas" w:cs="Consolas"/>
+          <w:sz w:val="18"/>
+          <w:szCs w:val="18"/>
+          <w:lang w:val="en-US"/>
+        </w:rPr>
+        <w:t>(T)</w:t>
       </w:r>
     </w:p>
     <w:p>
@@ -3923,8 +6980,69 @@
           <w:szCs w:val="18"/>
           <w:lang w:val="en-US"/>
         </w:rPr>
-        <w:t xml:space="preserve">    h = self.pos(self.emb(x))         # </w:t>
-      </w:r>
+        <w:t xml:space="preserve">    h = </w:t>
+      </w:r>
+      <w:proofErr w:type="spellStart"/>
+      <w:r>
+        <w:rPr>
+          <w:rFonts w:ascii="Consolas" w:eastAsia="Consolas" w:hAnsi="Consolas" w:cs="Consolas"/>
+          <w:sz w:val="18"/>
+          <w:szCs w:val="18"/>
+          <w:lang w:val="en-US"/>
+        </w:rPr>
+        <w:t>self.pos</w:t>
+      </w:r>
+      <w:proofErr w:type="spellEnd"/>
+      <w:r>
+        <w:rPr>
+          <w:rFonts w:ascii="Consolas" w:eastAsia="Consolas" w:hAnsi="Consolas" w:cs="Consolas"/>
+          <w:sz w:val="18"/>
+          <w:szCs w:val="18"/>
+          <w:lang w:val="en-US"/>
+        </w:rPr>
+        <w:t>(</w:t>
+      </w:r>
+      <w:proofErr w:type="spellStart"/>
+      <w:r>
+        <w:rPr>
+          <w:rFonts w:ascii="Consolas" w:eastAsia="Consolas" w:hAnsi="Consolas" w:cs="Consolas"/>
+          <w:sz w:val="18"/>
+          <w:szCs w:val="18"/>
+          <w:lang w:val="en-US"/>
+        </w:rPr>
+        <w:t>self.emb</w:t>
+      </w:r>
+      <w:proofErr w:type="spellEnd"/>
+      <w:r>
+        <w:rPr>
+          <w:rFonts w:ascii="Consolas" w:eastAsia="Consolas" w:hAnsi="Consolas" w:cs="Consolas"/>
+          <w:sz w:val="18"/>
+          <w:szCs w:val="18"/>
+          <w:lang w:val="en-US"/>
+        </w:rPr>
+        <w:t>(x</w:t>
+      </w:r>
+      <w:proofErr w:type="gramStart"/>
+      <w:r>
+        <w:rPr>
+          <w:rFonts w:ascii="Consolas" w:eastAsia="Consolas" w:hAnsi="Consolas" w:cs="Consolas"/>
+          <w:sz w:val="18"/>
+          <w:szCs w:val="18"/>
+          <w:lang w:val="en-US"/>
+        </w:rPr>
+        <w:t xml:space="preserve">))   </w:t>
+      </w:r>
+      <w:proofErr w:type="gramEnd"/>
+      <w:r>
+        <w:rPr>
+          <w:rFonts w:ascii="Consolas" w:eastAsia="Consolas" w:hAnsi="Consolas" w:cs="Consolas"/>
+          <w:sz w:val="18"/>
+          <w:szCs w:val="18"/>
+          <w:lang w:val="en-US"/>
+        </w:rPr>
+        <w:t xml:space="preserve">      # </w:t>
+      </w:r>
+      <w:proofErr w:type="spellStart"/>
       <w:r>
         <w:rPr>
           <w:rFonts w:ascii="Consolas" w:eastAsia="Consolas" w:hAnsi="Consolas" w:cs="Consolas"/>
@@ -3933,6 +7051,7 @@
         </w:rPr>
         <w:t>эмбеддинг</w:t>
       </w:r>
+      <w:proofErr w:type="spellEnd"/>
       <w:r>
         <w:rPr>
           <w:rFonts w:ascii="Consolas" w:eastAsia="Consolas" w:hAnsi="Consolas" w:cs="Consolas"/>
@@ -3965,7 +7084,58 @@
           <w:szCs w:val="18"/>
           <w:lang w:val="en-US"/>
         </w:rPr>
-        <w:t xml:space="preserve">    h = self.enc(h, mask=mask, is_causal=True)</w:t>
+        <w:t xml:space="preserve">    h = </w:t>
+      </w:r>
+      <w:proofErr w:type="spellStart"/>
+      <w:proofErr w:type="gramStart"/>
+      <w:r>
+        <w:rPr>
+          <w:rFonts w:ascii="Consolas" w:eastAsia="Consolas" w:hAnsi="Consolas" w:cs="Consolas"/>
+          <w:sz w:val="18"/>
+          <w:szCs w:val="18"/>
+          <w:lang w:val="en-US"/>
+        </w:rPr>
+        <w:t>self.enc</w:t>
+      </w:r>
+      <w:proofErr w:type="spellEnd"/>
+      <w:r>
+        <w:rPr>
+          <w:rFonts w:ascii="Consolas" w:eastAsia="Consolas" w:hAnsi="Consolas" w:cs="Consolas"/>
+          <w:sz w:val="18"/>
+          <w:szCs w:val="18"/>
+          <w:lang w:val="en-US"/>
+        </w:rPr>
+        <w:t>(</w:t>
+      </w:r>
+      <w:proofErr w:type="gramEnd"/>
+      <w:r>
+        <w:rPr>
+          <w:rFonts w:ascii="Consolas" w:eastAsia="Consolas" w:hAnsi="Consolas" w:cs="Consolas"/>
+          <w:sz w:val="18"/>
+          <w:szCs w:val="18"/>
+          <w:lang w:val="en-US"/>
+        </w:rPr>
+        <w:t xml:space="preserve">h, mask=mask, </w:t>
+      </w:r>
+      <w:proofErr w:type="spellStart"/>
+      <w:r>
+        <w:rPr>
+          <w:rFonts w:ascii="Consolas" w:eastAsia="Consolas" w:hAnsi="Consolas" w:cs="Consolas"/>
+          <w:sz w:val="18"/>
+          <w:szCs w:val="18"/>
+          <w:lang w:val="en-US"/>
+        </w:rPr>
+        <w:t>is_causal</w:t>
+      </w:r>
+      <w:proofErr w:type="spellEnd"/>
+      <w:r>
+        <w:rPr>
+          <w:rFonts w:ascii="Consolas" w:eastAsia="Consolas" w:hAnsi="Consolas" w:cs="Consolas"/>
+          <w:sz w:val="18"/>
+          <w:szCs w:val="18"/>
+          <w:lang w:val="en-US"/>
+        </w:rPr>
+        <w:t>=True)</w:t>
       </w:r>
     </w:p>
     <w:p>
@@ -3983,8 +7153,31 @@
           <w:szCs w:val="18"/>
           <w:lang w:val="en-US"/>
         </w:rPr>
-        <w:t xml:space="preserve">    return self.head(h)               # </w:t>
-      </w:r>
+        <w:t xml:space="preserve">    return </w:t>
+      </w:r>
+      <w:proofErr w:type="spellStart"/>
+      <w:proofErr w:type="gramStart"/>
+      <w:r>
+        <w:rPr>
+          <w:rFonts w:ascii="Consolas" w:eastAsia="Consolas" w:hAnsi="Consolas" w:cs="Consolas"/>
+          <w:sz w:val="18"/>
+          <w:szCs w:val="18"/>
+          <w:lang w:val="en-US"/>
+        </w:rPr>
+        <w:t>self.head</w:t>
+      </w:r>
+      <w:proofErr w:type="spellEnd"/>
+      <w:proofErr w:type="gramEnd"/>
+      <w:r>
+        <w:rPr>
+          <w:rFonts w:ascii="Consolas" w:eastAsia="Consolas" w:hAnsi="Consolas" w:cs="Consolas"/>
+          <w:sz w:val="18"/>
+          <w:szCs w:val="18"/>
+          <w:lang w:val="en-US"/>
+        </w:rPr>
+        <w:t xml:space="preserve">(h)               # </w:t>
+      </w:r>
+      <w:proofErr w:type="spellStart"/>
       <w:r>
         <w:rPr>
           <w:rFonts w:ascii="Consolas" w:eastAsia="Consolas" w:hAnsi="Consolas" w:cs="Consolas"/>
@@ -3993,6 +7186,7 @@
         </w:rPr>
         <w:t>логиты</w:t>
       </w:r>
+      <w:proofErr w:type="spellEnd"/>
       <w:r>
         <w:rPr>
           <w:rFonts w:ascii="Consolas" w:eastAsia="Consolas" w:hAnsi="Consolas" w:cs="Consolas"/>
@@ -4035,7 +7229,15 @@
         <w:jc w:val="both"/>
       </w:pPr>
       <w:r>
-        <w:t>Аналогичная по гиперпараметрам модель построена для задачи завершения строки (</w:t>
+        <w:t xml:space="preserve">Аналогичная по </w:t>
+      </w:r>
+      <w:proofErr w:type="spellStart"/>
+      <w:r>
+        <w:t>гиперпараметрам</w:t>
+      </w:r>
+      <w:proofErr w:type="spellEnd"/>
+      <w:r>
+        <w:t xml:space="preserve"> модель построена для задачи завершения строки (</w:t>
       </w:r>
       <w:r>
         <w:rPr>
@@ -4055,6 +7257,7 @@
       <w:r>
         <w:t xml:space="preserve">) в виде </w:t>
       </w:r>
+      <w:proofErr w:type="spellStart"/>
       <w:r>
         <w:rPr>
           <w:rFonts w:eastAsiaTheme="minorEastAsia"/>
@@ -4062,7 +7265,27 @@
         <w:t>эн</w:t>
       </w:r>
       <w:r>
-        <w:t>кодера-декодера. Дополнительно реализованы варианты обеих моделей с byte-level BPE и RoPE.</w:t>
+        <w:t>кодера</w:t>
+      </w:r>
+      <w:proofErr w:type="spellEnd"/>
+      <w:r>
+        <w:t xml:space="preserve">-декодера. Дополнительно реализованы варианты обеих моделей с </w:t>
+      </w:r>
+      <w:proofErr w:type="spellStart"/>
+      <w:r>
+        <w:t>byte-level</w:t>
+      </w:r>
+      <w:proofErr w:type="spellEnd"/>
+      <w:r>
+        <w:t xml:space="preserve"> BPE и </w:t>
+      </w:r>
+      <w:proofErr w:type="spellStart"/>
+      <w:r>
+        <w:t>RoPE</w:t>
+      </w:r>
+      <w:proofErr w:type="spellEnd"/>
+      <w:r>
+        <w:t>.</w:t>
       </w:r>
     </w:p>
     <w:p>
@@ -4073,7 +7296,15 @@
       </w:pPr>
       <w:r>
         <w:lastRenderedPageBreak/>
-        <w:t xml:space="preserve">Обучение велось в течение 5 эпох с размером батча 32, </w:t>
+        <w:t xml:space="preserve">Обучение велось в течение 5 эпох с размером </w:t>
+      </w:r>
+      <w:proofErr w:type="spellStart"/>
+      <w:r>
+        <w:t>батча</w:t>
+      </w:r>
+      <w:proofErr w:type="spellEnd"/>
+      <w:r>
+        <w:t xml:space="preserve"> 32, </w:t>
       </w:r>
       <w:r>
         <w:rPr>
@@ -4093,21 +7324,25 @@
       <w:r>
         <w:t xml:space="preserve"> 5·10⁻⁴. В моделях линейки </w:t>
       </w:r>
+      <w:proofErr w:type="spellStart"/>
       <w:r>
         <w:rPr>
           <w:lang w:val="en-US"/>
         </w:rPr>
         <w:t>standart</w:t>
       </w:r>
+      <w:proofErr w:type="spellEnd"/>
       <w:r>
         <w:t xml:space="preserve">, </w:t>
       </w:r>
+      <w:proofErr w:type="spellStart"/>
       <w:r>
         <w:rPr>
           <w:lang w:val="en-US"/>
         </w:rPr>
         <w:t>bpe</w:t>
       </w:r>
+      <w:proofErr w:type="spellEnd"/>
       <w:r>
         <w:t>-</w:t>
       </w:r>
@@ -4136,7 +7371,23 @@
         <w:t>warmup</w:t>
       </w:r>
       <w:r>
-        <w:t>). На рисунке 1 представлены кривые обучения базовой токенной модели: мы можем увидеть монотонное снижение функции потерь на обучающей и валидационной выборках и рост точности, что означает корректность процесса обучения.</w:t>
+        <w:t xml:space="preserve">). На рисунке 1 представлены кривые обучения базовой </w:t>
+      </w:r>
+      <w:proofErr w:type="spellStart"/>
+      <w:r>
+        <w:t>токенной</w:t>
+      </w:r>
+      <w:proofErr w:type="spellEnd"/>
+      <w:r>
+        <w:t xml:space="preserve"> модели: мы можем увидеть монотонное снижение функции потерь на обучающей и </w:t>
+      </w:r>
+      <w:proofErr w:type="spellStart"/>
+      <w:r>
+        <w:t>валидационной</w:t>
+      </w:r>
+      <w:proofErr w:type="spellEnd"/>
+      <w:r>
+        <w:t xml:space="preserve"> выборках и рост точности, что означает корректность процесса обучения.</w:t>
       </w:r>
     </w:p>
     <w:p>
@@ -4200,7 +7451,47 @@
           <w:sz w:val="20"/>
           <w:szCs w:val="20"/>
         </w:rPr>
-        <w:t>Рисунок 1 — Кривые обучения базовой токенной модели (потери, перплексия, точность, шаг обучения)</w:t>
+        <w:t xml:space="preserve">Рисунок 1 — Кривые обучения базовой </w:t>
+      </w:r>
+      <w:proofErr w:type="spellStart"/>
+      <w:r>
+        <w:rPr>
+          <w:i/>
+          <w:iCs/>
+          <w:sz w:val="20"/>
+          <w:szCs w:val="20"/>
+        </w:rPr>
+        <w:t>токенной</w:t>
+      </w:r>
+      <w:proofErr w:type="spellEnd"/>
+      <w:r>
+        <w:rPr>
+          <w:i/>
+          <w:iCs/>
+          <w:sz w:val="20"/>
+          <w:szCs w:val="20"/>
+        </w:rPr>
+        <w:t xml:space="preserve"> модели (потери, </w:t>
+      </w:r>
+      <w:proofErr w:type="spellStart"/>
+      <w:r>
+        <w:rPr>
+          <w:i/>
+          <w:iCs/>
+          <w:sz w:val="20"/>
+          <w:szCs w:val="20"/>
+        </w:rPr>
+        <w:t>перплексия</w:t>
+      </w:r>
+      <w:proofErr w:type="spellEnd"/>
+      <w:r>
+        <w:rPr>
+          <w:i/>
+          <w:iCs/>
+          <w:sz w:val="20"/>
+          <w:szCs w:val="20"/>
+        </w:rPr>
+        <w:t>, точность, шаг обучения)</w:t>
       </w:r>
     </w:p>
     <w:p>
@@ -4210,7 +7501,39 @@
         <w:jc w:val="both"/>
       </w:pPr>
       <w:r>
-        <w:t>Важно заметить, что точность считается на валидационной выборке и утечек данных из валидационной выборки нет – модель ещё эти данные «не видела», а также что служебных токены были исключены из подсчёта. Одна из версий проекта содержала опечатку - логировала обучающую точность, что вместе с проблемой токенизатора давало нереалистично высокие значения (96–100%).</w:t>
+        <w:t xml:space="preserve">Важно заметить, что точность считается на </w:t>
+      </w:r>
+      <w:proofErr w:type="spellStart"/>
+      <w:r>
+        <w:t>валидационной</w:t>
+      </w:r>
+      <w:proofErr w:type="spellEnd"/>
+      <w:r>
+        <w:t xml:space="preserve"> выборке и утечек данных из </w:t>
+      </w:r>
+      <w:proofErr w:type="spellStart"/>
+      <w:r>
+        <w:t>валидационной</w:t>
+      </w:r>
+      <w:proofErr w:type="spellEnd"/>
+      <w:r>
+        <w:t xml:space="preserve"> выборки нет – модель ещё эти данные «не видела», а также что служебных токены были исключены из подсчёта. Одна из версий проекта содержала опечатку - </w:t>
+      </w:r>
+      <w:proofErr w:type="spellStart"/>
+      <w:r>
+        <w:t>логировала</w:t>
+      </w:r>
+      <w:proofErr w:type="spellEnd"/>
+      <w:r>
+        <w:t xml:space="preserve"> обучающую точность, что вместе с проблемой </w:t>
+      </w:r>
+      <w:proofErr w:type="spellStart"/>
+      <w:r>
+        <w:t>токенизатора</w:t>
+      </w:r>
+      <w:proofErr w:type="spellEnd"/>
+      <w:r>
+        <w:t xml:space="preserve"> давало нереалистично высокие значения (96–100%).</w:t>
       </w:r>
     </w:p>
     <w:p>
@@ -4219,7 +7542,15 @@
       </w:pPr>
       <w:bookmarkStart w:id="23" w:name="_Toc231071474"/>
       <w:r>
-        <w:t>Настройка и обучение предобученной модели</w:t>
+        <w:t xml:space="preserve">Настройка и обучение </w:t>
+      </w:r>
+      <w:proofErr w:type="spellStart"/>
+      <w:r>
+        <w:t>предобученной</w:t>
+      </w:r>
+      <w:proofErr w:type="spellEnd"/>
+      <w:r>
+        <w:t xml:space="preserve"> модели</w:t>
       </w:r>
       <w:bookmarkEnd w:id="23"/>
     </w:p>
@@ -4230,11 +7561,27 @@
         <w:jc w:val="both"/>
       </w:pPr>
       <w:r>
-        <w:t xml:space="preserve">В качестве предобученных моделей использованы CodeGen-350M-mono (для предсказания токена) и CodeT5-small (для завершения строки). Для </w:t>
+        <w:t xml:space="preserve">В качестве </w:t>
+      </w:r>
+      <w:proofErr w:type="spellStart"/>
+      <w:r>
+        <w:t>предобученных</w:t>
+      </w:r>
+      <w:proofErr w:type="spellEnd"/>
+      <w:r>
+        <w:t xml:space="preserve"> моделей использованы CodeGen-350M-mono (для предсказания токена) и CodeT5-small (для завершения строки). Для </w:t>
       </w:r>
       <w:r>
         <w:lastRenderedPageBreak/>
-        <w:t>модели CodeT5 задача формулируется как seq-2-seq: на вход энкодера подаётся префикс, декодер генерирует продолжение.</w:t>
+        <w:t xml:space="preserve">модели CodeT5 задача формулируется как seq-2-seq: на вход </w:t>
+      </w:r>
+      <w:proofErr w:type="spellStart"/>
+      <w:r>
+        <w:t>энкодера</w:t>
+      </w:r>
+      <w:proofErr w:type="spellEnd"/>
+      <w:r>
+        <w:t xml:space="preserve"> подаётся префикс, декодер генерирует продолжение.</w:t>
       </w:r>
     </w:p>
     <w:p>
@@ -4244,7 +7591,39 @@
         <w:jc w:val="both"/>
       </w:pPr>
       <w:r>
-        <w:t>Отдельно мною было исследовано влияние многострочного контекста (multi-line context, MLC): в обучающих примерах префикс расширялся несколькими предшествующими строками, что позволяет модели опираться на ранее определённые имена переменных, импорты и конструкции. Из-за недостаточного количества видеопамяти на обеих устройства, на которых проводилось обучение моделей (6 ГБ) обучение этих крупных моделей выполнялось на арендованном GPU-сервере (мне понравилось); передача кода и чекпоинтов обученных моделей осуществлялась через JupyterLab.</w:t>
+        <w:t>Отдельно мною было исследовано влияние многострочного контекста (</w:t>
+      </w:r>
+      <w:proofErr w:type="spellStart"/>
+      <w:r>
+        <w:t>multi-line</w:t>
+      </w:r>
+      <w:proofErr w:type="spellEnd"/>
+      <w:r>
+        <w:t xml:space="preserve"> </w:t>
+      </w:r>
+      <w:proofErr w:type="spellStart"/>
+      <w:r>
+        <w:t>context</w:t>
+      </w:r>
+      <w:proofErr w:type="spellEnd"/>
+      <w:r>
+        <w:t xml:space="preserve">, MLC): в обучающих примерах префикс расширялся несколькими предшествующими строками, что позволяет модели опираться на ранее определённые имена переменных, импорты и конструкции. Из-за недостаточного количества видеопамяти на обеих устройства, на которых проводилось обучение моделей (6 ГБ) обучение этих крупных моделей выполнялось на арендованном GPU-сервере (мне понравилось); передача кода и </w:t>
+      </w:r>
+      <w:proofErr w:type="spellStart"/>
+      <w:r>
+        <w:t>чекпоинтов</w:t>
+      </w:r>
+      <w:proofErr w:type="spellEnd"/>
+      <w:r>
+        <w:t xml:space="preserve"> обученных моделей осуществлялась через </w:t>
+      </w:r>
+      <w:proofErr w:type="spellStart"/>
+      <w:r>
+        <w:t>JupyterLab</w:t>
+      </w:r>
+      <w:proofErr w:type="spellEnd"/>
+      <w:r>
+        <w:t>.</w:t>
       </w:r>
     </w:p>
     <w:p>
@@ -4265,9 +7644,11 @@
         </w:rPr>
         <w:t xml:space="preserve"> </w:t>
       </w:r>
+      <w:proofErr w:type="spellStart"/>
       <w:r>
         <w:t>дообучения</w:t>
       </w:r>
+      <w:proofErr w:type="spellEnd"/>
       <w:r>
         <w:rPr>
           <w:lang w:val="en-US"/>
@@ -4298,7 +7679,58 @@
           <w:szCs w:val="18"/>
           <w:lang w:val="en-US"/>
         </w:rPr>
-        <w:t>logits = model(src, dec_in,</w:t>
+        <w:t xml:space="preserve">logits = </w:t>
+      </w:r>
+      <w:proofErr w:type="gramStart"/>
+      <w:r>
+        <w:rPr>
+          <w:rFonts w:ascii="Consolas" w:eastAsia="Consolas" w:hAnsi="Consolas" w:cs="Consolas"/>
+          <w:sz w:val="18"/>
+          <w:szCs w:val="18"/>
+          <w:lang w:val="en-US"/>
+        </w:rPr>
+        <w:t>model(</w:t>
+      </w:r>
+      <w:proofErr w:type="spellStart"/>
+      <w:proofErr w:type="gramEnd"/>
+      <w:r>
+        <w:rPr>
+          <w:rFonts w:ascii="Consolas" w:eastAsia="Consolas" w:hAnsi="Consolas" w:cs="Consolas"/>
+          <w:sz w:val="18"/>
+          <w:szCs w:val="18"/>
+          <w:lang w:val="en-US"/>
+        </w:rPr>
+        <w:t>src</w:t>
+      </w:r>
+      <w:proofErr w:type="spellEnd"/>
+      <w:r>
+        <w:rPr>
+          <w:rFonts w:ascii="Consolas" w:eastAsia="Consolas" w:hAnsi="Consolas" w:cs="Consolas"/>
+          <w:sz w:val="18"/>
+          <w:szCs w:val="18"/>
+          <w:lang w:val="en-US"/>
+        </w:rPr>
+        <w:t xml:space="preserve">, </w:t>
+      </w:r>
+      <w:proofErr w:type="spellStart"/>
+      <w:r>
+        <w:rPr>
+          <w:rFonts w:ascii="Consolas" w:eastAsia="Consolas" w:hAnsi="Consolas" w:cs="Consolas"/>
+          <w:sz w:val="18"/>
+          <w:szCs w:val="18"/>
+          <w:lang w:val="en-US"/>
+        </w:rPr>
+        <w:t>dec_in</w:t>
+      </w:r>
+      <w:proofErr w:type="spellEnd"/>
+      <w:r>
+        <w:rPr>
+          <w:rFonts w:ascii="Consolas" w:eastAsia="Consolas" w:hAnsi="Consolas" w:cs="Consolas"/>
+          <w:sz w:val="18"/>
+          <w:szCs w:val="18"/>
+          <w:lang w:val="en-US"/>
+        </w:rPr>
+        <w:t>,</w:t>
       </w:r>
     </w:p>
     <w:p>
@@ -4315,7 +7747,47 @@
           <w:szCs w:val="18"/>
           <w:lang w:val="en-US"/>
         </w:rPr>
-        <w:t xml:space="preserve">               src_key_padding_mask=pad_mask)</w:t>
+        <w:t xml:space="preserve">               </w:t>
+      </w:r>
+      <w:proofErr w:type="spellStart"/>
+      <w:r>
+        <w:rPr>
+          <w:rFonts w:ascii="Consolas" w:eastAsia="Consolas" w:hAnsi="Consolas" w:cs="Consolas"/>
+          <w:sz w:val="18"/>
+          <w:szCs w:val="18"/>
+          <w:lang w:val="en-US"/>
+        </w:rPr>
+        <w:t>src_key_padding_mask</w:t>
+      </w:r>
+      <w:proofErr w:type="spellEnd"/>
+      <w:r>
+        <w:rPr>
+          <w:rFonts w:ascii="Consolas" w:eastAsia="Consolas" w:hAnsi="Consolas" w:cs="Consolas"/>
+          <w:sz w:val="18"/>
+          <w:szCs w:val="18"/>
+          <w:lang w:val="en-US"/>
+        </w:rPr>
+        <w:t>=</w:t>
+      </w:r>
+      <w:proofErr w:type="spellStart"/>
+      <w:r>
+        <w:rPr>
+          <w:rFonts w:ascii="Consolas" w:eastAsia="Consolas" w:hAnsi="Consolas" w:cs="Consolas"/>
+          <w:sz w:val="18"/>
+          <w:szCs w:val="18"/>
+          <w:lang w:val="en-US"/>
+        </w:rPr>
+        <w:t>pad_mask</w:t>
+      </w:r>
+      <w:proofErr w:type="spellEnd"/>
+      <w:r>
+        <w:rPr>
+          <w:rFonts w:ascii="Consolas" w:eastAsia="Consolas" w:hAnsi="Consolas" w:cs="Consolas"/>
+          <w:sz w:val="18"/>
+          <w:szCs w:val="18"/>
+          <w:lang w:val="en-US"/>
+        </w:rPr>
+        <w:t>)</w:t>
       </w:r>
     </w:p>
     <w:p>
@@ -4332,7 +7804,58 @@
           <w:szCs w:val="18"/>
           <w:lang w:val="en-US"/>
         </w:rPr>
-        <w:t>loss = cross_entropy(logits.reshape(-1, V),</w:t>
+        <w:t xml:space="preserve">loss = </w:t>
+      </w:r>
+      <w:proofErr w:type="spellStart"/>
+      <w:r>
+        <w:rPr>
+          <w:rFonts w:ascii="Consolas" w:eastAsia="Consolas" w:hAnsi="Consolas" w:cs="Consolas"/>
+          <w:sz w:val="18"/>
+          <w:szCs w:val="18"/>
+          <w:lang w:val="en-US"/>
+        </w:rPr>
+        <w:t>cross_</w:t>
+      </w:r>
+      <w:proofErr w:type="gramStart"/>
+      <w:r>
+        <w:rPr>
+          <w:rFonts w:ascii="Consolas" w:eastAsia="Consolas" w:hAnsi="Consolas" w:cs="Consolas"/>
+          <w:sz w:val="18"/>
+          <w:szCs w:val="18"/>
+          <w:lang w:val="en-US"/>
+        </w:rPr>
+        <w:t>entropy</w:t>
+      </w:r>
+      <w:proofErr w:type="spellEnd"/>
+      <w:r>
+        <w:rPr>
+          <w:rFonts w:ascii="Consolas" w:eastAsia="Consolas" w:hAnsi="Consolas" w:cs="Consolas"/>
+          <w:sz w:val="18"/>
+          <w:szCs w:val="18"/>
+          <w:lang w:val="en-US"/>
+        </w:rPr>
+        <w:t>(</w:t>
+      </w:r>
+      <w:proofErr w:type="spellStart"/>
+      <w:proofErr w:type="gramEnd"/>
+      <w:r>
+        <w:rPr>
+          <w:rFonts w:ascii="Consolas" w:eastAsia="Consolas" w:hAnsi="Consolas" w:cs="Consolas"/>
+          <w:sz w:val="18"/>
+          <w:szCs w:val="18"/>
+          <w:lang w:val="en-US"/>
+        </w:rPr>
+        <w:t>logits.reshape</w:t>
+      </w:r>
+      <w:proofErr w:type="spellEnd"/>
+      <w:r>
+        <w:rPr>
+          <w:rFonts w:ascii="Consolas" w:eastAsia="Consolas" w:hAnsi="Consolas" w:cs="Consolas"/>
+          <w:sz w:val="18"/>
+          <w:szCs w:val="18"/>
+          <w:lang w:val="en-US"/>
+        </w:rPr>
+        <w:t>(-1, V),</w:t>
       </w:r>
     </w:p>
     <w:p>
@@ -4349,7 +7872,38 @@
           <w:szCs w:val="18"/>
           <w:lang w:val="en-US"/>
         </w:rPr>
-        <w:t xml:space="preserve">                     dec_out.reshape(-1),</w:t>
+        <w:t xml:space="preserve">                     </w:t>
+      </w:r>
+      <w:proofErr w:type="spellStart"/>
+      <w:r>
+        <w:rPr>
+          <w:rFonts w:ascii="Consolas" w:eastAsia="Consolas" w:hAnsi="Consolas" w:cs="Consolas"/>
+          <w:sz w:val="18"/>
+          <w:szCs w:val="18"/>
+          <w:lang w:val="en-US"/>
+        </w:rPr>
+        <w:t>dec_</w:t>
+      </w:r>
+      <w:proofErr w:type="gramStart"/>
+      <w:r>
+        <w:rPr>
+          <w:rFonts w:ascii="Consolas" w:eastAsia="Consolas" w:hAnsi="Consolas" w:cs="Consolas"/>
+          <w:sz w:val="18"/>
+          <w:szCs w:val="18"/>
+          <w:lang w:val="en-US"/>
+        </w:rPr>
+        <w:t>out.reshape</w:t>
+      </w:r>
+      <w:proofErr w:type="spellEnd"/>
+      <w:proofErr w:type="gramEnd"/>
+      <w:r>
+        <w:rPr>
+          <w:rFonts w:ascii="Consolas" w:eastAsia="Consolas" w:hAnsi="Consolas" w:cs="Consolas"/>
+          <w:sz w:val="18"/>
+          <w:szCs w:val="18"/>
+          <w:lang w:val="en-US"/>
+        </w:rPr>
+        <w:t>(-1),</w:t>
       </w:r>
     </w:p>
     <w:p>
@@ -4366,7 +7920,27 @@
           <w:szCs w:val="18"/>
           <w:lang w:val="en-US"/>
         </w:rPr>
-        <w:t xml:space="preserve">                     label_smoothing=0.1,</w:t>
+        <w:t xml:space="preserve">                     </w:t>
+      </w:r>
+      <w:proofErr w:type="spellStart"/>
+      <w:r>
+        <w:rPr>
+          <w:rFonts w:ascii="Consolas" w:eastAsia="Consolas" w:hAnsi="Consolas" w:cs="Consolas"/>
+          <w:sz w:val="18"/>
+          <w:szCs w:val="18"/>
+          <w:lang w:val="en-US"/>
+        </w:rPr>
+        <w:t>label_smoothing</w:t>
+      </w:r>
+      <w:proofErr w:type="spellEnd"/>
+      <w:r>
+        <w:rPr>
+          <w:rFonts w:ascii="Consolas" w:eastAsia="Consolas" w:hAnsi="Consolas" w:cs="Consolas"/>
+          <w:sz w:val="18"/>
+          <w:szCs w:val="18"/>
+          <w:lang w:val="en-US"/>
+        </w:rPr>
+        <w:t>=0.1,</w:t>
       </w:r>
     </w:p>
     <w:p>
@@ -4383,7 +7957,27 @@
           <w:szCs w:val="18"/>
           <w:lang w:val="en-US"/>
         </w:rPr>
-        <w:t xml:space="preserve">                     ignore_index=PAD)</w:t>
+        <w:t xml:space="preserve">                     </w:t>
+      </w:r>
+      <w:proofErr w:type="spellStart"/>
+      <w:r>
+        <w:rPr>
+          <w:rFonts w:ascii="Consolas" w:eastAsia="Consolas" w:hAnsi="Consolas" w:cs="Consolas"/>
+          <w:sz w:val="18"/>
+          <w:szCs w:val="18"/>
+          <w:lang w:val="en-US"/>
+        </w:rPr>
+        <w:t>ignore_index</w:t>
+      </w:r>
+      <w:proofErr w:type="spellEnd"/>
+      <w:r>
+        <w:rPr>
+          <w:rFonts w:ascii="Consolas" w:eastAsia="Consolas" w:hAnsi="Consolas" w:cs="Consolas"/>
+          <w:sz w:val="18"/>
+          <w:szCs w:val="18"/>
+          <w:lang w:val="en-US"/>
+        </w:rPr>
+        <w:t>=PAD)</w:t>
       </w:r>
     </w:p>
     <w:p>
@@ -4393,14 +7987,27 @@
           <w:lang w:val="en-US"/>
         </w:rPr>
       </w:pPr>
-      <w:r>
-        <w:rPr>
-          <w:rFonts w:ascii="Consolas" w:eastAsia="Consolas" w:hAnsi="Consolas" w:cs="Consolas"/>
-          <w:sz w:val="18"/>
-          <w:szCs w:val="18"/>
-          <w:lang w:val="en-US"/>
-        </w:rPr>
-        <w:t xml:space="preserve">scaler.scale(loss).backward()       # </w:t>
+      <w:proofErr w:type="spellStart"/>
+      <w:proofErr w:type="gramStart"/>
+      <w:r>
+        <w:rPr>
+          <w:rFonts w:ascii="Consolas" w:eastAsia="Consolas" w:hAnsi="Consolas" w:cs="Consolas"/>
+          <w:sz w:val="18"/>
+          <w:szCs w:val="18"/>
+          <w:lang w:val="en-US"/>
+        </w:rPr>
+        <w:t>scaler.scale</w:t>
+      </w:r>
+      <w:proofErr w:type="spellEnd"/>
+      <w:proofErr w:type="gramEnd"/>
+      <w:r>
+        <w:rPr>
+          <w:rFonts w:ascii="Consolas" w:eastAsia="Consolas" w:hAnsi="Consolas" w:cs="Consolas"/>
+          <w:sz w:val="18"/>
+          <w:szCs w:val="18"/>
+          <w:lang w:val="en-US"/>
+        </w:rPr>
+        <w:t xml:space="preserve">(loss).backward()       # </w:t>
       </w:r>
       <w:r>
         <w:rPr>
@@ -4436,14 +8043,67 @@
           <w:lang w:val="en-US"/>
         </w:rPr>
       </w:pPr>
-      <w:r>
-        <w:rPr>
-          <w:rFonts w:ascii="Consolas" w:eastAsia="Consolas" w:hAnsi="Consolas" w:cs="Consolas"/>
-          <w:sz w:val="18"/>
-          <w:szCs w:val="18"/>
-          <w:lang w:val="en-US"/>
-        </w:rPr>
-        <w:t>scaler.step(opt); scaler.update(); sched.step()</w:t>
+      <w:proofErr w:type="spellStart"/>
+      <w:proofErr w:type="gramStart"/>
+      <w:r>
+        <w:rPr>
+          <w:rFonts w:ascii="Consolas" w:eastAsia="Consolas" w:hAnsi="Consolas" w:cs="Consolas"/>
+          <w:sz w:val="18"/>
+          <w:szCs w:val="18"/>
+          <w:lang w:val="en-US"/>
+        </w:rPr>
+        <w:t>scaler.step</w:t>
+      </w:r>
+      <w:proofErr w:type="spellEnd"/>
+      <w:proofErr w:type="gramEnd"/>
+      <w:r>
+        <w:rPr>
+          <w:rFonts w:ascii="Consolas" w:eastAsia="Consolas" w:hAnsi="Consolas" w:cs="Consolas"/>
+          <w:sz w:val="18"/>
+          <w:szCs w:val="18"/>
+          <w:lang w:val="en-US"/>
+        </w:rPr>
+        <w:t xml:space="preserve">(opt); </w:t>
+      </w:r>
+      <w:proofErr w:type="spellStart"/>
+      <w:r>
+        <w:rPr>
+          <w:rFonts w:ascii="Consolas" w:eastAsia="Consolas" w:hAnsi="Consolas" w:cs="Consolas"/>
+          <w:sz w:val="18"/>
+          <w:szCs w:val="18"/>
+          <w:lang w:val="en-US"/>
+        </w:rPr>
+        <w:t>scaler.update</w:t>
+      </w:r>
+      <w:proofErr w:type="spellEnd"/>
+      <w:r>
+        <w:rPr>
+          <w:rFonts w:ascii="Consolas" w:eastAsia="Consolas" w:hAnsi="Consolas" w:cs="Consolas"/>
+          <w:sz w:val="18"/>
+          <w:szCs w:val="18"/>
+          <w:lang w:val="en-US"/>
+        </w:rPr>
+        <w:t xml:space="preserve">(); </w:t>
+      </w:r>
+      <w:proofErr w:type="spellStart"/>
+      <w:r>
+        <w:rPr>
+          <w:rFonts w:ascii="Consolas" w:eastAsia="Consolas" w:hAnsi="Consolas" w:cs="Consolas"/>
+          <w:sz w:val="18"/>
+          <w:szCs w:val="18"/>
+          <w:lang w:val="en-US"/>
+        </w:rPr>
+        <w:t>sched.step</w:t>
+      </w:r>
+      <w:proofErr w:type="spellEnd"/>
+      <w:r>
+        <w:rPr>
+          <w:rFonts w:ascii="Consolas" w:eastAsia="Consolas" w:hAnsi="Consolas" w:cs="Consolas"/>
+          <w:sz w:val="18"/>
+          <w:szCs w:val="18"/>
+          <w:lang w:val="en-US"/>
+        </w:rPr>
+        <w:t>()</w:t>
       </w:r>
     </w:p>
     <w:p>
@@ -4463,7 +8123,23 @@
         <w:jc w:val="both"/>
       </w:pPr>
       <w:r>
-        <w:t>Все модели оценивались на едином отложенном наборе из 200 файлов. В таблице 1 ниже приведены результаты токенных моделей, в таблице 2 — моделей завершения строки и мультистрочных.</w:t>
+        <w:t xml:space="preserve">Все модели оценивались на едином отложенном наборе из 200 файлов. В таблице 1 ниже приведены результаты </w:t>
+      </w:r>
+      <w:proofErr w:type="spellStart"/>
+      <w:r>
+        <w:t>токенных</w:t>
+      </w:r>
+      <w:proofErr w:type="spellEnd"/>
+      <w:r>
+        <w:t xml:space="preserve"> моделей, в таблице 2 — моделей завершения строки и </w:t>
+      </w:r>
+      <w:proofErr w:type="spellStart"/>
+      <w:r>
+        <w:t>мультистрочных</w:t>
+      </w:r>
+      <w:proofErr w:type="spellEnd"/>
+      <w:r>
+        <w:t>.</w:t>
       </w:r>
     </w:p>
     <w:p>
@@ -4477,7 +8153,27 @@
           <w:sz w:val="22"/>
           <w:szCs w:val="22"/>
         </w:rPr>
-        <w:t>Таблица 1 - Результаты токенных моделей</w:t>
+        <w:t xml:space="preserve">Таблица 1 - Результаты </w:t>
+      </w:r>
+      <w:proofErr w:type="spellStart"/>
+      <w:r>
+        <w:rPr>
+          <w:i/>
+          <w:iCs/>
+          <w:sz w:val="22"/>
+          <w:szCs w:val="22"/>
+        </w:rPr>
+        <w:t>токенных</w:t>
+      </w:r>
+      <w:proofErr w:type="spellEnd"/>
+      <w:r>
+        <w:rPr>
+          <w:i/>
+          <w:iCs/>
+          <w:sz w:val="22"/>
+          <w:szCs w:val="22"/>
+        </w:rPr>
+        <w:t xml:space="preserve"> моделей</w:t>
       </w:r>
     </w:p>
     <w:tbl>
@@ -4626,6 +8322,7 @@
             <w:pPr>
               <w:jc w:val="center"/>
             </w:pPr>
+            <w:proofErr w:type="spellStart"/>
             <w:r>
               <w:rPr>
                 <w:b/>
@@ -4635,6 +8332,7 @@
               </w:rPr>
               <w:t>Перплексия</w:t>
             </w:r>
+            <w:proofErr w:type="spellEnd"/>
           </w:p>
         </w:tc>
         <w:tc>
@@ -4666,7 +8364,27 @@
                 <w:sz w:val="20"/>
                 <w:szCs w:val="20"/>
               </w:rPr>
-              <w:t>Базов. констр.</w:t>
+              <w:t xml:space="preserve">Базов. </w:t>
+            </w:r>
+            <w:proofErr w:type="spellStart"/>
+            <w:r>
+              <w:rPr>
+                <w:b/>
+                <w:bCs/>
+                <w:sz w:val="20"/>
+                <w:szCs w:val="20"/>
+              </w:rPr>
+              <w:t>констр</w:t>
+            </w:r>
+            <w:proofErr w:type="spellEnd"/>
+            <w:r>
+              <w:rPr>
+                <w:b/>
+                <w:bCs/>
+                <w:sz w:val="20"/>
+                <w:szCs w:val="20"/>
+              </w:rPr>
+              <w:t>.</w:t>
             </w:r>
           </w:p>
         </w:tc>
@@ -4690,12 +8408,21 @@
             <w:vAlign w:val="center"/>
           </w:tcPr>
           <w:p>
+            <w:proofErr w:type="spellStart"/>
             <w:r>
               <w:rPr>
                 <w:sz w:val="20"/>
                 <w:szCs w:val="20"/>
               </w:rPr>
-              <w:t>baseline (с нуля)</w:t>
+              <w:t>baseline</w:t>
+            </w:r>
+            <w:proofErr w:type="spellEnd"/>
+            <w:r>
+              <w:rPr>
+                <w:sz w:val="20"/>
+                <w:szCs w:val="20"/>
+              </w:rPr>
+              <w:t xml:space="preserve"> (с нуля)</w:t>
             </w:r>
           </w:p>
         </w:tc>
@@ -4839,12 +8566,21 @@
             <w:vAlign w:val="center"/>
           </w:tcPr>
           <w:p>
+            <w:proofErr w:type="spellStart"/>
             <w:r>
               <w:rPr>
                 <w:sz w:val="20"/>
                 <w:szCs w:val="20"/>
               </w:rPr>
-              <w:t>standart (с нуля)</w:t>
+              <w:t>standart</w:t>
+            </w:r>
+            <w:proofErr w:type="spellEnd"/>
+            <w:r>
+              <w:rPr>
+                <w:sz w:val="20"/>
+                <w:szCs w:val="20"/>
+              </w:rPr>
+              <w:t xml:space="preserve"> (с нуля)</w:t>
             </w:r>
           </w:p>
         </w:tc>
@@ -4988,12 +8724,21 @@
             <w:vAlign w:val="center"/>
           </w:tcPr>
           <w:p>
+            <w:proofErr w:type="spellStart"/>
             <w:r>
               <w:rPr>
                 <w:sz w:val="20"/>
                 <w:szCs w:val="20"/>
               </w:rPr>
-              <w:t>bpe_rope (с нуля)</w:t>
+              <w:t>bpe_rope</w:t>
+            </w:r>
+            <w:proofErr w:type="spellEnd"/>
+            <w:r>
+              <w:rPr>
+                <w:sz w:val="20"/>
+                <w:szCs w:val="20"/>
+              </w:rPr>
+              <w:t xml:space="preserve"> (с нуля)</w:t>
             </w:r>
           </w:p>
         </w:tc>
@@ -5143,7 +8888,23 @@
                 <w:sz w:val="20"/>
                 <w:szCs w:val="20"/>
               </w:rPr>
-              <w:t>CodeGen-350M (дообуч.)</w:t>
+              <w:t>CodeGen-350M (</w:t>
+            </w:r>
+            <w:proofErr w:type="spellStart"/>
+            <w:r>
+              <w:rPr>
+                <w:sz w:val="20"/>
+                <w:szCs w:val="20"/>
+              </w:rPr>
+              <w:t>дообуч</w:t>
+            </w:r>
+            <w:proofErr w:type="spellEnd"/>
+            <w:r>
+              <w:rPr>
+                <w:sz w:val="20"/>
+                <w:szCs w:val="20"/>
+              </w:rPr>
+              <w:t>.)</w:t>
             </w:r>
           </w:p>
         </w:tc>
@@ -5285,7 +9046,47 @@
           <w:sz w:val="20"/>
           <w:szCs w:val="20"/>
         </w:rPr>
-        <w:t>Полужирным выделена дообученная предобученная модель</w:t>
+        <w:t xml:space="preserve">Полужирным выделена </w:t>
+      </w:r>
+      <w:proofErr w:type="spellStart"/>
+      <w:r>
+        <w:rPr>
+          <w:i/>
+          <w:iCs/>
+          <w:sz w:val="20"/>
+          <w:szCs w:val="20"/>
+        </w:rPr>
+        <w:t>дообученная</w:t>
+      </w:r>
+      <w:proofErr w:type="spellEnd"/>
+      <w:r>
+        <w:rPr>
+          <w:i/>
+          <w:iCs/>
+          <w:sz w:val="20"/>
+          <w:szCs w:val="20"/>
+        </w:rPr>
+        <w:t xml:space="preserve"> </w:t>
+      </w:r>
+      <w:proofErr w:type="spellStart"/>
+      <w:r>
+        <w:rPr>
+          <w:i/>
+          <w:iCs/>
+          <w:sz w:val="20"/>
+          <w:szCs w:val="20"/>
+        </w:rPr>
+        <w:t>предобученная</w:t>
+      </w:r>
+      <w:proofErr w:type="spellEnd"/>
+      <w:r>
+        <w:rPr>
+          <w:i/>
+          <w:iCs/>
+          <w:sz w:val="20"/>
+          <w:szCs w:val="20"/>
+        </w:rPr>
+        <w:t xml:space="preserve"> модель</w:t>
       </w:r>
     </w:p>
     <w:p>
@@ -5350,7 +9151,27 @@
           <w:sz w:val="20"/>
           <w:szCs w:val="20"/>
         </w:rPr>
-        <w:t>Рисунок 2 - Сравнение токенных моделей: метрики качества (слева) и задержка (справа)</w:t>
+        <w:t xml:space="preserve">Рисунок 2 - Сравнение </w:t>
+      </w:r>
+      <w:proofErr w:type="spellStart"/>
+      <w:r>
+        <w:rPr>
+          <w:i/>
+          <w:iCs/>
+          <w:sz w:val="20"/>
+          <w:szCs w:val="20"/>
+        </w:rPr>
+        <w:t>токенных</w:t>
+      </w:r>
+      <w:proofErr w:type="spellEnd"/>
+      <w:r>
+        <w:rPr>
+          <w:i/>
+          <w:iCs/>
+          <w:sz w:val="20"/>
+          <w:szCs w:val="20"/>
+        </w:rPr>
+        <w:t xml:space="preserve"> моделей: метрики качества (слева) и задержка (справа)</w:t>
       </w:r>
     </w:p>
     <w:p>
@@ -5360,7 +9181,47 @@
         <w:jc w:val="both"/>
       </w:pPr>
       <w:r>
-        <w:t>Из таблицы 1 и рисунка 2 видно, что базовые модели baseline и standart, обученные «с нуля», достигают Top-1 точности около 0,76 и перплексии около 3,8, что подтверждает гипотезу 1: синтаксис Python достаточно предсказуем, чтобы небольшая модель достигала высокой точности предсказания токена. Дообученная CodeGen-350M ожидаемо лидирует (Top-1 = 0,773), но, что более важно, превосходит остальные на наборе базовых конструкций (0,90 против 0,05), то есть значительно лучше генерирует осмысленные продолжения. Низкое значение этой метрики у моделей «с нуля» объясняется тем, что они обучены предсказывать ровно один следующий токен и не предназначены длягенерации длинных конструкций.</w:t>
+        <w:t xml:space="preserve">Из таблицы 1 и рисунка 2 видно, что базовые модели </w:t>
+      </w:r>
+      <w:proofErr w:type="spellStart"/>
+      <w:r>
+        <w:t>baseline</w:t>
+      </w:r>
+      <w:proofErr w:type="spellEnd"/>
+      <w:r>
+        <w:t xml:space="preserve"> и </w:t>
+      </w:r>
+      <w:proofErr w:type="spellStart"/>
+      <w:r>
+        <w:t>standart</w:t>
+      </w:r>
+      <w:proofErr w:type="spellEnd"/>
+      <w:r>
+        <w:t xml:space="preserve">, обученные «с нуля», достигают Top-1 точности около 0,76 и </w:t>
+      </w:r>
+      <w:proofErr w:type="spellStart"/>
+      <w:r>
+        <w:t>перплексии</w:t>
+      </w:r>
+      <w:proofErr w:type="spellEnd"/>
+      <w:r>
+        <w:t xml:space="preserve"> около 3,8, что подтверждает гипотезу 1: синтаксис Python достаточно предсказуем, чтобы небольшая модель достигала высокой точности предсказания токена. </w:t>
+      </w:r>
+      <w:proofErr w:type="spellStart"/>
+      <w:r>
+        <w:t>Дообученная</w:t>
+      </w:r>
+      <w:proofErr w:type="spellEnd"/>
+      <w:r>
+        <w:t xml:space="preserve"> CodeGen-350M ожидаемо лидирует (Top-1 = 0,773), но, что более важно, превосходит остальные на наборе базовых конструкций (0,90 против 0,05), то есть значительно лучше генерирует осмысленные продолжения. Низкое значение этой метрики у моделей «с нуля» объясняется тем, что они обучены предсказывать ровно один следующий токен и не предназначены </w:t>
+      </w:r>
+      <w:proofErr w:type="spellStart"/>
+      <w:r>
+        <w:t>длягенерации</w:t>
+      </w:r>
+      <w:proofErr w:type="spellEnd"/>
+      <w:r>
+        <w:t xml:space="preserve"> длинных конструкций.</w:t>
       </w:r>
     </w:p>
     <w:p>
@@ -5370,7 +9231,23 @@
         <w:jc w:val="both"/>
       </w:pPr>
       <w:r>
-        <w:t>Модель bpe_rope показала низкое качество (перплексия 41,5) - её обучение не сошлось к хорошему решению за отведённые эпохи, что подтверждается отдельным анализом кривых обучения.</w:t>
+        <w:t xml:space="preserve">Модель </w:t>
+      </w:r>
+      <w:proofErr w:type="spellStart"/>
+      <w:r>
+        <w:t>bpe_rope</w:t>
+      </w:r>
+      <w:proofErr w:type="spellEnd"/>
+      <w:r>
+        <w:t xml:space="preserve"> показала низкое качество (</w:t>
+      </w:r>
+      <w:proofErr w:type="spellStart"/>
+      <w:r>
+        <w:t>перплексия</w:t>
+      </w:r>
+      <w:proofErr w:type="spellEnd"/>
+      <w:r>
+        <w:t xml:space="preserve"> 41,5) - её обучение не сошлось к хорошему решению за отведённые эпохи, что подтверждается отдельным анализом кривых обучения.</w:t>
       </w:r>
     </w:p>
     <w:p>
@@ -5540,7 +9417,27 @@
                 <w:sz w:val="20"/>
                 <w:szCs w:val="20"/>
               </w:rPr>
-              <w:t>Базов. констр.</w:t>
+              <w:t xml:space="preserve">Базов. </w:t>
+            </w:r>
+            <w:proofErr w:type="spellStart"/>
+            <w:r>
+              <w:rPr>
+                <w:b/>
+                <w:bCs/>
+                <w:sz w:val="20"/>
+                <w:szCs w:val="20"/>
+              </w:rPr>
+              <w:t>констр</w:t>
+            </w:r>
+            <w:proofErr w:type="spellEnd"/>
+            <w:r>
+              <w:rPr>
+                <w:b/>
+                <w:bCs/>
+                <w:sz w:val="20"/>
+                <w:szCs w:val="20"/>
+              </w:rPr>
+              <w:t>.</w:t>
             </w:r>
           </w:p>
         </w:tc>
@@ -5573,8 +9470,19 @@
                 <w:sz w:val="20"/>
                 <w:szCs w:val="20"/>
               </w:rPr>
-              <w:t>Задержка p50, мс</w:t>
+              <w:t xml:space="preserve">Задержка p50, </w:t>
             </w:r>
+            <w:proofErr w:type="spellStart"/>
+            <w:r>
+              <w:rPr>
+                <w:b/>
+                <w:bCs/>
+                <w:sz w:val="20"/>
+                <w:szCs w:val="20"/>
+              </w:rPr>
+              <w:t>мс</w:t>
+            </w:r>
+            <w:proofErr w:type="spellEnd"/>
           </w:p>
         </w:tc>
       </w:tr>
@@ -5597,12 +9505,21 @@
             <w:vAlign w:val="center"/>
           </w:tcPr>
           <w:p>
+            <w:proofErr w:type="spellStart"/>
             <w:r>
               <w:rPr>
                 <w:sz w:val="20"/>
                 <w:szCs w:val="20"/>
               </w:rPr>
-              <w:t>baseline (с нуля)</w:t>
+              <w:t>baseline</w:t>
+            </w:r>
+            <w:proofErr w:type="spellEnd"/>
+            <w:r>
+              <w:rPr>
+                <w:sz w:val="20"/>
+                <w:szCs w:val="20"/>
+              </w:rPr>
+              <w:t xml:space="preserve"> (с нуля)</w:t>
             </w:r>
           </w:p>
         </w:tc>
@@ -5746,12 +9663,21 @@
             <w:vAlign w:val="center"/>
           </w:tcPr>
           <w:p>
+            <w:proofErr w:type="spellStart"/>
             <w:r>
               <w:rPr>
                 <w:sz w:val="20"/>
                 <w:szCs w:val="20"/>
               </w:rPr>
-              <w:t>standart (с нуля)</w:t>
+              <w:t>standart</w:t>
+            </w:r>
+            <w:proofErr w:type="spellEnd"/>
+            <w:r>
+              <w:rPr>
+                <w:sz w:val="20"/>
+                <w:szCs w:val="20"/>
+              </w:rPr>
+              <w:t xml:space="preserve"> (с нуля)</w:t>
             </w:r>
           </w:p>
         </w:tc>
@@ -5901,7 +9827,23 @@
                 <w:sz w:val="20"/>
                 <w:szCs w:val="20"/>
               </w:rPr>
-              <w:t>CodeT5-small (дообуч.)</w:t>
+              <w:t>CodeT5-small (</w:t>
+            </w:r>
+            <w:proofErr w:type="spellStart"/>
+            <w:r>
+              <w:rPr>
+                <w:sz w:val="20"/>
+                <w:szCs w:val="20"/>
+              </w:rPr>
+              <w:t>дообуч</w:t>
+            </w:r>
+            <w:proofErr w:type="spellEnd"/>
+            <w:r>
+              <w:rPr>
+                <w:sz w:val="20"/>
+                <w:szCs w:val="20"/>
+              </w:rPr>
+              <w:t>.)</w:t>
             </w:r>
           </w:p>
         </w:tc>
@@ -6351,7 +10293,47 @@
           <w:sz w:val="20"/>
           <w:szCs w:val="20"/>
         </w:rPr>
-        <w:t>Полужирным выделены дообученные предобученные модели; MLC — многострочный контекст</w:t>
+        <w:t xml:space="preserve">Полужирным выделены </w:t>
+      </w:r>
+      <w:proofErr w:type="spellStart"/>
+      <w:r>
+        <w:rPr>
+          <w:i/>
+          <w:iCs/>
+          <w:sz w:val="20"/>
+          <w:szCs w:val="20"/>
+        </w:rPr>
+        <w:t>дообученные</w:t>
+      </w:r>
+      <w:proofErr w:type="spellEnd"/>
+      <w:r>
+        <w:rPr>
+          <w:i/>
+          <w:iCs/>
+          <w:sz w:val="20"/>
+          <w:szCs w:val="20"/>
+        </w:rPr>
+        <w:t xml:space="preserve"> </w:t>
+      </w:r>
+      <w:proofErr w:type="spellStart"/>
+      <w:r>
+        <w:rPr>
+          <w:i/>
+          <w:iCs/>
+          <w:sz w:val="20"/>
+          <w:szCs w:val="20"/>
+        </w:rPr>
+        <w:t>предобученные</w:t>
+      </w:r>
+      <w:proofErr w:type="spellEnd"/>
+      <w:r>
+        <w:rPr>
+          <w:i/>
+          <w:iCs/>
+          <w:sz w:val="20"/>
+          <w:szCs w:val="20"/>
+        </w:rPr>
+        <w:t xml:space="preserve"> модели; MLC — многострочный контекст</w:t>
       </w:r>
     </w:p>
     <w:p>
@@ -6426,7 +10408,47 @@
         <w:jc w:val="both"/>
       </w:pPr>
       <w:r>
-        <w:t>Таблица 2 подтверждает Гипотезу 3. Метрики точного воспроизведения (exact match, BLEU) у всех моделей близки к нулю, однако модели вполне работоспособны (см п.2.7) А объясняются столь низкие значения тем, что у задач генерации множество корректных ответов, и дословное совпадение со случайным эталоном из данного отрывка кода с GitHub маловероятно. По профильной для автодополнения метрике приемлемости базовых конструкций дообученные модели CodeT5 (0,80–0,85) существенно превосходят модели «с нуля» (0,40), а это значит, что они заметно лучше генерируют допустимые базовые конструкции Python. Метрика сбалансированности скобок высока у всех моделей (0,78–0,95), что говорит о приемлемой структурной корректности генерируемого кода.</w:t>
+        <w:t>Таблица 2 подтверждает Гипотезу 3. Метрики точного воспроизведения (</w:t>
+      </w:r>
+      <w:proofErr w:type="spellStart"/>
+      <w:r>
+        <w:t>exact</w:t>
+      </w:r>
+      <w:proofErr w:type="spellEnd"/>
+      <w:r>
+        <w:t xml:space="preserve"> </w:t>
+      </w:r>
+      <w:proofErr w:type="spellStart"/>
+      <w:r>
+        <w:t>match</w:t>
+      </w:r>
+      <w:proofErr w:type="spellEnd"/>
+      <w:r>
+        <w:t xml:space="preserve">, BLEU) у всех моделей близки к нулю, однако модели вполне работоспособны (см п.2.7) А объясняются столь низкие значения тем, что у задач генерации множество корректных ответов, и дословное совпадение со случайным эталоном из данного отрывка кода с </w:t>
+      </w:r>
+      <w:proofErr w:type="spellStart"/>
+      <w:r>
+        <w:t>GitHub</w:t>
+      </w:r>
+      <w:proofErr w:type="spellEnd"/>
+      <w:r>
+        <w:t xml:space="preserve"> маловероятно. По профильной для </w:t>
+      </w:r>
+      <w:proofErr w:type="spellStart"/>
+      <w:r>
+        <w:t>автодополнения</w:t>
+      </w:r>
+      <w:proofErr w:type="spellEnd"/>
+      <w:r>
+        <w:t xml:space="preserve"> метрике приемлемости базовых конструкций </w:t>
+      </w:r>
+      <w:proofErr w:type="spellStart"/>
+      <w:r>
+        <w:t>дообученные</w:t>
+      </w:r>
+      <w:proofErr w:type="spellEnd"/>
+      <w:r>
+        <w:t xml:space="preserve"> модели CodeT5 (0,80–0,85) существенно превосходят модели «с нуля» (0,40), а это значит, что они заметно лучше генерируют допустимые базовые конструкции Python. Метрика сбалансированности скобок высока у всех моделей (0,78–0,95), что говорит о приемлемой структурной корректности генерируемого кода.</w:t>
       </w:r>
     </w:p>
     <w:p>
@@ -6436,7 +10458,39 @@
         <w:jc w:val="both"/>
       </w:pPr>
       <w:r>
-        <w:t>Сравнение по задержке представлено на правой части рисунков 2 и 3. Благодаря нему мы видим, что модели «с нуля» отвечают за десятки миллисекунд, тогда как CodeT5+ 220m-py — за  примерно 1,3 с, что для интерактивного автодополнения неприемлемо для случая генерации строки, но достаточно хорошо для нескольких строк. Таким образом, по этим данным, для базового автокомплита предпочтительнее будет использовать меньшую  CodeT5-small (компромисс качества и задержки), а не наиболее крупная модель.</w:t>
+        <w:t xml:space="preserve">Сравнение по задержке представлено на правой части рисунков 2 и 3. Благодаря нему мы видим, что модели «с нуля» отвечают за десятки миллисекунд, тогда как CodeT5+ 220m-py — </w:t>
+      </w:r>
+      <w:proofErr w:type="gramStart"/>
+      <w:r>
+        <w:t>за  примерно</w:t>
+      </w:r>
+      <w:proofErr w:type="gramEnd"/>
+      <w:r>
+        <w:t xml:space="preserve"> 1,3 с, что для интерактивного </w:t>
+      </w:r>
+      <w:proofErr w:type="spellStart"/>
+      <w:r>
+        <w:t>автодополнения</w:t>
+      </w:r>
+      <w:proofErr w:type="spellEnd"/>
+      <w:r>
+        <w:t xml:space="preserve"> неприемлемо для случая генерации строки, но достаточно хорошо для нескольких строк. Таким образом, по этим данным, для базового </w:t>
+      </w:r>
+      <w:proofErr w:type="spellStart"/>
+      <w:r>
+        <w:t>автокомплита</w:t>
+      </w:r>
+      <w:proofErr w:type="spellEnd"/>
+      <w:r>
+        <w:t xml:space="preserve"> предпочтительнее будет использовать </w:t>
+      </w:r>
+      <w:proofErr w:type="gramStart"/>
+      <w:r>
+        <w:t>меньшую  CodeT</w:t>
+      </w:r>
+      <w:proofErr w:type="gramEnd"/>
+      <w:r>
+        <w:t>5-small (компромисс качества и задержки), а не наиболее крупная модель.</w:t>
       </w:r>
     </w:p>
     <w:p>
@@ -6499,12 +10553,14 @@
       <w:r>
         <w:t>_</w:t>
       </w:r>
+      <w:proofErr w:type="spellStart"/>
       <w:r>
         <w:rPr>
           <w:lang w:val="en-US"/>
         </w:rPr>
         <w:t>repl</w:t>
       </w:r>
+      <w:proofErr w:type="spellEnd"/>
       <w:r>
         <w:t xml:space="preserve">, </w:t>
       </w:r>
@@ -6533,7 +10589,129 @@
         <w:t>Ручная п</w:t>
       </w:r>
       <w:r>
-        <w:t>роверка выполнялась на наборе типовых заготовок: определение функции (def fibonacci(...)), импорт (import numpy as ...), цикл (for i in ...), условие (if x ...), генератор списка ([x for x in ...]), определение класса с наследованием (class MyModel(nn.Module...)) и контекстный менеджер (with open(...)).</w:t>
+        <w:t>роверка выполнялась на наборе типовых заготовок: определение функции (</w:t>
+      </w:r>
+      <w:proofErr w:type="spellStart"/>
+      <w:r>
+        <w:t>def</w:t>
+      </w:r>
+      <w:proofErr w:type="spellEnd"/>
+      <w:r>
+        <w:t xml:space="preserve"> </w:t>
+      </w:r>
+      <w:proofErr w:type="spellStart"/>
+      <w:r>
+        <w:t>fibonacci</w:t>
+      </w:r>
+      <w:proofErr w:type="spellEnd"/>
+      <w:r>
+        <w:t>(...)), импорт (</w:t>
+      </w:r>
+      <w:proofErr w:type="spellStart"/>
+      <w:r>
+        <w:t>import</w:t>
+      </w:r>
+      <w:proofErr w:type="spellEnd"/>
+      <w:r>
+        <w:t xml:space="preserve"> </w:t>
+      </w:r>
+      <w:proofErr w:type="spellStart"/>
+      <w:r>
+        <w:t>numpy</w:t>
+      </w:r>
+      <w:proofErr w:type="spellEnd"/>
+      <w:r>
+        <w:t xml:space="preserve"> </w:t>
+      </w:r>
+      <w:proofErr w:type="spellStart"/>
+      <w:r>
+        <w:t>as</w:t>
+      </w:r>
+      <w:proofErr w:type="spellEnd"/>
+      <w:r>
+        <w:t xml:space="preserve"> ...), цикл (</w:t>
+      </w:r>
+      <w:proofErr w:type="spellStart"/>
+      <w:r>
+        <w:t>for</w:t>
+      </w:r>
+      <w:proofErr w:type="spellEnd"/>
+      <w:r>
+        <w:t xml:space="preserve"> i </w:t>
+      </w:r>
+      <w:proofErr w:type="spellStart"/>
+      <w:r>
+        <w:t>in</w:t>
+      </w:r>
+      <w:proofErr w:type="spellEnd"/>
+      <w:r>
+        <w:t xml:space="preserve"> ...), условие (</w:t>
+      </w:r>
+      <w:proofErr w:type="spellStart"/>
+      <w:r>
+        <w:t>if</w:t>
+      </w:r>
+      <w:proofErr w:type="spellEnd"/>
+      <w:r>
+        <w:t xml:space="preserve"> x ...), генератор списка ([x </w:t>
+      </w:r>
+      <w:proofErr w:type="spellStart"/>
+      <w:r>
+        <w:t>for</w:t>
+      </w:r>
+      <w:proofErr w:type="spellEnd"/>
+      <w:r>
+        <w:t xml:space="preserve"> x </w:t>
+      </w:r>
+      <w:proofErr w:type="spellStart"/>
+      <w:r>
+        <w:t>in</w:t>
+      </w:r>
+      <w:proofErr w:type="spellEnd"/>
+      <w:r>
+        <w:t xml:space="preserve"> ...]), определение класса с наследованием (</w:t>
+      </w:r>
+      <w:proofErr w:type="spellStart"/>
+      <w:r>
+        <w:t>class</w:t>
+      </w:r>
+      <w:proofErr w:type="spellEnd"/>
+      <w:r>
+        <w:t xml:space="preserve"> </w:t>
+      </w:r>
+      <w:proofErr w:type="spellStart"/>
+      <w:proofErr w:type="gramStart"/>
+      <w:r>
+        <w:t>MyModel</w:t>
+      </w:r>
+      <w:proofErr w:type="spellEnd"/>
+      <w:r>
+        <w:t>(</w:t>
+      </w:r>
+      <w:proofErr w:type="spellStart"/>
+      <w:proofErr w:type="gramEnd"/>
+      <w:r>
+        <w:t>nn.Module</w:t>
+      </w:r>
+      <w:proofErr w:type="spellEnd"/>
+      <w:r>
+        <w:t>...)) и контекстный менеджер (</w:t>
+      </w:r>
+      <w:proofErr w:type="spellStart"/>
+      <w:r>
+        <w:t>with</w:t>
+      </w:r>
+      <w:proofErr w:type="spellEnd"/>
+      <w:r>
+        <w:t xml:space="preserve"> </w:t>
+      </w:r>
+      <w:proofErr w:type="spellStart"/>
+      <w:r>
+        <w:t>open</w:t>
+      </w:r>
+      <w:proofErr w:type="spellEnd"/>
+      <w:r>
+        <w:t>(...)).</w:t>
       </w:r>
     </w:p>
     <w:p>
@@ -6543,7 +10721,23 @@
         <w:jc w:val="both"/>
       </w:pPr>
       <w:r>
-        <w:t>Ручная проверка подтвердила выводы из метрик: дообученные модели CodeT5 уверенно завершают базовые конструкции корректным кодом. Базовая токенная модель корректно предсказывает следующий токен в простых конструкциях.</w:t>
+        <w:t xml:space="preserve">Ручная проверка подтвердила выводы из метрик: </w:t>
+      </w:r>
+      <w:proofErr w:type="spellStart"/>
+      <w:r>
+        <w:t>дообученные</w:t>
+      </w:r>
+      <w:proofErr w:type="spellEnd"/>
+      <w:r>
+        <w:t xml:space="preserve"> модели CodeT5 уверенно завершают базовые конструкции корректным кодом. Базовая </w:t>
+      </w:r>
+      <w:proofErr w:type="spellStart"/>
+      <w:r>
+        <w:t>токенная</w:t>
+      </w:r>
+      <w:proofErr w:type="spellEnd"/>
+      <w:r>
+        <w:t xml:space="preserve"> модель корректно предсказывает следующий токен в простых конструкциях.</w:t>
       </w:r>
     </w:p>
     <w:p>
@@ -6559,15 +10753,31 @@
         <w:rPr>
           <w:rFonts w:eastAsiaTheme="minorEastAsia"/>
         </w:rPr>
-        <w:t xml:space="preserve">Данная проверка так же показала, что выборки в 12106 файлов недостаточно для серьёзных изменений в предобученной модели: для </w:t>
-      </w:r>
+        <w:t xml:space="preserve">Данная проверка так же показала, что выборки в 12106 файлов недостаточно для серьёзных изменений в </w:t>
+      </w:r>
+      <w:proofErr w:type="spellStart"/>
       <w:r>
         <w:rPr>
           <w:rFonts w:eastAsiaTheme="minorEastAsia"/>
+        </w:rPr>
+        <w:t>предобученной</w:t>
+      </w:r>
+      <w:proofErr w:type="spellEnd"/>
+      <w:r>
+        <w:rPr>
+          <w:rFonts w:eastAsiaTheme="minorEastAsia"/>
+        </w:rPr>
+        <w:t xml:space="preserve"> модели: для </w:t>
+      </w:r>
+      <w:proofErr w:type="spellStart"/>
+      <w:r>
+        <w:rPr>
+          <w:rFonts w:eastAsiaTheme="minorEastAsia"/>
           <w:lang w:val="en-US"/>
         </w:rPr>
         <w:t>CodeT</w:t>
       </w:r>
+      <w:proofErr w:type="spellEnd"/>
       <w:r>
         <w:rPr>
           <w:rFonts w:eastAsiaTheme="minorEastAsia"/>
@@ -6587,6 +10797,7 @@
         </w:rPr>
         <w:t xml:space="preserve"> </w:t>
       </w:r>
+      <w:proofErr w:type="spellStart"/>
       <w:r>
         <w:rPr>
           <w:rFonts w:eastAsiaTheme="minorEastAsia"/>
@@ -6594,19 +10805,36 @@
         </w:rPr>
         <w:t>py</w:t>
       </w:r>
+      <w:proofErr w:type="spellEnd"/>
       <w:r>
         <w:rPr>
           <w:rFonts w:eastAsiaTheme="minorEastAsia"/>
         </w:rPr>
-        <w:t xml:space="preserve"> предсказанная часть почти не изменилась после дообучения, а </w:t>
-      </w:r>
+        <w:t xml:space="preserve"> предсказанная часть почти не изменилась после </w:t>
+      </w:r>
+      <w:proofErr w:type="spellStart"/>
       <w:r>
         <w:rPr>
           <w:rFonts w:eastAsiaTheme="minorEastAsia"/>
+        </w:rPr>
+        <w:t>дообучения</w:t>
+      </w:r>
+      <w:proofErr w:type="spellEnd"/>
+      <w:r>
+        <w:rPr>
+          <w:rFonts w:eastAsiaTheme="minorEastAsia"/>
+        </w:rPr>
+        <w:t xml:space="preserve">, а </w:t>
+      </w:r>
+      <w:proofErr w:type="spellStart"/>
+      <w:r>
+        <w:rPr>
+          <w:rFonts w:eastAsiaTheme="minorEastAsia"/>
           <w:lang w:val="en-US"/>
         </w:rPr>
         <w:t>CodeT</w:t>
       </w:r>
+      <w:proofErr w:type="spellEnd"/>
       <w:r>
         <w:rPr>
           <w:rFonts w:eastAsiaTheme="minorEastAsia"/>
@@ -6791,6 +11019,7 @@
         </w:rPr>
         <w:t>-</w:t>
       </w:r>
+      <w:proofErr w:type="spellStart"/>
       <w:r>
         <w:rPr>
           <w:i/>
@@ -6801,6 +11030,7 @@
         </w:rPr>
         <w:t>standart</w:t>
       </w:r>
+      <w:proofErr w:type="spellEnd"/>
       <w:r>
         <w:rPr>
           <w:i/>
@@ -6829,6 +11059,7 @@
         </w:rPr>
         <w:t>-</w:t>
       </w:r>
+      <w:proofErr w:type="spellStart"/>
       <w:r>
         <w:rPr>
           <w:i/>
@@ -6839,6 +11070,7 @@
         </w:rPr>
         <w:t>codegen</w:t>
       </w:r>
+      <w:proofErr w:type="spellEnd"/>
       <w:r>
         <w:rPr>
           <w:i/>
@@ -7056,6 +11288,7 @@
         </w:rPr>
         <w:t>-</w:t>
       </w:r>
+      <w:proofErr w:type="spellStart"/>
       <w:r>
         <w:rPr>
           <w:i/>
@@ -7066,6 +11299,7 @@
         </w:rPr>
         <w:t>cotet</w:t>
       </w:r>
+      <w:proofErr w:type="spellEnd"/>
       <w:r>
         <w:rPr>
           <w:i/>
@@ -7113,6 +11347,7 @@
         </w:rPr>
         <w:t>-</w:t>
       </w:r>
+      <w:proofErr w:type="spellStart"/>
       <w:r>
         <w:rPr>
           <w:i/>
@@ -7123,6 +11358,7 @@
         </w:rPr>
         <w:t>py</w:t>
       </w:r>
+      <w:proofErr w:type="spellEnd"/>
       <w:r>
         <w:rPr>
           <w:i/>
@@ -7208,6 +11444,7 @@
         </w:rPr>
         <w:t>-</w:t>
       </w:r>
+      <w:proofErr w:type="spellStart"/>
       <w:r>
         <w:rPr>
           <w:i/>
@@ -7218,6 +11455,7 @@
         </w:rPr>
         <w:t>cotet</w:t>
       </w:r>
+      <w:proofErr w:type="spellEnd"/>
       <w:r>
         <w:rPr>
           <w:i/>
@@ -7265,6 +11503,7 @@
         </w:rPr>
         <w:t>-</w:t>
       </w:r>
+      <w:proofErr w:type="spellStart"/>
       <w:r>
         <w:rPr>
           <w:i/>
@@ -7275,6 +11514,7 @@
         </w:rPr>
         <w:t>py</w:t>
       </w:r>
+      <w:proofErr w:type="spellEnd"/>
       <w:r>
         <w:rPr>
           <w:i/>
@@ -7303,6 +11543,7 @@
         </w:rPr>
         <w:t xml:space="preserve"> </w:t>
       </w:r>
+      <w:proofErr w:type="spellStart"/>
       <w:r>
         <w:rPr>
           <w:i/>
@@ -7313,6 +11554,7 @@
         </w:rPr>
         <w:t>funie</w:t>
       </w:r>
+      <w:proofErr w:type="spellEnd"/>
       <w:r>
         <w:rPr>
           <w:i/>
@@ -7365,7 +11607,63 @@
         <w:jc w:val="both"/>
       </w:pPr>
       <w:r>
-        <w:t>В работе построен и исследован конвейер автодополнения кода Python: от сбора 42 000 файлов через GitHub API и их очистки (дедупликация, фильтрация по качеству, удаление комментариев) до токенизации, обучения базовых моделей «с нуля» и дообучения предобученных моделей CodeGen и CodeT5, с последующей оценкой по метрикам и ручной проверкой.</w:t>
+        <w:t xml:space="preserve">В работе построен и исследован конвейер </w:t>
+      </w:r>
+      <w:proofErr w:type="spellStart"/>
+      <w:r>
+        <w:t>автодополнения</w:t>
+      </w:r>
+      <w:proofErr w:type="spellEnd"/>
+      <w:r>
+        <w:t xml:space="preserve"> кода Python: от сбора 42 000 файлов через </w:t>
+      </w:r>
+      <w:proofErr w:type="spellStart"/>
+      <w:r>
+        <w:t>GitHub</w:t>
+      </w:r>
+      <w:proofErr w:type="spellEnd"/>
+      <w:r>
+        <w:t xml:space="preserve"> API и их очистки (</w:t>
+      </w:r>
+      <w:proofErr w:type="spellStart"/>
+      <w:r>
+        <w:t>дедупликация</w:t>
+      </w:r>
+      <w:proofErr w:type="spellEnd"/>
+      <w:r>
+        <w:t xml:space="preserve">, фильтрация по качеству, удаление комментариев) до </w:t>
+      </w:r>
+      <w:proofErr w:type="spellStart"/>
+      <w:r>
+        <w:t>токенизации</w:t>
+      </w:r>
+      <w:proofErr w:type="spellEnd"/>
+      <w:r>
+        <w:t xml:space="preserve">, обучения базовых моделей «с нуля» и </w:t>
+      </w:r>
+      <w:proofErr w:type="spellStart"/>
+      <w:r>
+        <w:t>дообучения</w:t>
+      </w:r>
+      <w:proofErr w:type="spellEnd"/>
+      <w:r>
+        <w:t xml:space="preserve"> </w:t>
+      </w:r>
+      <w:proofErr w:type="spellStart"/>
+      <w:r>
+        <w:t>предобученных</w:t>
+      </w:r>
+      <w:proofErr w:type="spellEnd"/>
+      <w:r>
+        <w:t xml:space="preserve"> моделей </w:t>
+      </w:r>
+      <w:proofErr w:type="spellStart"/>
+      <w:r>
+        <w:t>CodeGen</w:t>
+      </w:r>
+      <w:proofErr w:type="spellEnd"/>
+      <w:r>
+        <w:t xml:space="preserve"> и CodeT5, с последующей оценкой по метрикам и ручной проверкой.</w:t>
       </w:r>
     </w:p>
     <w:p>
@@ -7375,7 +11673,55 @@
         <w:jc w:val="both"/>
       </w:pPr>
       <w:r>
-        <w:t>Гипотеза 1 подтверждена: базовый декодер-трансформер, обученный «с нуля», достигает Top-1 точности 0,76 и перплексии 3,8 на предсказании следующего токена. Гипотеза 2 подтверждена: дефект токенизатора (генерация потока &lt;UNK&gt;) искажал метрики; после его устранения и перехода к подсчёту валидационной точности с исключением служебных токенов значения стали правдоподобными. Гипотеза 3 подтверждена: для завершения строки дообученные модели CodeT5 существенно превосходят модели «с нуля» по приемлемости базовых конструкций (0,80–0,85 против 0,40), при этом метрики точного совпадения (exact match, BLEU) оказались неинформативными для данной задачи ввиду множественности допустимых ответов.</w:t>
+        <w:t xml:space="preserve">Гипотеза 1 подтверждена: базовый декодер-трансформер, обученный «с нуля», достигает Top-1 точности 0,76 и </w:t>
+      </w:r>
+      <w:proofErr w:type="spellStart"/>
+      <w:r>
+        <w:t>перплексии</w:t>
+      </w:r>
+      <w:proofErr w:type="spellEnd"/>
+      <w:r>
+        <w:t xml:space="preserve"> 3,8 на предсказании следующего токена. Гипотеза 2 подтверждена: дефект </w:t>
+      </w:r>
+      <w:proofErr w:type="spellStart"/>
+      <w:r>
+        <w:t>токенизатора</w:t>
+      </w:r>
+      <w:proofErr w:type="spellEnd"/>
+      <w:r>
+        <w:t xml:space="preserve"> (генерация потока &lt;UNK&gt;) искажал метрики; после его устранения и перехода к подсчёту </w:t>
+      </w:r>
+      <w:proofErr w:type="spellStart"/>
+      <w:r>
+        <w:t>валидационной</w:t>
+      </w:r>
+      <w:proofErr w:type="spellEnd"/>
+      <w:r>
+        <w:t xml:space="preserve"> точности с исключением служебных токенов значения стали правдоподобными. Гипотеза 3 подтверждена: для завершения строки </w:t>
+      </w:r>
+      <w:proofErr w:type="spellStart"/>
+      <w:r>
+        <w:t>дообученные</w:t>
+      </w:r>
+      <w:proofErr w:type="spellEnd"/>
+      <w:r>
+        <w:t xml:space="preserve"> модели CodeT5 существенно превосходят модели «с нуля» по приемлемости базовых конструкций (0,80–0,85 против 0,40), при этом метрики точного совпадения (</w:t>
+      </w:r>
+      <w:proofErr w:type="spellStart"/>
+      <w:r>
+        <w:t>exact</w:t>
+      </w:r>
+      <w:proofErr w:type="spellEnd"/>
+      <w:r>
+        <w:t xml:space="preserve"> </w:t>
+      </w:r>
+      <w:proofErr w:type="spellStart"/>
+      <w:r>
+        <w:t>match</w:t>
+      </w:r>
+      <w:proofErr w:type="spellEnd"/>
+      <w:r>
+        <w:t>, BLEU) оказались неинформативными для данной задачи ввиду множественности допустимых ответов.</w:t>
       </w:r>
     </w:p>
     <w:p>
@@ -7385,7 +11731,23 @@
         <w:jc w:val="both"/>
       </w:pPr>
       <w:r>
-        <w:t>Практический вывод: для интерактивного автодополнения базовых конструкций Python оптимальна дообученная модель CodeT5-small, обеспечивающая баланс между качеством порождаемого кода и приемлемой задержкой отклика.</w:t>
+        <w:t xml:space="preserve">Практический вывод: для интерактивного </w:t>
+      </w:r>
+      <w:proofErr w:type="spellStart"/>
+      <w:r>
+        <w:t>автодополнения</w:t>
+      </w:r>
+      <w:proofErr w:type="spellEnd"/>
+      <w:r>
+        <w:t xml:space="preserve"> базовых конструкций Python оптимальна </w:t>
+      </w:r>
+      <w:proofErr w:type="spellStart"/>
+      <w:r>
+        <w:t>дообученная</w:t>
+      </w:r>
+      <w:proofErr w:type="spellEnd"/>
+      <w:r>
+        <w:t xml:space="preserve"> модель CodeT5-small, обеспечивающая баланс между качеством порождаемого кода и приемлемой задержкой отклика.</w:t>
       </w:r>
     </w:p>
     <w:p>
@@ -7398,7 +11760,15 @@
         </w:rPr>
       </w:pPr>
       <w:r>
-        <w:t xml:space="preserve">Для ознакомления с графичками результатов обучения предлагаю обратить внимание на папку </w:t>
+        <w:t xml:space="preserve">Для ознакомления с </w:t>
+      </w:r>
+      <w:proofErr w:type="spellStart"/>
+      <w:r>
+        <w:t>графичками</w:t>
+      </w:r>
+      <w:proofErr w:type="spellEnd"/>
+      <w:r>
+        <w:t xml:space="preserve"> результатов обучения предлагаю обратить внимание на папку </w:t>
       </w:r>
       <w:r>
         <w:rPr>
@@ -7533,7 +11903,35 @@
         <w:rPr>
           <w:rFonts w:eastAsiaTheme="minorEastAsia"/>
         </w:rPr>
-        <w:t xml:space="preserve"> модель с мультистроковым контекстом для лучшего заполнения уже написанного кода, расширен и упрощён датасет (я считаю, что многие структуры и </w:t>
+        <w:t xml:space="preserve"> модель с </w:t>
+      </w:r>
+      <w:proofErr w:type="spellStart"/>
+      <w:r>
+        <w:rPr>
+          <w:rFonts w:eastAsiaTheme="minorEastAsia"/>
+        </w:rPr>
+        <w:t>мультистроковым</w:t>
+      </w:r>
+      <w:proofErr w:type="spellEnd"/>
+      <w:r>
+        <w:rPr>
+          <w:rFonts w:eastAsiaTheme="minorEastAsia"/>
+        </w:rPr>
+        <w:t xml:space="preserve"> контекстом для лучшего заполнения уже написанного кода, расширен и упрощён </w:t>
+      </w:r>
+      <w:proofErr w:type="spellStart"/>
+      <w:r>
+        <w:rPr>
+          <w:rFonts w:eastAsiaTheme="minorEastAsia"/>
+        </w:rPr>
+        <w:t>датасет</w:t>
+      </w:r>
+      <w:proofErr w:type="spellEnd"/>
+      <w:r>
+        <w:rPr>
+          <w:rFonts w:eastAsiaTheme="minorEastAsia"/>
+        </w:rPr>
+        <w:t xml:space="preserve"> (я считаю, что многие структуры и </w:t>
       </w:r>
       <w:r>
         <w:rPr>
@@ -7553,11 +11951,25 @@
         <w:rPr>
           <w:rFonts w:eastAsiaTheme="minorEastAsia"/>
         </w:rPr>
-        <w:t xml:space="preserve"> ну или каким-нибудь иным образом встроить модели в пайплайн написания мной кода, чтобы продемонстрировать возможность их реального применения. В </w:t>
-      </w:r>
+        <w:t xml:space="preserve"> ну или каким-нибудь иным образом встроить модели в </w:t>
+      </w:r>
+      <w:proofErr w:type="spellStart"/>
       <w:r>
         <w:rPr>
           <w:rFonts w:eastAsiaTheme="minorEastAsia"/>
+        </w:rPr>
+        <w:t>пайплайн</w:t>
+      </w:r>
+      <w:proofErr w:type="spellEnd"/>
+      <w:r>
+        <w:rPr>
+          <w:rFonts w:eastAsiaTheme="minorEastAsia"/>
+        </w:rPr>
+        <w:t xml:space="preserve"> написания мной кода, чтобы продемонстрировать возможность их реального применения. В </w:t>
+      </w:r>
+      <w:r>
+        <w:rPr>
+          <w:rFonts w:eastAsiaTheme="minorEastAsia"/>
           <w:lang w:val="en-US"/>
         </w:rPr>
         <w:t>ReadMe</w:t>
@@ -7566,7 +11978,63 @@
         <w:rPr>
           <w:rFonts w:eastAsiaTheme="minorEastAsia"/>
         </w:rPr>
-        <w:t xml:space="preserve"> файле вскоре будут расписаны данны епланы, замечания к ним и модели, которые могли бы также быть использованы для решения задачи генерации кода.</w:t>
+        <w:t xml:space="preserve"> файле вскоре будут расписаны </w:t>
+      </w:r>
+      <w:proofErr w:type="spellStart"/>
+      <w:r>
+        <w:rPr>
+          <w:rFonts w:eastAsiaTheme="minorEastAsia"/>
+        </w:rPr>
+        <w:t>данны</w:t>
+      </w:r>
+      <w:proofErr w:type="spellEnd"/>
+      <w:r>
+        <w:rPr>
+          <w:rFonts w:eastAsiaTheme="minorEastAsia"/>
+        </w:rPr>
+        <w:t xml:space="preserve"> </w:t>
+      </w:r>
+      <w:proofErr w:type="spellStart"/>
+      <w:r>
+        <w:rPr>
+          <w:rFonts w:eastAsiaTheme="minorEastAsia"/>
+        </w:rPr>
+        <w:t>епланы</w:t>
+      </w:r>
+      <w:proofErr w:type="spellEnd"/>
+      <w:r>
+        <w:rPr>
+          <w:rFonts w:eastAsiaTheme="minorEastAsia"/>
+        </w:rPr>
+        <w:t>, замечания к ним и модели, которые могли бы также быть использованы для решения задачи генерации кода.</w:t>
+      </w:r>
+    </w:p>
+    <w:p>
+      <w:pPr>
+        <w:pStyle w:val="1"/>
+        <w:rPr>
+          <w:rFonts w:eastAsiaTheme="minorEastAsia"/>
+        </w:rPr>
+      </w:pPr>
+      <w:r>
+        <w:rPr>
+          <w:rFonts w:eastAsiaTheme="minorEastAsia"/>
+        </w:rPr>
+        <w:t>Исходный код:</w:t>
+      </w:r>
+    </w:p>
+    <w:p>
+      <w:pPr>
+        <w:pStyle w:val="1"/>
+        <w:rPr>
+          <w:rFonts w:eastAsiaTheme="minorEastAsia"/>
+        </w:rPr>
+      </w:pPr>
+      <w:r>
+        <w:rPr>
+          <w:rFonts w:eastAsiaTheme="minorEastAsia"/>
+        </w:rPr>
+        <w:t>https://github.com/RomanRudin/code_autocomplete</w:t>
       </w:r>
     </w:p>
     <w:p>
@@ -7619,7 +12087,21 @@
         <w:rPr>
           <w:lang w:val="en-US"/>
         </w:rPr>
-        <w:t>Nijkamp E. et al. CodeGen: An Open Large Language Model for Code with Multi-Turn Program Synthesis // Proceedings of ICLR. – 2023.</w:t>
+        <w:t xml:space="preserve">Nijkamp E. et al. </w:t>
+      </w:r>
+      <w:proofErr w:type="spellStart"/>
+      <w:r>
+        <w:rPr>
+          <w:lang w:val="en-US"/>
+        </w:rPr>
+        <w:t>CodeGen</w:t>
+      </w:r>
+      <w:proofErr w:type="spellEnd"/>
+      <w:r>
+        <w:rPr>
+          <w:lang w:val="en-US"/>
+        </w:rPr>
+        <w:t>: An Open Large Language Model for Code with Multi-Turn Program Synthesis // Proceedings of ICLR. – 2023.</w:t>
       </w:r>
     </w:p>
     <w:p>
@@ -7673,7 +12155,23 @@
         <w:jc w:val="both"/>
       </w:pPr>
       <w:r>
-        <w:t>Документация библиотеки Hugging Face Transformers [Электронный ресурс]. - URL: https://huggingface.co/docs/transformers (дата обращения: 23.04.2026).</w:t>
+        <w:t xml:space="preserve">Документация библиотеки </w:t>
+      </w:r>
+      <w:proofErr w:type="spellStart"/>
+      <w:r>
+        <w:t>Hugging</w:t>
+      </w:r>
+      <w:proofErr w:type="spellEnd"/>
+      <w:r>
+        <w:t xml:space="preserve"> Face </w:t>
+      </w:r>
+      <w:proofErr w:type="spellStart"/>
+      <w:r>
+        <w:t>Transformers</w:t>
+      </w:r>
+      <w:proofErr w:type="spellEnd"/>
+      <w:r>
+        <w:t xml:space="preserve"> [Электронный ресурс]. - URL: https://huggingface.co/docs/transformers (дата обращения: 23.04.2026).</w:t>
       </w:r>
     </w:p>
     <w:p>
@@ -7687,7 +12185,15 @@
         <w:jc w:val="both"/>
       </w:pPr>
       <w:r>
-        <w:t>Документация GitHub REST API [Электронный ресурс]. - URL: https://docs.github.com/en/rest (дата обращения: 11.03.2026).</w:t>
+        <w:t xml:space="preserve">Документация </w:t>
+      </w:r>
+      <w:proofErr w:type="spellStart"/>
+      <w:r>
+        <w:t>GitHub</w:t>
+      </w:r>
+      <w:proofErr w:type="spellEnd"/>
+      <w:r>
+        <w:t xml:space="preserve"> REST API [Электронный ресурс]. - URL: https://docs.github.com/en/rest (дата обращения: 11.03.2026).</w:t>
       </w:r>
     </w:p>
     <w:sectPr>
@@ -8526,6 +13032,7 @@
   </w:style>
   <w:style w:type="paragraph" w:styleId="1">
     <w:name w:val="heading 1"/>
+    <w:link w:val="10"/>
     <w:uiPriority w:val="9"/>
     <w:qFormat/>
     <w:pPr>
@@ -8648,7 +13155,7 @@
       <w:szCs w:val="56"/>
     </w:rPr>
   </w:style>
-  <w:style w:type="paragraph" w:customStyle="1" w:styleId="10">
+  <w:style w:type="paragraph" w:customStyle="1" w:styleId="11">
     <w:name w:val="Строгий1"/>
     <w:qFormat/>
     <w:rPr>
@@ -8731,7 +13238,7 @@
       <w:szCs w:val="20"/>
     </w:rPr>
   </w:style>
-  <w:style w:type="paragraph" w:styleId="11">
+  <w:style w:type="paragraph" w:styleId="12">
     <w:name w:val="toc 1"/>
     <w:basedOn w:val="a"/>
     <w:next w:val="a"/>
@@ -8765,6 +13272,19 @@
     <w:rPr>
       <w:b/>
       <w:bCs/>
+    </w:rPr>
+  </w:style>
+  <w:style w:type="character" w:customStyle="1" w:styleId="10">
+    <w:name w:val="Заголовок 1 Знак"/>
+    <w:basedOn w:val="a0"/>
+    <w:link w:val="1"/>
+    <w:uiPriority w:val="9"/>
+    <w:rsid w:val="00B63836"/>
+    <w:rPr>
+      <w:b/>
+      <w:bCs/>
+      <w:sz w:val="32"/>
+      <w:szCs w:val="32"/>
     </w:rPr>
   </w:style>
 </w:styles>
